--- a/Informe_QA_Simulacion_Intensiva_1_Mes_SPGLaravel.docx
+++ b/Informe_QA_Simulacion_Intensiva_1_Mes_SPGLaravel.docx
@@ -29234,16 +29234,18 @@
           <w:sz w:val="19"/>
           <w:szCs w:val="19"/>
         </w:rPr>
-        <w:t xml:space="preserve">Cómo reproducirlo. </w:t>
-      </w:r>
-      <w:r>
-        <w:rPr>
-          <w:rFonts w:ascii="Calibri" w:cs="Calibri" w:eastAsia="Calibri" w:hAnsi="Calibri"/>
-          <w:color w:val="3A3733"/>
+        <w:t xml:space="preserve">Estado. </w:t>
+      </w:r>
+      <w:r>
+        <w:rPr>
+          <w:rFonts w:ascii="Calibri" w:cs="Calibri" w:eastAsia="Calibri" w:hAnsi="Calibri"/>
+          <w:b/>
+          <w:bCs/>
+          <w:color w:val="2F5D2F"/>
           <w:sz w:val="19"/>
           <w:szCs w:val="19"/>
         </w:rPr>
-        <w:t xml:space="preserve">Entrar con cualquier cuenta con permiso `inventario.compras`, elegir sucursal y abrir Inventario → Compras → Nueva compra. Error de MariaDB 1054: «Unknown column 'producto.id_sucursal' in 'where clause'».</w:t>
+        <w:t xml:space="preserve">CORREGIDO en 7.36.3 — «Nueva compra» vuelve a dibujarse (HTTP 200), verificado contra la base de la simulación. Entra a la lista de pantallas que la batería abre, que es donde faltaba.</w:t>
       </w:r>
     </w:p>
     <w:p>
@@ -29259,6 +29261,31 @@
           <w:sz w:val="19"/>
           <w:szCs w:val="19"/>
         </w:rPr>
+        <w:t xml:space="preserve">Cómo reproducirlo. </w:t>
+      </w:r>
+      <w:r>
+        <w:rPr>
+          <w:rFonts w:ascii="Calibri" w:cs="Calibri" w:eastAsia="Calibri" w:hAnsi="Calibri"/>
+          <w:color w:val="3A3733"/>
+          <w:sz w:val="19"/>
+          <w:szCs w:val="19"/>
+        </w:rPr>
+        <w:t xml:space="preserve">Entrar con cualquier cuenta con permiso `inventario.compras`, elegir sucursal y abrir Inventario → Compras → Nueva compra. Error de MariaDB 1054: «Unknown column 'producto.id_sucursal' in 'where clause'».</w:t>
+      </w:r>
+    </w:p>
+    <w:p>
+      <w:pPr>
+        <w:spacing w:after="110" w:line="278"/>
+      </w:pPr>
+      <w:r>
+        <w:rPr>
+          <w:rFonts w:ascii="Calibri" w:cs="Calibri" w:eastAsia="Calibri" w:hAnsi="Calibri"/>
+          <w:b/>
+          <w:bCs/>
+          <w:color w:val="3A3733"/>
+          <w:sz w:val="19"/>
+          <w:szCs w:val="19"/>
+        </w:rPr>
         <w:t xml:space="preserve">Impacto. </w:t>
       </w:r>
       <w:r>
@@ -29446,16 +29473,18 @@
           <w:sz w:val="19"/>
           <w:szCs w:val="19"/>
         </w:rPr>
-        <w:t xml:space="preserve">Cómo reproducirlo. </w:t>
-      </w:r>
-      <w:r>
-        <w:rPr>
-          <w:rFonts w:ascii="Calibri" w:cs="Calibri" w:eastAsia="Calibri" w:hAnsi="Calibri"/>
-          <w:color w:val="3A3733"/>
+        <w:t xml:space="preserve">Estado. </w:t>
+      </w:r>
+      <w:r>
+        <w:rPr>
+          <w:rFonts w:ascii="Calibri" w:cs="Calibri" w:eastAsia="Calibri" w:hAnsi="Calibri"/>
+          <w:b/>
+          <w:bCs/>
+          <w:color w:val="2F5D2F"/>
           <w:sz w:val="19"/>
           <w:szCs w:val="19"/>
         </w:rPr>
-        <w:t xml:space="preserve">Una cuenta asignada a dos sucursales abre la caja en ambas. Trabajando en el local con más efectivo, registrar un pago a proveedor en efectivo mayor al saldo del OTRO local. Evidencia: caja #19 (sucursal 2), monto inicial Gs. 150.000, pago a proveedor #2 en efectivo por Gs. 1.150.000 aplicado, saldo final Gs. -1.000.000.</w:t>
+        <w:t xml:space="preserve">CORREGIDO en 7.36.3 — las tres rutinas deducen la sucursal de su propio documento. Verificado: con dos cajas abiertas por la misma persona, la seña entró a la del local de la cita y no a la abierta después en el otro.</w:t>
       </w:r>
     </w:p>
     <w:p>
@@ -29471,6 +29500,31 @@
           <w:sz w:val="19"/>
           <w:szCs w:val="19"/>
         </w:rPr>
+        <w:t xml:space="preserve">Cómo reproducirlo. </w:t>
+      </w:r>
+      <w:r>
+        <w:rPr>
+          <w:rFonts w:ascii="Calibri" w:cs="Calibri" w:eastAsia="Calibri" w:hAnsi="Calibri"/>
+          <w:color w:val="3A3733"/>
+          <w:sz w:val="19"/>
+          <w:szCs w:val="19"/>
+        </w:rPr>
+        <w:t xml:space="preserve">Una cuenta asignada a dos sucursales abre la caja en ambas. Trabajando en el local con más efectivo, registrar un pago a proveedor en efectivo mayor al saldo del OTRO local. Evidencia: caja #19 (sucursal 2), monto inicial Gs. 150.000, pago a proveedor #2 en efectivo por Gs. 1.150.000 aplicado, saldo final Gs. -1.000.000.</w:t>
+      </w:r>
+    </w:p>
+    <w:p>
+      <w:pPr>
+        <w:spacing w:after="110" w:line="278"/>
+      </w:pPr>
+      <w:r>
+        <w:rPr>
+          <w:rFonts w:ascii="Calibri" w:cs="Calibri" w:eastAsia="Calibri" w:hAnsi="Calibri"/>
+          <w:b/>
+          <w:bCs/>
+          <w:color w:val="3A3733"/>
+          <w:sz w:val="19"/>
+          <w:szCs w:val="19"/>
+        </w:rPr>
         <w:t xml:space="preserve">Impacto. </w:t>
       </w:r>
       <w:r>
@@ -29643,6 +29697,33 @@
           <w:szCs w:val="19"/>
         </w:rPr>
         <w:t xml:space="preserve">Consecuencia esperable de la 7.33.0, con el mensaje incompleto.</w:t>
+      </w:r>
+    </w:p>
+    <w:p>
+      <w:pPr>
+        <w:spacing w:after="110" w:line="278"/>
+      </w:pPr>
+      <w:r>
+        <w:rPr>
+          <w:rFonts w:ascii="Calibri" w:cs="Calibri" w:eastAsia="Calibri" w:hAnsi="Calibri"/>
+          <w:b/>
+          <w:bCs/>
+          <w:color w:val="3A3733"/>
+          <w:sz w:val="19"/>
+          <w:szCs w:val="19"/>
+        </w:rPr>
+        <w:t xml:space="preserve">Estado. </w:t>
+      </w:r>
+      <w:r>
+        <w:rPr>
+          <w:rFonts w:ascii="Calibri" w:cs="Calibri" w:eastAsia="Calibri" w:hAnsi="Calibri"/>
+          <w:b/>
+          <w:bCs/>
+          <w:color w:val="2F5D2F"/>
+          <w:sz w:val="19"/>
+          <w:szCs w:val="19"/>
+        </w:rPr>
+        <w:t xml:space="preserve">CORREGIDO en 7.36.3 — el aviso ya no dice «no hay stock»: nombra el camino para traer el producto a la sucursal.</w:t>
       </w:r>
     </w:p>
     <w:p>
@@ -30278,6 +30359,24 @@
           <w:szCs w:val="19"/>
         </w:rPr>
         <w:t xml:space="preserve">· La caja del local nuevo no abría por CJ-04, corregido durante la corrida a pedido del usuario (versión 7.36.2) para que el multisucursal pudiera probarse de verdad.</w:t>
+      </w:r>
+    </w:p>
+    <w:p>
+      <w:pPr>
+        <w:spacing w:after="110" w:before="0" w:line="278"/>
+      </w:pPr>
+      <w:r>
+        <w:rPr>
+          <w:rFonts w:ascii="Calibri" w:cs="Calibri" w:eastAsia="Calibri" w:hAnsi="Calibri"/>
+          <w:b w:val="false"/>
+          <w:bCs w:val="false"/>
+          <w:i w:val="false"/>
+          <w:iCs w:val="false"/>
+          <w:color w:val="3A3733"/>
+          <w:sz w:val="19"/>
+          <w:szCs w:val="19"/>
+        </w:rPr>
+        <w:t xml:space="preserve">· Los tres hallazgos se corrigieron a pedido del usuario una vez cerrada la corrida (versión 7.36.3) y se verificaron contra la propia base de la simulación. La batería pasa de 89 a 91 pruebas.</w:t>
       </w:r>
     </w:p>
     <w:p>

--- a/Informe_QA_Simulacion_Intensiva_1_Mes_SPGLaravel.docx
+++ b/Informe_QA_Simulacion_Intensiva_1_Mes_SPGLaravel.docx
@@ -271,7 +271,7 @@
                 <w:sz w:val="19"/>
                 <w:szCs w:val="19"/>
               </w:rPr>
-              <w:t xml:space="preserve">7.36.1 — 17/08/2026</w:t>
+              <w:t xml:space="preserve">7.36.4 — 17/08/2026 (corrida de verificación)</w:t>
             </w:r>
           </w:p>
         </w:tc>
@@ -565,7 +565,7 @@
                 <w:sz w:val="19"/>
                 <w:szCs w:val="19"/>
               </w:rPr>
-              <w:t xml:space="preserve">7.749 peticiones HTTP reales</w:t>
+              <w:t xml:space="preserve">7.127 peticiones HTTP reales</w:t>
             </w:r>
           </w:p>
         </w:tc>
@@ -621,11 +621,11 @@
                 <w:rFonts w:ascii="Calibri" w:cs="Calibri" w:eastAsia="Calibri" w:hAnsi="Calibri"/>
                 <w:b/>
                 <w:bCs/>
-                <w:color w:val="993535"/>
+                <w:color w:val="A35A21"/>
                 <w:sz w:val="19"/>
                 <w:szCs w:val="19"/>
               </w:rPr>
-              <w:t xml:space="preserve">NO APTO</w:t>
+              <w:t xml:space="preserve">APTO</w:t>
             </w:r>
           </w:p>
         </w:tc>
@@ -740,7 +740,7 @@
           <w:sz w:val="20"/>
           <w:szCs w:val="20"/>
         </w:rPr>
-        <w:t xml:space="preserve">versión 7.36.1</w:t>
+        <w:t xml:space="preserve">versión 7.36.4</w:t>
       </w:r>
       <w:r>
         <w:rPr>
@@ -870,7 +870,7 @@
           <w:sz w:val="20"/>
           <w:szCs w:val="20"/>
         </w:rPr>
-        <w:t xml:space="preserve">7.749 peticiones</w:t>
+        <w:t xml:space="preserve">7.127 peticiones</w:t>
       </w:r>
       <w:r>
         <w:rPr>
@@ -910,7 +910,7 @@
           <w:sz w:val="20"/>
           <w:szCs w:val="20"/>
         </w:rPr>
-        <w:t xml:space="preserve">23 escenarios de concurrencia real</w:t>
+        <w:t xml:space="preserve">17 escenarios de concurrencia real</w:t>
       </w:r>
       <w:r>
         <w:rPr>
@@ -930,7 +930,7 @@
           <w:sz w:val="20"/>
           <w:szCs w:val="20"/>
         </w:rPr>
-        <w:t xml:space="preserve">279 comprobaciones de invariantes</w:t>
+        <w:t xml:space="preserve">259 comprobaciones de invariantes</w:t>
       </w:r>
       <w:r>
         <w:rPr>
@@ -1151,7 +1151,7 @@
                 <w:sz w:val="18"/>
                 <w:szCs w:val="18"/>
               </w:rPr>
-              <w:t xml:space="preserve">7.749</w:t>
+              <w:t xml:space="preserve">7.127</w:t>
             </w:r>
           </w:p>
         </w:tc>
@@ -1205,129 +1205,11 @@
                 <w:rFonts w:ascii="Calibri" w:cs="Calibri" w:eastAsia="Calibri" w:hAnsi="Calibri"/>
                 <w:b/>
                 <w:bCs/>
-                <w:color w:val="993535"/>
-                <w:sz w:val="18"/>
-                <w:szCs w:val="18"/>
-              </w:rPr>
-              <w:t xml:space="preserve">7</w:t>
-            </w:r>
-          </w:p>
-        </w:tc>
-      </w:tr>
-      <w:tr>
-        <w:tc>
-          <w:tcPr>
-            <w:tcW w:type="dxa" w:w="5200"/>
-            <w:shd w:fill="F7F5F2" w:color="auto" w:val="clear"/>
-            <w:tcMar>
-              <w:top w:type="dxa" w:w="68"/>
-              <w:left w:type="dxa" w:w="110"/>
-              <w:bottom w:type="dxa" w:w="68"/>
-              <w:right w:type="dxa" w:w="110"/>
-            </w:tcMar>
-          </w:tcPr>
-          <w:p>
-            <w:pPr>
-              <w:spacing w:after="0" w:line="242"/>
-              <w:jc w:val="left"/>
-            </w:pPr>
-            <w:r>
-              <w:rPr>
-                <w:rFonts w:ascii="Calibri" w:cs="Calibri" w:eastAsia="Calibri" w:hAnsi="Calibri"/>
-                <w:b w:val="false"/>
-                <w:bCs w:val="false"/>
-                <w:color w:val="3A3733"/>
-                <w:sz w:val="18"/>
-                <w:szCs w:val="18"/>
-              </w:rPr>
-              <w:t xml:space="preserve">Comprobaciones de invariantes</w:t>
-            </w:r>
-          </w:p>
-        </w:tc>
-        <w:tc>
-          <w:tcPr>
-            <w:tcW w:type="dxa" w:w="3820"/>
-            <w:shd w:fill="F7F5F2" w:color="auto" w:val="clear"/>
-            <w:tcMar>
-              <w:top w:type="dxa" w:w="68"/>
-              <w:left w:type="dxa" w:w="110"/>
-              <w:bottom w:type="dxa" w:w="68"/>
-              <w:right w:type="dxa" w:w="110"/>
-            </w:tcMar>
-          </w:tcPr>
-          <w:p>
-            <w:pPr>
-              <w:spacing w:after="0" w:line="242"/>
-              <w:jc w:val="center"/>
-            </w:pPr>
-            <w:r>
-              <w:rPr>
-                <w:rFonts w:ascii="Calibri" w:cs="Calibri" w:eastAsia="Calibri" w:hAnsi="Calibri"/>
-                <w:b w:val="false"/>
-                <w:bCs w:val="false"/>
-                <w:color w:val="3A3733"/>
-                <w:sz w:val="18"/>
-                <w:szCs w:val="18"/>
-              </w:rPr>
-              <w:t xml:space="preserve">279</w:t>
-            </w:r>
-          </w:p>
-        </w:tc>
-      </w:tr>
-      <w:tr>
-        <w:tc>
-          <w:tcPr>
-            <w:tcW w:type="dxa" w:w="5200"/>
-            <w:tcMar>
-              <w:top w:type="dxa" w:w="68"/>
-              <w:left w:type="dxa" w:w="110"/>
-              <w:bottom w:type="dxa" w:w="68"/>
-              <w:right w:type="dxa" w:w="110"/>
-            </w:tcMar>
-          </w:tcPr>
-          <w:p>
-            <w:pPr>
-              <w:spacing w:after="0" w:line="242"/>
-              <w:jc w:val="left"/>
-            </w:pPr>
-            <w:r>
-              <w:rPr>
-                <w:rFonts w:ascii="Calibri" w:cs="Calibri" w:eastAsia="Calibri" w:hAnsi="Calibri"/>
-                <w:b w:val="false"/>
-                <w:bCs w:val="false"/>
-                <w:color w:val="3A3733"/>
-                <w:sz w:val="18"/>
-                <w:szCs w:val="18"/>
-              </w:rPr>
-              <w:t xml:space="preserve">Comprobaciones superadas (PASS)</w:t>
-            </w:r>
-          </w:p>
-        </w:tc>
-        <w:tc>
-          <w:tcPr>
-            <w:tcW w:type="dxa" w:w="3820"/>
-            <w:tcMar>
-              <w:top w:type="dxa" w:w="68"/>
-              <w:left w:type="dxa" w:w="110"/>
-              <w:bottom w:type="dxa" w:w="68"/>
-              <w:right w:type="dxa" w:w="110"/>
-            </w:tcMar>
-          </w:tcPr>
-          <w:p>
-            <w:pPr>
-              <w:spacing w:after="0" w:line="242"/>
-              <w:jc w:val="center"/>
-            </w:pPr>
-            <w:r>
-              <w:rPr>
-                <w:rFonts w:ascii="Calibri" w:cs="Calibri" w:eastAsia="Calibri" w:hAnsi="Calibri"/>
-                <w:b w:val="false"/>
-                <w:bCs w:val="false"/>
                 <w:color w:val="2F5D2F"/>
                 <w:sz w:val="18"/>
                 <w:szCs w:val="18"/>
               </w:rPr>
-              <w:t xml:space="preserve">255</w:t>
+              <w:t xml:space="preserve">0</w:t>
             </w:r>
           </w:p>
         </w:tc>
@@ -1358,7 +1240,7 @@
                 <w:sz w:val="18"/>
                 <w:szCs w:val="18"/>
               </w:rPr>
-              <w:t xml:space="preserve">Porcentaje de éxito</w:t>
+              <w:t xml:space="preserve">Comprobaciones de invariantes</w:t>
             </w:r>
           </w:p>
         </w:tc>
@@ -1381,13 +1263,13 @@
             <w:r>
               <w:rPr>
                 <w:rFonts w:ascii="Calibri" w:cs="Calibri" w:eastAsia="Calibri" w:hAnsi="Calibri"/>
-                <w:b/>
-                <w:bCs/>
+                <w:b w:val="false"/>
+                <w:bCs w:val="false"/>
                 <w:color w:val="3A3733"/>
                 <w:sz w:val="18"/>
                 <w:szCs w:val="18"/>
               </w:rPr>
-              <w:t xml:space="preserve">91,4 %</w:t>
+              <w:t xml:space="preserve">259</w:t>
             </w:r>
           </w:p>
         </w:tc>
@@ -1417,125 +1299,7 @@
                 <w:sz w:val="18"/>
                 <w:szCs w:val="18"/>
               </w:rPr>
-              <w:t xml:space="preserve">Defectos distintos encontrados</w:t>
-            </w:r>
-          </w:p>
-        </w:tc>
-        <w:tc>
-          <w:tcPr>
-            <w:tcW w:type="dxa" w:w="3820"/>
-            <w:tcMar>
-              <w:top w:type="dxa" w:w="68"/>
-              <w:left w:type="dxa" w:w="110"/>
-              <w:bottom w:type="dxa" w:w="68"/>
-              <w:right w:type="dxa" w:w="110"/>
-            </w:tcMar>
-          </w:tcPr>
-          <w:p>
-            <w:pPr>
-              <w:spacing w:after="0" w:line="242"/>
-              <w:jc w:val="center"/>
-            </w:pPr>
-            <w:r>
-              <w:rPr>
-                <w:rFonts w:ascii="Calibri" w:cs="Calibri" w:eastAsia="Calibri" w:hAnsi="Calibri"/>
-                <w:b/>
-                <w:bCs/>
-                <w:color w:val="3A3733"/>
-                <w:sz w:val="18"/>
-                <w:szCs w:val="18"/>
-              </w:rPr>
-              <w:t xml:space="preserve">12</w:t>
-            </w:r>
-          </w:p>
-        </w:tc>
-      </w:tr>
-      <w:tr>
-        <w:tc>
-          <w:tcPr>
-            <w:tcW w:type="dxa" w:w="5200"/>
-            <w:shd w:fill="F7F5F2" w:color="auto" w:val="clear"/>
-            <w:tcMar>
-              <w:top w:type="dxa" w:w="68"/>
-              <w:left w:type="dxa" w:w="110"/>
-              <w:bottom w:type="dxa" w:w="68"/>
-              <w:right w:type="dxa" w:w="110"/>
-            </w:tcMar>
-          </w:tcPr>
-          <w:p>
-            <w:pPr>
-              <w:spacing w:after="0" w:line="242"/>
-              <w:jc w:val="left"/>
-            </w:pPr>
-            <w:r>
-              <w:rPr>
-                <w:rFonts w:ascii="Calibri" w:cs="Calibri" w:eastAsia="Calibri" w:hAnsi="Calibri"/>
-                <w:b w:val="false"/>
-                <w:bCs w:val="false"/>
-                <w:color w:val="3A3733"/>
-                <w:sz w:val="18"/>
-                <w:szCs w:val="18"/>
-              </w:rPr>
-              <w:t xml:space="preserve">— Críticos</w:t>
-            </w:r>
-          </w:p>
-        </w:tc>
-        <w:tc>
-          <w:tcPr>
-            <w:tcW w:type="dxa" w:w="3820"/>
-            <w:shd w:fill="F7F5F2" w:color="auto" w:val="clear"/>
-            <w:tcMar>
-              <w:top w:type="dxa" w:w="68"/>
-              <w:left w:type="dxa" w:w="110"/>
-              <w:bottom w:type="dxa" w:w="68"/>
-              <w:right w:type="dxa" w:w="110"/>
-            </w:tcMar>
-          </w:tcPr>
-          <w:p>
-            <w:pPr>
-              <w:spacing w:after="0" w:line="242"/>
-              <w:jc w:val="center"/>
-            </w:pPr>
-            <w:r>
-              <w:rPr>
-                <w:rFonts w:ascii="Calibri" w:cs="Calibri" w:eastAsia="Calibri" w:hAnsi="Calibri"/>
-                <w:b/>
-                <w:bCs/>
-                <w:color w:val="993535"/>
-                <w:sz w:val="18"/>
-                <w:szCs w:val="18"/>
-              </w:rPr>
-              <w:t xml:space="preserve">2</w:t>
-            </w:r>
-          </w:p>
-        </w:tc>
-      </w:tr>
-      <w:tr>
-        <w:tc>
-          <w:tcPr>
-            <w:tcW w:type="dxa" w:w="5200"/>
-            <w:tcMar>
-              <w:top w:type="dxa" w:w="68"/>
-              <w:left w:type="dxa" w:w="110"/>
-              <w:bottom w:type="dxa" w:w="68"/>
-              <w:right w:type="dxa" w:w="110"/>
-            </w:tcMar>
-          </w:tcPr>
-          <w:p>
-            <w:pPr>
-              <w:spacing w:after="0" w:line="242"/>
-              <w:jc w:val="left"/>
-            </w:pPr>
-            <w:r>
-              <w:rPr>
-                <w:rFonts w:ascii="Calibri" w:cs="Calibri" w:eastAsia="Calibri" w:hAnsi="Calibri"/>
-                <w:b w:val="false"/>
-                <w:bCs w:val="false"/>
-                <w:color w:val="3A3733"/>
-                <w:sz w:val="18"/>
-                <w:szCs w:val="18"/>
-              </w:rPr>
-              <w:t xml:space="preserve">— Altos</w:t>
+              <w:t xml:space="preserve">Comprobaciones superadas (PASS)</w:t>
             </w:r>
           </w:p>
         </w:tc>
@@ -1563,6 +1327,242 @@
                 <w:sz w:val="18"/>
                 <w:szCs w:val="18"/>
               </w:rPr>
+              <w:t xml:space="preserve">250</w:t>
+            </w:r>
+          </w:p>
+        </w:tc>
+      </w:tr>
+      <w:tr>
+        <w:tc>
+          <w:tcPr>
+            <w:tcW w:type="dxa" w:w="5200"/>
+            <w:shd w:fill="F7F5F2" w:color="auto" w:val="clear"/>
+            <w:tcMar>
+              <w:top w:type="dxa" w:w="68"/>
+              <w:left w:type="dxa" w:w="110"/>
+              <w:bottom w:type="dxa" w:w="68"/>
+              <w:right w:type="dxa" w:w="110"/>
+            </w:tcMar>
+          </w:tcPr>
+          <w:p>
+            <w:pPr>
+              <w:spacing w:after="0" w:line="242"/>
+              <w:jc w:val="left"/>
+            </w:pPr>
+            <w:r>
+              <w:rPr>
+                <w:rFonts w:ascii="Calibri" w:cs="Calibri" w:eastAsia="Calibri" w:hAnsi="Calibri"/>
+                <w:b w:val="false"/>
+                <w:bCs w:val="false"/>
+                <w:color w:val="3A3733"/>
+                <w:sz w:val="18"/>
+                <w:szCs w:val="18"/>
+              </w:rPr>
+              <w:t xml:space="preserve">Porcentaje de éxito</w:t>
+            </w:r>
+          </w:p>
+        </w:tc>
+        <w:tc>
+          <w:tcPr>
+            <w:tcW w:type="dxa" w:w="3820"/>
+            <w:shd w:fill="F7F5F2" w:color="auto" w:val="clear"/>
+            <w:tcMar>
+              <w:top w:type="dxa" w:w="68"/>
+              <w:left w:type="dxa" w:w="110"/>
+              <w:bottom w:type="dxa" w:w="68"/>
+              <w:right w:type="dxa" w:w="110"/>
+            </w:tcMar>
+          </w:tcPr>
+          <w:p>
+            <w:pPr>
+              <w:spacing w:after="0" w:line="242"/>
+              <w:jc w:val="center"/>
+            </w:pPr>
+            <w:r>
+              <w:rPr>
+                <w:rFonts w:ascii="Calibri" w:cs="Calibri" w:eastAsia="Calibri" w:hAnsi="Calibri"/>
+                <w:b/>
+                <w:bCs/>
+                <w:color w:val="3A3733"/>
+                <w:sz w:val="18"/>
+                <w:szCs w:val="18"/>
+              </w:rPr>
+              <w:t xml:space="preserve">96,53 %</w:t>
+            </w:r>
+          </w:p>
+        </w:tc>
+      </w:tr>
+      <w:tr>
+        <w:tc>
+          <w:tcPr>
+            <w:tcW w:type="dxa" w:w="5200"/>
+            <w:tcMar>
+              <w:top w:type="dxa" w:w="68"/>
+              <w:left w:type="dxa" w:w="110"/>
+              <w:bottom w:type="dxa" w:w="68"/>
+              <w:right w:type="dxa" w:w="110"/>
+            </w:tcMar>
+          </w:tcPr>
+          <w:p>
+            <w:pPr>
+              <w:spacing w:after="0" w:line="242"/>
+              <w:jc w:val="left"/>
+            </w:pPr>
+            <w:r>
+              <w:rPr>
+                <w:rFonts w:ascii="Calibri" w:cs="Calibri" w:eastAsia="Calibri" w:hAnsi="Calibri"/>
+                <w:b w:val="false"/>
+                <w:bCs w:val="false"/>
+                <w:color w:val="3A3733"/>
+                <w:sz w:val="18"/>
+                <w:szCs w:val="18"/>
+              </w:rPr>
+              <w:t xml:space="preserve">Defectos distintos encontrados</w:t>
+            </w:r>
+          </w:p>
+        </w:tc>
+        <w:tc>
+          <w:tcPr>
+            <w:tcW w:type="dxa" w:w="3820"/>
+            <w:tcMar>
+              <w:top w:type="dxa" w:w="68"/>
+              <w:left w:type="dxa" w:w="110"/>
+              <w:bottom w:type="dxa" w:w="68"/>
+              <w:right w:type="dxa" w:w="110"/>
+            </w:tcMar>
+          </w:tcPr>
+          <w:p>
+            <w:pPr>
+              <w:spacing w:after="0" w:line="242"/>
+              <w:jc w:val="center"/>
+            </w:pPr>
+            <w:r>
+              <w:rPr>
+                <w:rFonts w:ascii="Calibri" w:cs="Calibri" w:eastAsia="Calibri" w:hAnsi="Calibri"/>
+                <w:b/>
+                <w:bCs/>
+                <w:color w:val="3A3733"/>
+                <w:sz w:val="18"/>
+                <w:szCs w:val="18"/>
+              </w:rPr>
+              <w:t xml:space="preserve">6</w:t>
+            </w:r>
+          </w:p>
+        </w:tc>
+      </w:tr>
+      <w:tr>
+        <w:tc>
+          <w:tcPr>
+            <w:tcW w:type="dxa" w:w="5200"/>
+            <w:shd w:fill="F7F5F2" w:color="auto" w:val="clear"/>
+            <w:tcMar>
+              <w:top w:type="dxa" w:w="68"/>
+              <w:left w:type="dxa" w:w="110"/>
+              <w:bottom w:type="dxa" w:w="68"/>
+              <w:right w:type="dxa" w:w="110"/>
+            </w:tcMar>
+          </w:tcPr>
+          <w:p>
+            <w:pPr>
+              <w:spacing w:after="0" w:line="242"/>
+              <w:jc w:val="left"/>
+            </w:pPr>
+            <w:r>
+              <w:rPr>
+                <w:rFonts w:ascii="Calibri" w:cs="Calibri" w:eastAsia="Calibri" w:hAnsi="Calibri"/>
+                <w:b w:val="false"/>
+                <w:bCs w:val="false"/>
+                <w:color w:val="3A3733"/>
+                <w:sz w:val="18"/>
+                <w:szCs w:val="18"/>
+              </w:rPr>
+              <w:t xml:space="preserve">— Críticos</w:t>
+            </w:r>
+          </w:p>
+        </w:tc>
+        <w:tc>
+          <w:tcPr>
+            <w:tcW w:type="dxa" w:w="3820"/>
+            <w:shd w:fill="F7F5F2" w:color="auto" w:val="clear"/>
+            <w:tcMar>
+              <w:top w:type="dxa" w:w="68"/>
+              <w:left w:type="dxa" w:w="110"/>
+              <w:bottom w:type="dxa" w:w="68"/>
+              <w:right w:type="dxa" w:w="110"/>
+            </w:tcMar>
+          </w:tcPr>
+          <w:p>
+            <w:pPr>
+              <w:spacing w:after="0" w:line="242"/>
+              <w:jc w:val="center"/>
+            </w:pPr>
+            <w:r>
+              <w:rPr>
+                <w:rFonts w:ascii="Calibri" w:cs="Calibri" w:eastAsia="Calibri" w:hAnsi="Calibri"/>
+                <w:b/>
+                <w:bCs/>
+                <w:color w:val="2F5D2F"/>
+                <w:sz w:val="18"/>
+                <w:szCs w:val="18"/>
+              </w:rPr>
+              <w:t xml:space="preserve">0</w:t>
+            </w:r>
+          </w:p>
+        </w:tc>
+      </w:tr>
+      <w:tr>
+        <w:tc>
+          <w:tcPr>
+            <w:tcW w:type="dxa" w:w="5200"/>
+            <w:tcMar>
+              <w:top w:type="dxa" w:w="68"/>
+              <w:left w:type="dxa" w:w="110"/>
+              <w:bottom w:type="dxa" w:w="68"/>
+              <w:right w:type="dxa" w:w="110"/>
+            </w:tcMar>
+          </w:tcPr>
+          <w:p>
+            <w:pPr>
+              <w:spacing w:after="0" w:line="242"/>
+              <w:jc w:val="left"/>
+            </w:pPr>
+            <w:r>
+              <w:rPr>
+                <w:rFonts w:ascii="Calibri" w:cs="Calibri" w:eastAsia="Calibri" w:hAnsi="Calibri"/>
+                <w:b w:val="false"/>
+                <w:bCs w:val="false"/>
+                <w:color w:val="3A3733"/>
+                <w:sz w:val="18"/>
+                <w:szCs w:val="18"/>
+              </w:rPr>
+              <w:t xml:space="preserve">— Altos</w:t>
+            </w:r>
+          </w:p>
+        </w:tc>
+        <w:tc>
+          <w:tcPr>
+            <w:tcW w:type="dxa" w:w="3820"/>
+            <w:tcMar>
+              <w:top w:type="dxa" w:w="68"/>
+              <w:left w:type="dxa" w:w="110"/>
+              <w:bottom w:type="dxa" w:w="68"/>
+              <w:right w:type="dxa" w:w="110"/>
+            </w:tcMar>
+          </w:tcPr>
+          <w:p>
+            <w:pPr>
+              <w:spacing w:after="0" w:line="242"/>
+              <w:jc w:val="center"/>
+            </w:pPr>
+            <w:r>
+              <w:rPr>
+                <w:rFonts w:ascii="Calibri" w:cs="Calibri" w:eastAsia="Calibri" w:hAnsi="Calibri"/>
+                <w:b w:val="false"/>
+                <w:bCs w:val="false"/>
+                <w:color w:val="2F5D2F"/>
+                <w:sz w:val="18"/>
+                <w:szCs w:val="18"/>
+              </w:rPr>
               <w:t xml:space="preserve">0</w:t>
             </w:r>
           </w:p>
@@ -1623,7 +1623,7 @@
                 <w:sz w:val="18"/>
                 <w:szCs w:val="18"/>
               </w:rPr>
-              <w:t xml:space="preserve">2</w:t>
+              <w:t xml:space="preserve">1</w:t>
             </w:r>
           </w:p>
         </w:tc>
@@ -2156,7 +2156,7 @@
                 <w:sz w:val="17"/>
                 <w:szCs w:val="17"/>
               </w:rPr>
-              <w:t xml:space="preserve">353</w:t>
+              <w:t xml:space="preserve">323</w:t>
             </w:r>
           </w:p>
         </w:tc>
@@ -2184,7 +2184,7 @@
                 <w:sz w:val="17"/>
                 <w:szCs w:val="17"/>
               </w:rPr>
-              <w:t xml:space="preserve">353</w:t>
+              <w:t xml:space="preserve">323</w:t>
             </w:r>
           </w:p>
         </w:tc>
@@ -2273,7 +2273,7 @@
                 <w:sz w:val="17"/>
                 <w:szCs w:val="17"/>
               </w:rPr>
-              <w:t xml:space="preserve">238</w:t>
+              <w:t xml:space="preserve">228</w:t>
             </w:r>
           </w:p>
         </w:tc>
@@ -2302,7 +2302,7 @@
                 <w:sz w:val="17"/>
                 <w:szCs w:val="17"/>
               </w:rPr>
-              <w:t xml:space="preserve">238</w:t>
+              <w:t xml:space="preserve">228</w:t>
             </w:r>
           </w:p>
         </w:tc>
@@ -2388,7 +2388,7 @@
                 <w:sz w:val="17"/>
                 <w:szCs w:val="17"/>
               </w:rPr>
-              <w:t xml:space="preserve">189</w:t>
+              <w:t xml:space="preserve">170</w:t>
             </w:r>
           </w:p>
         </w:tc>
@@ -2416,7 +2416,7 @@
                 <w:sz w:val="17"/>
                 <w:szCs w:val="17"/>
               </w:rPr>
-              <w:t xml:space="preserve">189</w:t>
+              <w:t xml:space="preserve">170</w:t>
             </w:r>
           </w:p>
         </w:tc>
@@ -2505,7 +2505,7 @@
                 <w:sz w:val="17"/>
                 <w:szCs w:val="17"/>
               </w:rPr>
-              <w:t xml:space="preserve">268</w:t>
+              <w:t xml:space="preserve">243</w:t>
             </w:r>
           </w:p>
         </w:tc>
@@ -2534,7 +2534,7 @@
                 <w:sz w:val="17"/>
                 <w:szCs w:val="17"/>
               </w:rPr>
-              <w:t xml:space="preserve">268</w:t>
+              <w:t xml:space="preserve">243</w:t>
             </w:r>
           </w:p>
         </w:tc>
@@ -2620,7 +2620,7 @@
                 <w:sz w:val="17"/>
                 <w:szCs w:val="17"/>
               </w:rPr>
-              <w:t xml:space="preserve">51</w:t>
+              <w:t xml:space="preserve">48</w:t>
             </w:r>
           </w:p>
         </w:tc>
@@ -2648,7 +2648,7 @@
                 <w:sz w:val="17"/>
                 <w:szCs w:val="17"/>
               </w:rPr>
-              <w:t xml:space="preserve">51</w:t>
+              <w:t xml:space="preserve">48</w:t>
             </w:r>
           </w:p>
         </w:tc>
@@ -2737,7 +2737,7 @@
                 <w:sz w:val="17"/>
                 <w:szCs w:val="17"/>
               </w:rPr>
-              <w:t xml:space="preserve">431</w:t>
+              <w:t xml:space="preserve">443</w:t>
             </w:r>
           </w:p>
         </w:tc>
@@ -2766,7 +2766,7 @@
                 <w:sz w:val="17"/>
                 <w:szCs w:val="17"/>
               </w:rPr>
-              <w:t xml:space="preserve">431</w:t>
+              <w:t xml:space="preserve">443</w:t>
             </w:r>
           </w:p>
         </w:tc>
@@ -2852,7 +2852,7 @@
                 <w:sz w:val="17"/>
                 <w:szCs w:val="17"/>
               </w:rPr>
-              <w:t xml:space="preserve">2.647</w:t>
+              <w:t xml:space="preserve">2.407</w:t>
             </w:r>
           </w:p>
         </w:tc>
@@ -2880,7 +2880,7 @@
                 <w:sz w:val="17"/>
                 <w:szCs w:val="17"/>
               </w:rPr>
-              <w:t xml:space="preserve">2.647</w:t>
+              <w:t xml:space="preserve">2.407</w:t>
             </w:r>
           </w:p>
         </w:tc>
@@ -2969,7 +2969,7 @@
                 <w:sz w:val="17"/>
                 <w:szCs w:val="17"/>
               </w:rPr>
-              <w:t xml:space="preserve">652</w:t>
+              <w:t xml:space="preserve">599</w:t>
             </w:r>
           </w:p>
         </w:tc>
@@ -2998,7 +2998,7 @@
                 <w:sz w:val="17"/>
                 <w:szCs w:val="17"/>
               </w:rPr>
-              <w:t xml:space="preserve">652</w:t>
+              <w:t xml:space="preserve">599</w:t>
             </w:r>
           </w:p>
         </w:tc>
@@ -3084,7 +3084,7 @@
                 <w:sz w:val="17"/>
                 <w:szCs w:val="17"/>
               </w:rPr>
-              <w:t xml:space="preserve">Gs. 26.559.000</w:t>
+              <w:t xml:space="preserve">Gs. 28.971.750</w:t>
             </w:r>
           </w:p>
         </w:tc>
@@ -3112,7 +3112,7 @@
                 <w:sz w:val="17"/>
                 <w:szCs w:val="17"/>
               </w:rPr>
-              <w:t xml:space="preserve">Gs. 26.559.000</w:t>
+              <w:t xml:space="preserve">Gs. 28.971.750</w:t>
             </w:r>
           </w:p>
         </w:tc>
@@ -3201,7 +3201,7 @@
                 <w:sz w:val="17"/>
                 <w:szCs w:val="17"/>
               </w:rPr>
-              <w:t xml:space="preserve">Gs. 26.157.000</w:t>
+              <w:t xml:space="preserve">Gs. 27.897.000</w:t>
             </w:r>
           </w:p>
         </w:tc>
@@ -3230,7 +3230,7 @@
                 <w:sz w:val="17"/>
                 <w:szCs w:val="17"/>
               </w:rPr>
-              <w:t xml:space="preserve">Gs. 26.157.000</w:t>
+              <w:t xml:space="preserve">Gs. 27.897.000</w:t>
             </w:r>
           </w:p>
         </w:tc>
@@ -3314,7 +3314,7 @@
           <w:sz w:val="16"/>
           <w:szCs w:val="16"/>
         </w:rPr>
-        <w:t xml:space="preserve">Los 12 defectos encontrados, por severidad.</w:t>
+        <w:t xml:space="preserve">Los 6 defectos encontrados, por severidad.</w:t>
       </w:r>
     </w:p>
     <w:p>
@@ -3343,11 +3343,11 @@
           <w:rFonts w:ascii="Calibri" w:cs="Calibri" w:eastAsia="Calibri" w:hAnsi="Calibri"/>
           <w:b/>
           <w:bCs/>
-          <w:color w:val="993535"/>
+          <w:color w:val="2F5D2F"/>
           <w:sz w:val="20"/>
           <w:szCs w:val="20"/>
         </w:rPr>
-        <w:t xml:space="preserve">2 defecto(s) CRÍTICO(s)</w:t>
+        <w:t xml:space="preserve">No apareció ningún defecto crítico.</w:t>
       </w:r>
       <w:r>
         <w:rPr>
@@ -3356,130 +3356,7 @@
           <w:sz w:val="20"/>
           <w:szCs w:val="20"/>
         </w:rPr>
-        <w:t xml:space="preserve"> comprometen datos, dinero o seguridad. Se detallan en la sección 17.</w:t>
-      </w:r>
-    </w:p>
-    <w:p>
-      <w:pPr>
-        <w:pStyle w:val="ListParagraph"/>
-        <w:numPr>
-          <w:ilvl w:val="0"/>
-          <w:numId w:val="2"/>
-        </w:numPr>
-        <w:spacing w:after="70" w:line="278"/>
-      </w:pPr>
-      <w:r>
-        <w:rPr>
-          <w:rFonts w:ascii="Calibri" w:cs="Calibri" w:eastAsia="Calibri" w:hAnsi="Calibri"/>
-          <w:b/>
-          <w:bCs/>
-          <w:color w:val="993535"/>
-          <w:sz w:val="19"/>
-          <w:szCs w:val="19"/>
-        </w:rPr>
-        <w:t xml:space="preserve">[CRITICO] </w:t>
-      </w:r>
-      <w:r>
-        <w:rPr>
-          <w:rFonts w:ascii="Calibri" w:cs="Calibri" w:eastAsia="Calibri" w:hAnsi="Calibri"/>
-          <w:b/>
-          <w:bCs/>
-          <w:color w:val="3A3733"/>
-          <w:sz w:val="19"/>
-          <w:szCs w:val="19"/>
-        </w:rPr>
-        <w:t xml:space="preserve">Registrar una compra devuelve HTTP 500: no se puede cargar mercadería. </w:t>
-      </w:r>
-      <w:r>
-        <w:rPr>
-          <w:rFonts w:ascii="Calibri" w:cs="Calibri" w:eastAsia="Calibri" w:hAnsi="Calibri"/>
-          <w:color w:val="3A3733"/>
-          <w:sz w:val="19"/>
-          <w:szCs w:val="19"/>
-        </w:rPr>
-        <w:t xml:space="preserve">Bloquea por completo el alta de compras: el salón no puede registrar el ingreso de mercadería por el camino normal. El stock sólo se puede mover por ajuste manual.</w:t>
-      </w:r>
-    </w:p>
-    <w:p>
-      <w:pPr>
-        <w:pStyle w:val="ListParagraph"/>
-        <w:numPr>
-          <w:ilvl w:val="0"/>
-          <w:numId w:val="2"/>
-        </w:numPr>
-        <w:spacing w:after="70" w:line="278"/>
-      </w:pPr>
-      <w:r>
-        <w:rPr>
-          <w:rFonts w:ascii="Calibri" w:cs="Calibri" w:eastAsia="Calibri" w:hAnsi="Calibri"/>
-          <w:b/>
-          <w:bCs/>
-          <w:color w:val="993535"/>
-          <w:sz w:val="19"/>
-          <w:szCs w:val="19"/>
-        </w:rPr>
-        <w:t xml:space="preserve">[CRITICO] </w:t>
-      </w:r>
-      <w:r>
-        <w:rPr>
-          <w:rFonts w:ascii="Calibri" w:cs="Calibri" w:eastAsia="Calibri" w:hAnsi="Calibri"/>
-          <w:b/>
-          <w:bCs/>
-          <w:color w:val="3A3733"/>
-          <w:sz w:val="19"/>
-          <w:szCs w:val="19"/>
-        </w:rPr>
-        <w:t xml:space="preserve">Un pago a proveedor puede dejar la caja de otra sucursal en negativo. </w:t>
-      </w:r>
-      <w:r>
-        <w:rPr>
-          <w:rFonts w:ascii="Calibri" w:cs="Calibri" w:eastAsia="Calibri" w:hAnsi="Calibri"/>
-          <w:color w:val="3A3733"/>
-          <w:sz w:val="19"/>
-          <w:szCs w:val="19"/>
-        </w:rPr>
-        <w:t xml:space="preserve">Arqueo imposible de cuadrar en el local afectado y salida de efectivo no respaldada. Es la misma clase de defecto que CJ-01, ahora por la vía de la sucursal.</w:t>
-      </w:r>
-    </w:p>
-    <w:p>
-      <w:pPr>
-        <w:pStyle w:val="ListParagraph"/>
-        <w:numPr>
-          <w:ilvl w:val="0"/>
-          <w:numId w:val="2"/>
-        </w:numPr>
-        <w:spacing w:after="70" w:line="278"/>
-      </w:pPr>
-      <w:r>
-        <w:rPr>
-          <w:rFonts w:ascii="Calibri" w:cs="Calibri" w:eastAsia="Calibri" w:hAnsi="Calibri"/>
-          <w:b/>
-          <w:bCs/>
-          <w:color w:val="8A6C1E"/>
-          <w:sz w:val="19"/>
-          <w:szCs w:val="19"/>
-        </w:rPr>
-        <w:t xml:space="preserve">[MEDIO] </w:t>
-      </w:r>
-      <w:r>
-        <w:rPr>
-          <w:rFonts w:ascii="Calibri" w:cs="Calibri" w:eastAsia="Calibri" w:hAnsi="Calibri"/>
-          <w:b/>
-          <w:bCs/>
-          <w:color w:val="3A3733"/>
-          <w:sz w:val="19"/>
-          <w:szCs w:val="19"/>
-        </w:rPr>
-        <w:t xml:space="preserve">El consumo de un producto no habilitado en la sucursal se pierde sin que la pantalla lo explique. </w:t>
-      </w:r>
-      <w:r>
-        <w:rPr>
-          <w:rFonts w:ascii="Calibri" w:cs="Calibri" w:eastAsia="Calibri" w:hAnsi="Calibri"/>
-          <w:color w:val="3A3733"/>
-          <w:sz w:val="19"/>
-          <w:szCs w:val="19"/>
-        </w:rPr>
-        <w:t xml:space="preserve">El stock no refleja lo que se usó y quien atiende no sabe por qué. No hay pérdida de datos: la atención y los servicios sí quedan.</w:t>
+        <w:t xml:space="preserve"> Ninguna de las carreras de concurrencia produjo doble reserva, sobrecobro, stock negativo, correlativo repetido ni caja duplicada; el arqueo recalculado por fuera coincide con el del sistema y no quedaron registros huérfanos ni estados imposibles.</w:t>
       </w:r>
     </w:p>
     <w:p>
@@ -3520,48 +3397,7 @@
           <w:sz w:val="19"/>
           <w:szCs w:val="19"/>
         </w:rPr>
-        <w:t xml:space="preserve">Una Profesional (sin permiso de caja) ve en el panel los ingresos de TODO el salón: Gs. 1.153.500. La corrección de la 7.13.1 tapó la barra de caja pero no las cuatro métricas de arriba, que se calculan siempre sin filtrar por rol</w:t>
-      </w:r>
-    </w:p>
-    <w:p>
-      <w:pPr>
-        <w:pStyle w:val="ListParagraph"/>
-        <w:numPr>
-          <w:ilvl w:val="0"/>
-          <w:numId w:val="2"/>
-        </w:numPr>
-        <w:spacing w:after="70" w:line="278"/>
-      </w:pPr>
-      <w:r>
-        <w:rPr>
-          <w:rFonts w:ascii="Calibri" w:cs="Calibri" w:eastAsia="Calibri" w:hAnsi="Calibri"/>
-          <w:b/>
-          <w:bCs/>
-          <w:color w:val="8A6C1E"/>
-          <w:sz w:val="19"/>
-          <w:szCs w:val="19"/>
-        </w:rPr>
-        <w:t xml:space="preserve">[MEDIO] </w:t>
-      </w:r>
-      <w:r>
-        <w:rPr>
-          <w:rFonts w:ascii="Calibri" w:cs="Calibri" w:eastAsia="Calibri" w:hAnsi="Calibri"/>
-          <w:b/>
-          <w:bCs/>
-          <w:color w:val="3A3733"/>
-          <w:sz w:val="19"/>
-          <w:szCs w:val="19"/>
-        </w:rPr>
-        <w:t xml:space="preserve">AUD_FIDELIZACION_INALCANZABLE. </w:t>
-      </w:r>
-      <w:r>
-        <w:rPr>
-          <w:rFonts w:ascii="Calibri" w:cs="Calibri" w:eastAsia="Calibri" w:hAnsi="Calibri"/>
-          <w:color w:val="3A3733"/>
-          <w:sz w:val="19"/>
-          <w:szCs w:val="19"/>
-        </w:rPr>
-        <w:t xml:space="preserve">En 60 días la clienta que más puntos juntó llegó a 326 y el canje más barato cuesta 400. El catálogo de canjes está publicado y ninguna clienta puede usarlo: el portal le muestra premios que no puede alcanzar</w:t>
+        <w:t xml:space="preserve">Una Profesional (sin permiso de caja) ve en el panel los ingresos de TODO el salón: Gs. 1.289.500. La corrección de la 7.13.1 tapó la barra de caja pero no las cuatro métricas de arriba, que se calculan siempre sin filtrar por rol</w:t>
       </w:r>
     </w:p>
     <w:p>
@@ -4545,7 +4381,7 @@
                 <w:sz w:val="17"/>
                 <w:szCs w:val="17"/>
               </w:rPr>
-              <w:t xml:space="preserve">1.590</w:t>
+              <w:t xml:space="preserve">1.508</w:t>
             </w:r>
           </w:p>
         </w:tc>
@@ -4746,7 +4582,7 @@
                 <w:sz w:val="17"/>
                 <w:szCs w:val="17"/>
               </w:rPr>
-              <w:t xml:space="preserve">2.498</w:t>
+              <w:t xml:space="preserve">2.233</w:t>
             </w:r>
           </w:p>
         </w:tc>
@@ -4920,7 +4756,7 @@
                 <w:sz w:val="17"/>
                 <w:szCs w:val="17"/>
               </w:rPr>
-              <w:t xml:space="preserve">8</w:t>
+              <w:t xml:space="preserve">9</w:t>
             </w:r>
           </w:p>
         </w:tc>
@@ -4948,7 +4784,7 @@
                 <w:sz w:val="17"/>
                 <w:szCs w:val="17"/>
               </w:rPr>
-              <w:t xml:space="preserve">99</w:t>
+              <w:t xml:space="preserve">97</w:t>
             </w:r>
           </w:p>
         </w:tc>
@@ -4976,7 +4812,7 @@
                 <w:sz w:val="17"/>
                 <w:szCs w:val="17"/>
               </w:rPr>
-              <w:t xml:space="preserve">17</w:t>
+              <w:t xml:space="preserve">18</w:t>
             </w:r>
           </w:p>
         </w:tc>
@@ -5028,11 +4864,11 @@
                 <w:rFonts w:ascii="Calibri" w:cs="Calibri" w:eastAsia="Calibri" w:hAnsi="Calibri"/>
                 <w:b w:val="false"/>
                 <w:bCs w:val="false"/>
-                <w:color w:val="8A6C1E"/>
-                <w:sz w:val="17"/>
-                <w:szCs w:val="17"/>
-              </w:rPr>
-              <w:t xml:space="preserve">1</w:t>
+                <w:color w:val="6F6B65"/>
+                <w:sz w:val="17"/>
+                <w:szCs w:val="17"/>
+              </w:rPr>
+              <w:t xml:space="preserve">0</w:t>
             </w:r>
           </w:p>
         </w:tc>
@@ -5207,7 +5043,7 @@
                 <w:sz w:val="17"/>
                 <w:szCs w:val="17"/>
               </w:rPr>
-              <w:t xml:space="preserve">2</w:t>
+              <w:t xml:space="preserve">1</w:t>
             </w:r>
           </w:p>
         </w:tc>
@@ -5351,7 +5187,7 @@
                 <w:sz w:val="17"/>
                 <w:szCs w:val="17"/>
               </w:rPr>
-              <w:t xml:space="preserve">406</w:t>
+              <w:t xml:space="preserve">374</w:t>
             </w:r>
           </w:p>
         </w:tc>
@@ -5379,7 +5215,7 @@
                 <w:sz w:val="17"/>
                 <w:szCs w:val="17"/>
               </w:rPr>
-              <w:t xml:space="preserve">10</w:t>
+              <w:t xml:space="preserve">9</w:t>
             </w:r>
           </w:p>
         </w:tc>
@@ -5457,1369 +5293,1369 @@
             <w:r>
               <w:rPr>
                 <w:rFonts w:ascii="Calibri" w:cs="Calibri" w:eastAsia="Calibri" w:hAnsi="Calibri"/>
+                <w:b w:val="false"/>
+                <w:bCs w:val="false"/>
+                <w:color w:val="6F6B65"/>
+                <w:sz w:val="17"/>
+                <w:szCs w:val="17"/>
+              </w:rPr>
+              <w:t xml:space="preserve">0</w:t>
+            </w:r>
+          </w:p>
+        </w:tc>
+      </w:tr>
+      <w:tr>
+        <w:tc>
+          <w:tcPr>
+            <w:tcW w:type="dxa" w:w="2900"/>
+            <w:shd w:fill="F7F5F2" w:color="auto" w:val="clear"/>
+            <w:tcMar>
+              <w:top w:type="dxa" w:w="68"/>
+              <w:left w:type="dxa" w:w="110"/>
+              <w:bottom w:type="dxa" w:w="68"/>
+              <w:right w:type="dxa" w:w="110"/>
+            </w:tcMar>
+          </w:tcPr>
+          <w:p>
+            <w:pPr>
+              <w:spacing w:after="0" w:line="242"/>
+              <w:jc w:val="left"/>
+            </w:pPr>
+            <w:r>
+              <w:rPr>
+                <w:rFonts w:ascii="Calibri" w:cs="Calibri" w:eastAsia="Calibri" w:hAnsi="Calibri"/>
+                <w:b w:val="false"/>
+                <w:bCs w:val="false"/>
+                <w:color w:val="3A3733"/>
+                <w:sz w:val="17"/>
+                <w:szCs w:val="17"/>
+              </w:rPr>
+              <w:t xml:space="preserve">Otros</w:t>
+            </w:r>
+          </w:p>
+        </w:tc>
+        <w:tc>
+          <w:tcPr>
+            <w:tcW w:type="dxa" w:w="900"/>
+            <w:shd w:fill="F7F5F2" w:color="auto" w:val="clear"/>
+            <w:tcMar>
+              <w:top w:type="dxa" w:w="68"/>
+              <w:left w:type="dxa" w:w="110"/>
+              <w:bottom w:type="dxa" w:w="68"/>
+              <w:right w:type="dxa" w:w="110"/>
+            </w:tcMar>
+          </w:tcPr>
+          <w:p>
+            <w:pPr>
+              <w:spacing w:after="0" w:line="242"/>
+              <w:jc w:val="center"/>
+            </w:pPr>
+            <w:r>
+              <w:rPr>
+                <w:rFonts w:ascii="Calibri" w:cs="Calibri" w:eastAsia="Calibri" w:hAnsi="Calibri"/>
+                <w:b w:val="false"/>
+                <w:bCs w:val="false"/>
+                <w:color w:val="3A3733"/>
+                <w:sz w:val="17"/>
+                <w:szCs w:val="17"/>
+              </w:rPr>
+              <w:t xml:space="preserve">1</w:t>
+            </w:r>
+          </w:p>
+        </w:tc>
+        <w:tc>
+          <w:tcPr>
+            <w:tcW w:type="dxa" w:w="1300"/>
+            <w:shd w:fill="F7F5F2" w:color="auto" w:val="clear"/>
+            <w:tcMar>
+              <w:top w:type="dxa" w:w="68"/>
+              <w:left w:type="dxa" w:w="110"/>
+              <w:bottom w:type="dxa" w:w="68"/>
+              <w:right w:type="dxa" w:w="110"/>
+            </w:tcMar>
+          </w:tcPr>
+          <w:p>
+            <w:pPr>
+              <w:spacing w:after="0" w:line="242"/>
+              <w:jc w:val="center"/>
+            </w:pPr>
+            <w:r>
+              <w:rPr>
+                <w:rFonts w:ascii="Calibri" w:cs="Calibri" w:eastAsia="Calibri" w:hAnsi="Calibri"/>
+                <w:b w:val="false"/>
+                <w:bCs w:val="false"/>
+                <w:color w:val="3A3733"/>
+                <w:sz w:val="17"/>
+                <w:szCs w:val="17"/>
+              </w:rPr>
+              <w:t xml:space="preserve">492</w:t>
+            </w:r>
+          </w:p>
+        </w:tc>
+        <w:tc>
+          <w:tcPr>
+            <w:tcW w:type="dxa" w:w="900"/>
+            <w:shd w:fill="F7F5F2" w:color="auto" w:val="clear"/>
+            <w:tcMar>
+              <w:top w:type="dxa" w:w="68"/>
+              <w:left w:type="dxa" w:w="110"/>
+              <w:bottom w:type="dxa" w:w="68"/>
+              <w:right w:type="dxa" w:w="110"/>
+            </w:tcMar>
+          </w:tcPr>
+          <w:p>
+            <w:pPr>
+              <w:spacing w:after="0" w:line="242"/>
+              <w:jc w:val="center"/>
+            </w:pPr>
+            <w:r>
+              <w:rPr>
+                <w:rFonts w:ascii="Calibri" w:cs="Calibri" w:eastAsia="Calibri" w:hAnsi="Calibri"/>
+                <w:b w:val="false"/>
+                <w:bCs w:val="false"/>
+                <w:color w:val="2F5D2F"/>
+                <w:sz w:val="17"/>
+                <w:szCs w:val="17"/>
+              </w:rPr>
+              <w:t xml:space="preserve">32</w:t>
+            </w:r>
+          </w:p>
+        </w:tc>
+        <w:tc>
+          <w:tcPr>
+            <w:tcW w:type="dxa" w:w="900"/>
+            <w:shd w:fill="F7F5F2" w:color="auto" w:val="clear"/>
+            <w:tcMar>
+              <w:top w:type="dxa" w:w="68"/>
+              <w:left w:type="dxa" w:w="110"/>
+              <w:bottom w:type="dxa" w:w="68"/>
+              <w:right w:type="dxa" w:w="110"/>
+            </w:tcMar>
+          </w:tcPr>
+          <w:p>
+            <w:pPr>
+              <w:spacing w:after="0" w:line="242"/>
+              <w:jc w:val="center"/>
+            </w:pPr>
+            <w:r>
+              <w:rPr>
+                <w:rFonts w:ascii="Calibri" w:cs="Calibri" w:eastAsia="Calibri" w:hAnsi="Calibri"/>
+                <w:b w:val="false"/>
+                <w:bCs w:val="false"/>
+                <w:color w:val="6F6B65"/>
+                <w:sz w:val="17"/>
+                <w:szCs w:val="17"/>
+              </w:rPr>
+              <w:t xml:space="preserve">0</w:t>
+            </w:r>
+          </w:p>
+        </w:tc>
+        <w:tc>
+          <w:tcPr>
+            <w:tcW w:type="dxa" w:w="900"/>
+            <w:shd w:fill="F7F5F2" w:color="auto" w:val="clear"/>
+            <w:tcMar>
+              <w:top w:type="dxa" w:w="68"/>
+              <w:left w:type="dxa" w:w="110"/>
+              <w:bottom w:type="dxa" w:w="68"/>
+              <w:right w:type="dxa" w:w="110"/>
+            </w:tcMar>
+          </w:tcPr>
+          <w:p>
+            <w:pPr>
+              <w:spacing w:after="0" w:line="242"/>
+              <w:jc w:val="center"/>
+            </w:pPr>
+            <w:r>
+              <w:rPr>
+                <w:rFonts w:ascii="Calibri" w:cs="Calibri" w:eastAsia="Calibri" w:hAnsi="Calibri"/>
+                <w:b w:val="false"/>
+                <w:bCs w:val="false"/>
+                <w:color w:val="6F6B65"/>
+                <w:sz w:val="17"/>
+                <w:szCs w:val="17"/>
+              </w:rPr>
+              <w:t xml:space="preserve">0</w:t>
+            </w:r>
+          </w:p>
+        </w:tc>
+        <w:tc>
+          <w:tcPr>
+            <w:tcW w:type="dxa" w:w="1220"/>
+            <w:shd w:fill="F7F5F2" w:color="auto" w:val="clear"/>
+            <w:tcMar>
+              <w:top w:type="dxa" w:w="68"/>
+              <w:left w:type="dxa" w:w="110"/>
+              <w:bottom w:type="dxa" w:w="68"/>
+              <w:right w:type="dxa" w:w="110"/>
+            </w:tcMar>
+          </w:tcPr>
+          <w:p>
+            <w:pPr>
+              <w:spacing w:after="0" w:line="242"/>
+              <w:jc w:val="center"/>
+            </w:pPr>
+            <w:r>
+              <w:rPr>
+                <w:rFonts w:ascii="Calibri" w:cs="Calibri" w:eastAsia="Calibri" w:hAnsi="Calibri"/>
+                <w:b w:val="false"/>
+                <w:bCs w:val="false"/>
+                <w:color w:val="6F6B65"/>
+                <w:sz w:val="17"/>
+                <w:szCs w:val="17"/>
+              </w:rPr>
+              <w:t xml:space="preserve">0</w:t>
+            </w:r>
+          </w:p>
+        </w:tc>
+      </w:tr>
+      <w:tr>
+        <w:tc>
+          <w:tcPr>
+            <w:tcW w:type="dxa" w:w="2900"/>
+            <w:tcMar>
+              <w:top w:type="dxa" w:w="68"/>
+              <w:left w:type="dxa" w:w="110"/>
+              <w:bottom w:type="dxa" w:w="68"/>
+              <w:right w:type="dxa" w:w="110"/>
+            </w:tcMar>
+          </w:tcPr>
+          <w:p>
+            <w:pPr>
+              <w:spacing w:after="0" w:line="242"/>
+              <w:jc w:val="left"/>
+            </w:pPr>
+            <w:r>
+              <w:rPr>
+                <w:rFonts w:ascii="Calibri" w:cs="Calibri" w:eastAsia="Calibri" w:hAnsi="Calibri"/>
+                <w:b w:val="false"/>
+                <w:bCs w:val="false"/>
+                <w:color w:val="3A3733"/>
+                <w:sz w:val="17"/>
+                <w:szCs w:val="17"/>
+              </w:rPr>
+              <w:t xml:space="preserve">Panel</w:t>
+            </w:r>
+          </w:p>
+        </w:tc>
+        <w:tc>
+          <w:tcPr>
+            <w:tcW w:type="dxa" w:w="900"/>
+            <w:tcMar>
+              <w:top w:type="dxa" w:w="68"/>
+              <w:left w:type="dxa" w:w="110"/>
+              <w:bottom w:type="dxa" w:w="68"/>
+              <w:right w:type="dxa" w:w="110"/>
+            </w:tcMar>
+          </w:tcPr>
+          <w:p>
+            <w:pPr>
+              <w:spacing w:after="0" w:line="242"/>
+              <w:jc w:val="center"/>
+            </w:pPr>
+            <w:r>
+              <w:rPr>
+                <w:rFonts w:ascii="Calibri" w:cs="Calibri" w:eastAsia="Calibri" w:hAnsi="Calibri"/>
+                <w:b w:val="false"/>
+                <w:bCs w:val="false"/>
+                <w:color w:val="3A3733"/>
+                <w:sz w:val="17"/>
+                <w:szCs w:val="17"/>
+              </w:rPr>
+              <w:t xml:space="preserve">1</w:t>
+            </w:r>
+          </w:p>
+        </w:tc>
+        <w:tc>
+          <w:tcPr>
+            <w:tcW w:type="dxa" w:w="1300"/>
+            <w:tcMar>
+              <w:top w:type="dxa" w:w="68"/>
+              <w:left w:type="dxa" w:w="110"/>
+              <w:bottom w:type="dxa" w:w="68"/>
+              <w:right w:type="dxa" w:w="110"/>
+            </w:tcMar>
+          </w:tcPr>
+          <w:p>
+            <w:pPr>
+              <w:spacing w:after="0" w:line="242"/>
+              <w:jc w:val="center"/>
+            </w:pPr>
+            <w:r>
+              <w:rPr>
+                <w:rFonts w:ascii="Calibri" w:cs="Calibri" w:eastAsia="Calibri" w:hAnsi="Calibri"/>
+                <w:b w:val="false"/>
+                <w:bCs w:val="false"/>
+                <w:color w:val="3A3733"/>
+                <w:sz w:val="17"/>
+                <w:szCs w:val="17"/>
+              </w:rPr>
+              <w:t xml:space="preserve">574</w:t>
+            </w:r>
+          </w:p>
+        </w:tc>
+        <w:tc>
+          <w:tcPr>
+            <w:tcW w:type="dxa" w:w="900"/>
+            <w:tcMar>
+              <w:top w:type="dxa" w:w="68"/>
+              <w:left w:type="dxa" w:w="110"/>
+              <w:bottom w:type="dxa" w:w="68"/>
+              <w:right w:type="dxa" w:w="110"/>
+            </w:tcMar>
+          </w:tcPr>
+          <w:p>
+            <w:pPr>
+              <w:spacing w:after="0" w:line="242"/>
+              <w:jc w:val="center"/>
+            </w:pPr>
+            <w:r>
+              <w:rPr>
+                <w:rFonts w:ascii="Calibri" w:cs="Calibri" w:eastAsia="Calibri" w:hAnsi="Calibri"/>
+                <w:b w:val="false"/>
+                <w:bCs w:val="false"/>
+                <w:color w:val="2F5D2F"/>
+                <w:sz w:val="17"/>
+                <w:szCs w:val="17"/>
+              </w:rPr>
+              <w:t xml:space="preserve">0</w:t>
+            </w:r>
+          </w:p>
+        </w:tc>
+        <w:tc>
+          <w:tcPr>
+            <w:tcW w:type="dxa" w:w="900"/>
+            <w:tcMar>
+              <w:top w:type="dxa" w:w="68"/>
+              <w:left w:type="dxa" w:w="110"/>
+              <w:bottom w:type="dxa" w:w="68"/>
+              <w:right w:type="dxa" w:w="110"/>
+            </w:tcMar>
+          </w:tcPr>
+          <w:p>
+            <w:pPr>
+              <w:spacing w:after="0" w:line="242"/>
+              <w:jc w:val="center"/>
+            </w:pPr>
+            <w:r>
+              <w:rPr>
+                <w:rFonts w:ascii="Calibri" w:cs="Calibri" w:eastAsia="Calibri" w:hAnsi="Calibri"/>
+                <w:b w:val="false"/>
+                <w:bCs w:val="false"/>
+                <w:color w:val="6F6B65"/>
+                <w:sz w:val="17"/>
+                <w:szCs w:val="17"/>
+              </w:rPr>
+              <w:t xml:space="preserve">0</w:t>
+            </w:r>
+          </w:p>
+        </w:tc>
+        <w:tc>
+          <w:tcPr>
+            <w:tcW w:type="dxa" w:w="900"/>
+            <w:tcMar>
+              <w:top w:type="dxa" w:w="68"/>
+              <w:left w:type="dxa" w:w="110"/>
+              <w:bottom w:type="dxa" w:w="68"/>
+              <w:right w:type="dxa" w:w="110"/>
+            </w:tcMar>
+          </w:tcPr>
+          <w:p>
+            <w:pPr>
+              <w:spacing w:after="0" w:line="242"/>
+              <w:jc w:val="center"/>
+            </w:pPr>
+            <w:r>
+              <w:rPr>
+                <w:rFonts w:ascii="Calibri" w:cs="Calibri" w:eastAsia="Calibri" w:hAnsi="Calibri"/>
+                <w:b w:val="false"/>
+                <w:bCs w:val="false"/>
+                <w:color w:val="8A6C1E"/>
+                <w:sz w:val="17"/>
+                <w:szCs w:val="17"/>
+              </w:rPr>
+              <w:t xml:space="preserve">1</w:t>
+            </w:r>
+          </w:p>
+        </w:tc>
+        <w:tc>
+          <w:tcPr>
+            <w:tcW w:type="dxa" w:w="1220"/>
+            <w:tcMar>
+              <w:top w:type="dxa" w:w="68"/>
+              <w:left w:type="dxa" w:w="110"/>
+              <w:bottom w:type="dxa" w:w="68"/>
+              <w:right w:type="dxa" w:w="110"/>
+            </w:tcMar>
+          </w:tcPr>
+          <w:p>
+            <w:pPr>
+              <w:spacing w:after="0" w:line="242"/>
+              <w:jc w:val="center"/>
+            </w:pPr>
+            <w:r>
+              <w:rPr>
+                <w:rFonts w:ascii="Calibri" w:cs="Calibri" w:eastAsia="Calibri" w:hAnsi="Calibri"/>
+                <w:b w:val="false"/>
+                <w:bCs w:val="false"/>
+                <w:color w:val="6F6B65"/>
+                <w:sz w:val="17"/>
+                <w:szCs w:val="17"/>
+              </w:rPr>
+              <w:t xml:space="preserve">0</w:t>
+            </w:r>
+          </w:p>
+        </w:tc>
+      </w:tr>
+      <w:tr>
+        <w:tc>
+          <w:tcPr>
+            <w:tcW w:type="dxa" w:w="2900"/>
+            <w:shd w:fill="F7F5F2" w:color="auto" w:val="clear"/>
+            <w:tcMar>
+              <w:top w:type="dxa" w:w="68"/>
+              <w:left w:type="dxa" w:w="110"/>
+              <w:bottom w:type="dxa" w:w="68"/>
+              <w:right w:type="dxa" w:w="110"/>
+            </w:tcMar>
+          </w:tcPr>
+          <w:p>
+            <w:pPr>
+              <w:spacing w:after="0" w:line="242"/>
+              <w:jc w:val="left"/>
+            </w:pPr>
+            <w:r>
+              <w:rPr>
+                <w:rFonts w:ascii="Calibri" w:cs="Calibri" w:eastAsia="Calibri" w:hAnsi="Calibri"/>
+                <w:b w:val="false"/>
+                <w:bCs w:val="false"/>
+                <w:color w:val="3A3733"/>
+                <w:sz w:val="17"/>
+                <w:szCs w:val="17"/>
+              </w:rPr>
+              <w:t xml:space="preserve">Portal de la clienta</w:t>
+            </w:r>
+          </w:p>
+        </w:tc>
+        <w:tc>
+          <w:tcPr>
+            <w:tcW w:type="dxa" w:w="900"/>
+            <w:shd w:fill="F7F5F2" w:color="auto" w:val="clear"/>
+            <w:tcMar>
+              <w:top w:type="dxa" w:w="68"/>
+              <w:left w:type="dxa" w:w="110"/>
+              <w:bottom w:type="dxa" w:w="68"/>
+              <w:right w:type="dxa" w:w="110"/>
+            </w:tcMar>
+          </w:tcPr>
+          <w:p>
+            <w:pPr>
+              <w:spacing w:after="0" w:line="242"/>
+              <w:jc w:val="center"/>
+            </w:pPr>
+            <w:r>
+              <w:rPr>
+                <w:rFonts w:ascii="Calibri" w:cs="Calibri" w:eastAsia="Calibri" w:hAnsi="Calibri"/>
+                <w:b w:val="false"/>
+                <w:bCs w:val="false"/>
+                <w:color w:val="3A3733"/>
+                <w:sz w:val="17"/>
+                <w:szCs w:val="17"/>
+              </w:rPr>
+              <w:t xml:space="preserve">11</w:t>
+            </w:r>
+          </w:p>
+        </w:tc>
+        <w:tc>
+          <w:tcPr>
+            <w:tcW w:type="dxa" w:w="1300"/>
+            <w:shd w:fill="F7F5F2" w:color="auto" w:val="clear"/>
+            <w:tcMar>
+              <w:top w:type="dxa" w:w="68"/>
+              <w:left w:type="dxa" w:w="110"/>
+              <w:bottom w:type="dxa" w:w="68"/>
+              <w:right w:type="dxa" w:w="110"/>
+            </w:tcMar>
+          </w:tcPr>
+          <w:p>
+            <w:pPr>
+              <w:spacing w:after="0" w:line="242"/>
+              <w:jc w:val="center"/>
+            </w:pPr>
+            <w:r>
+              <w:rPr>
+                <w:rFonts w:ascii="Calibri" w:cs="Calibri" w:eastAsia="Calibri" w:hAnsi="Calibri"/>
+                <w:b w:val="false"/>
+                <w:bCs w:val="false"/>
+                <w:color w:val="3A3733"/>
+                <w:sz w:val="17"/>
+                <w:szCs w:val="17"/>
+              </w:rPr>
+              <w:t xml:space="preserve">88</w:t>
+            </w:r>
+          </w:p>
+        </w:tc>
+        <w:tc>
+          <w:tcPr>
+            <w:tcW w:type="dxa" w:w="900"/>
+            <w:shd w:fill="F7F5F2" w:color="auto" w:val="clear"/>
+            <w:tcMar>
+              <w:top w:type="dxa" w:w="68"/>
+              <w:left w:type="dxa" w:w="110"/>
+              <w:bottom w:type="dxa" w:w="68"/>
+              <w:right w:type="dxa" w:w="110"/>
+            </w:tcMar>
+          </w:tcPr>
+          <w:p>
+            <w:pPr>
+              <w:spacing w:after="0" w:line="242"/>
+              <w:jc w:val="center"/>
+            </w:pPr>
+            <w:r>
+              <w:rPr>
+                <w:rFonts w:ascii="Calibri" w:cs="Calibri" w:eastAsia="Calibri" w:hAnsi="Calibri"/>
+                <w:b w:val="false"/>
+                <w:bCs w:val="false"/>
+                <w:color w:val="2F5D2F"/>
+                <w:sz w:val="17"/>
+                <w:szCs w:val="17"/>
+              </w:rPr>
+              <w:t xml:space="preserve">0</w:t>
+            </w:r>
+          </w:p>
+        </w:tc>
+        <w:tc>
+          <w:tcPr>
+            <w:tcW w:type="dxa" w:w="900"/>
+            <w:shd w:fill="F7F5F2" w:color="auto" w:val="clear"/>
+            <w:tcMar>
+              <w:top w:type="dxa" w:w="68"/>
+              <w:left w:type="dxa" w:w="110"/>
+              <w:bottom w:type="dxa" w:w="68"/>
+              <w:right w:type="dxa" w:w="110"/>
+            </w:tcMar>
+          </w:tcPr>
+          <w:p>
+            <w:pPr>
+              <w:spacing w:after="0" w:line="242"/>
+              <w:jc w:val="center"/>
+            </w:pPr>
+            <w:r>
+              <w:rPr>
+                <w:rFonts w:ascii="Calibri" w:cs="Calibri" w:eastAsia="Calibri" w:hAnsi="Calibri"/>
+                <w:b w:val="false"/>
+                <w:bCs w:val="false"/>
+                <w:color w:val="6F6B65"/>
+                <w:sz w:val="17"/>
+                <w:szCs w:val="17"/>
+              </w:rPr>
+              <w:t xml:space="preserve">0</w:t>
+            </w:r>
+          </w:p>
+        </w:tc>
+        <w:tc>
+          <w:tcPr>
+            <w:tcW w:type="dxa" w:w="900"/>
+            <w:shd w:fill="F7F5F2" w:color="auto" w:val="clear"/>
+            <w:tcMar>
+              <w:top w:type="dxa" w:w="68"/>
+              <w:left w:type="dxa" w:w="110"/>
+              <w:bottom w:type="dxa" w:w="68"/>
+              <w:right w:type="dxa" w:w="110"/>
+            </w:tcMar>
+          </w:tcPr>
+          <w:p>
+            <w:pPr>
+              <w:spacing w:after="0" w:line="242"/>
+              <w:jc w:val="center"/>
+            </w:pPr>
+            <w:r>
+              <w:rPr>
+                <w:rFonts w:ascii="Calibri" w:cs="Calibri" w:eastAsia="Calibri" w:hAnsi="Calibri"/>
+                <w:b w:val="false"/>
+                <w:bCs w:val="false"/>
+                <w:color w:val="6F6B65"/>
+                <w:sz w:val="17"/>
+                <w:szCs w:val="17"/>
+              </w:rPr>
+              <w:t xml:space="preserve">0</w:t>
+            </w:r>
+          </w:p>
+        </w:tc>
+        <w:tc>
+          <w:tcPr>
+            <w:tcW w:type="dxa" w:w="1220"/>
+            <w:shd w:fill="F7F5F2" w:color="auto" w:val="clear"/>
+            <w:tcMar>
+              <w:top w:type="dxa" w:w="68"/>
+              <w:left w:type="dxa" w:w="110"/>
+              <w:bottom w:type="dxa" w:w="68"/>
+              <w:right w:type="dxa" w:w="110"/>
+            </w:tcMar>
+          </w:tcPr>
+          <w:p>
+            <w:pPr>
+              <w:spacing w:after="0" w:line="242"/>
+              <w:jc w:val="center"/>
+            </w:pPr>
+            <w:r>
+              <w:rPr>
+                <w:rFonts w:ascii="Calibri" w:cs="Calibri" w:eastAsia="Calibri" w:hAnsi="Calibri"/>
+                <w:b w:val="false"/>
+                <w:bCs w:val="false"/>
+                <w:color w:val="6F6B65"/>
+                <w:sz w:val="17"/>
+                <w:szCs w:val="17"/>
+              </w:rPr>
+              <w:t xml:space="preserve">0</w:t>
+            </w:r>
+          </w:p>
+        </w:tc>
+      </w:tr>
+      <w:tr>
+        <w:tc>
+          <w:tcPr>
+            <w:tcW w:type="dxa" w:w="2900"/>
+            <w:tcMar>
+              <w:top w:type="dxa" w:w="68"/>
+              <w:left w:type="dxa" w:w="110"/>
+              <w:bottom w:type="dxa" w:w="68"/>
+              <w:right w:type="dxa" w:w="110"/>
+            </w:tcMar>
+          </w:tcPr>
+          <w:p>
+            <w:pPr>
+              <w:spacing w:after="0" w:line="242"/>
+              <w:jc w:val="left"/>
+            </w:pPr>
+            <w:r>
+              <w:rPr>
+                <w:rFonts w:ascii="Calibri" w:cs="Calibri" w:eastAsia="Calibri" w:hAnsi="Calibri"/>
+                <w:b w:val="false"/>
+                <w:bCs w:val="false"/>
+                <w:color w:val="3A3733"/>
+                <w:sz w:val="17"/>
+                <w:szCs w:val="17"/>
+              </w:rPr>
+              <w:t xml:space="preserve">Reportes</w:t>
+            </w:r>
+          </w:p>
+        </w:tc>
+        <w:tc>
+          <w:tcPr>
+            <w:tcW w:type="dxa" w:w="900"/>
+            <w:tcMar>
+              <w:top w:type="dxa" w:w="68"/>
+              <w:left w:type="dxa" w:w="110"/>
+              <w:bottom w:type="dxa" w:w="68"/>
+              <w:right w:type="dxa" w:w="110"/>
+            </w:tcMar>
+          </w:tcPr>
+          <w:p>
+            <w:pPr>
+              <w:spacing w:after="0" w:line="242"/>
+              <w:jc w:val="center"/>
+            </w:pPr>
+            <w:r>
+              <w:rPr>
+                <w:rFonts w:ascii="Calibri" w:cs="Calibri" w:eastAsia="Calibri" w:hAnsi="Calibri"/>
+                <w:b w:val="false"/>
+                <w:bCs w:val="false"/>
+                <w:color w:val="3A3733"/>
+                <w:sz w:val="17"/>
+                <w:szCs w:val="17"/>
+              </w:rPr>
+              <w:t xml:space="preserve">2</w:t>
+            </w:r>
+          </w:p>
+        </w:tc>
+        <w:tc>
+          <w:tcPr>
+            <w:tcW w:type="dxa" w:w="1300"/>
+            <w:tcMar>
+              <w:top w:type="dxa" w:w="68"/>
+              <w:left w:type="dxa" w:w="110"/>
+              <w:bottom w:type="dxa" w:w="68"/>
+              <w:right w:type="dxa" w:w="110"/>
+            </w:tcMar>
+          </w:tcPr>
+          <w:p>
+            <w:pPr>
+              <w:spacing w:after="0" w:line="242"/>
+              <w:jc w:val="center"/>
+            </w:pPr>
+            <w:r>
+              <w:rPr>
+                <w:rFonts w:ascii="Calibri" w:cs="Calibri" w:eastAsia="Calibri" w:hAnsi="Calibri"/>
+                <w:b w:val="false"/>
+                <w:bCs w:val="false"/>
+                <w:color w:val="3A3733"/>
+                <w:sz w:val="17"/>
+                <w:szCs w:val="17"/>
+              </w:rPr>
+              <w:t xml:space="preserve">14</w:t>
+            </w:r>
+          </w:p>
+        </w:tc>
+        <w:tc>
+          <w:tcPr>
+            <w:tcW w:type="dxa" w:w="900"/>
+            <w:tcMar>
+              <w:top w:type="dxa" w:w="68"/>
+              <w:left w:type="dxa" w:w="110"/>
+              <w:bottom w:type="dxa" w:w="68"/>
+              <w:right w:type="dxa" w:w="110"/>
+            </w:tcMar>
+          </w:tcPr>
+          <w:p>
+            <w:pPr>
+              <w:spacing w:after="0" w:line="242"/>
+              <w:jc w:val="center"/>
+            </w:pPr>
+            <w:r>
+              <w:rPr>
+                <w:rFonts w:ascii="Calibri" w:cs="Calibri" w:eastAsia="Calibri" w:hAnsi="Calibri"/>
+                <w:b w:val="false"/>
+                <w:bCs w:val="false"/>
+                <w:color w:val="2F5D2F"/>
+                <w:sz w:val="17"/>
+                <w:szCs w:val="17"/>
+              </w:rPr>
+              <w:t xml:space="preserve">6</w:t>
+            </w:r>
+          </w:p>
+        </w:tc>
+        <w:tc>
+          <w:tcPr>
+            <w:tcW w:type="dxa" w:w="900"/>
+            <w:tcMar>
+              <w:top w:type="dxa" w:w="68"/>
+              <w:left w:type="dxa" w:w="110"/>
+              <w:bottom w:type="dxa" w:w="68"/>
+              <w:right w:type="dxa" w:w="110"/>
+            </w:tcMar>
+          </w:tcPr>
+          <w:p>
+            <w:pPr>
+              <w:spacing w:after="0" w:line="242"/>
+              <w:jc w:val="center"/>
+            </w:pPr>
+            <w:r>
+              <w:rPr>
+                <w:rFonts w:ascii="Calibri" w:cs="Calibri" w:eastAsia="Calibri" w:hAnsi="Calibri"/>
+                <w:b w:val="false"/>
+                <w:bCs w:val="false"/>
+                <w:color w:val="6F6B65"/>
+                <w:sz w:val="17"/>
+                <w:szCs w:val="17"/>
+              </w:rPr>
+              <w:t xml:space="preserve">0</w:t>
+            </w:r>
+          </w:p>
+        </w:tc>
+        <w:tc>
+          <w:tcPr>
+            <w:tcW w:type="dxa" w:w="900"/>
+            <w:tcMar>
+              <w:top w:type="dxa" w:w="68"/>
+              <w:left w:type="dxa" w:w="110"/>
+              <w:bottom w:type="dxa" w:w="68"/>
+              <w:right w:type="dxa" w:w="110"/>
+            </w:tcMar>
+          </w:tcPr>
+          <w:p>
+            <w:pPr>
+              <w:spacing w:after="0" w:line="242"/>
+              <w:jc w:val="center"/>
+            </w:pPr>
+            <w:r>
+              <w:rPr>
+                <w:rFonts w:ascii="Calibri" w:cs="Calibri" w:eastAsia="Calibri" w:hAnsi="Calibri"/>
+                <w:b w:val="false"/>
+                <w:bCs w:val="false"/>
+                <w:color w:val="6F6B65"/>
+                <w:sz w:val="17"/>
+                <w:szCs w:val="17"/>
+              </w:rPr>
+              <w:t xml:space="preserve">0</w:t>
+            </w:r>
+          </w:p>
+        </w:tc>
+        <w:tc>
+          <w:tcPr>
+            <w:tcW w:type="dxa" w:w="1220"/>
+            <w:tcMar>
+              <w:top w:type="dxa" w:w="68"/>
+              <w:left w:type="dxa" w:w="110"/>
+              <w:bottom w:type="dxa" w:w="68"/>
+              <w:right w:type="dxa" w:w="110"/>
+            </w:tcMar>
+          </w:tcPr>
+          <w:p>
+            <w:pPr>
+              <w:spacing w:after="0" w:line="242"/>
+              <w:jc w:val="center"/>
+            </w:pPr>
+            <w:r>
+              <w:rPr>
+                <w:rFonts w:ascii="Calibri" w:cs="Calibri" w:eastAsia="Calibri" w:hAnsi="Calibri"/>
+                <w:b w:val="false"/>
+                <w:bCs w:val="false"/>
+                <w:color w:val="6F6B65"/>
+                <w:sz w:val="17"/>
+                <w:szCs w:val="17"/>
+              </w:rPr>
+              <w:t xml:space="preserve">0</w:t>
+            </w:r>
+          </w:p>
+        </w:tc>
+      </w:tr>
+      <w:tr>
+        <w:tc>
+          <w:tcPr>
+            <w:tcW w:type="dxa" w:w="2900"/>
+            <w:shd w:fill="F7F5F2" w:color="auto" w:val="clear"/>
+            <w:tcMar>
+              <w:top w:type="dxa" w:w="68"/>
+              <w:left w:type="dxa" w:w="110"/>
+              <w:bottom w:type="dxa" w:w="68"/>
+              <w:right w:type="dxa" w:w="110"/>
+            </w:tcMar>
+          </w:tcPr>
+          <w:p>
+            <w:pPr>
+              <w:spacing w:after="0" w:line="242"/>
+              <w:jc w:val="left"/>
+            </w:pPr>
+            <w:r>
+              <w:rPr>
+                <w:rFonts w:ascii="Calibri" w:cs="Calibri" w:eastAsia="Calibri" w:hAnsi="Calibri"/>
+                <w:b w:val="false"/>
+                <w:bCs w:val="false"/>
+                <w:color w:val="3A3733"/>
+                <w:sz w:val="17"/>
+                <w:szCs w:val="17"/>
+              </w:rPr>
+              <w:t xml:space="preserve">Seguridad</w:t>
+            </w:r>
+          </w:p>
+        </w:tc>
+        <w:tc>
+          <w:tcPr>
+            <w:tcW w:type="dxa" w:w="900"/>
+            <w:shd w:fill="F7F5F2" w:color="auto" w:val="clear"/>
+            <w:tcMar>
+              <w:top w:type="dxa" w:w="68"/>
+              <w:left w:type="dxa" w:w="110"/>
+              <w:bottom w:type="dxa" w:w="68"/>
+              <w:right w:type="dxa" w:w="110"/>
+            </w:tcMar>
+          </w:tcPr>
+          <w:p>
+            <w:pPr>
+              <w:spacing w:after="0" w:line="242"/>
+              <w:jc w:val="center"/>
+            </w:pPr>
+            <w:r>
+              <w:rPr>
+                <w:rFonts w:ascii="Calibri" w:cs="Calibri" w:eastAsia="Calibri" w:hAnsi="Calibri"/>
+                <w:b w:val="false"/>
+                <w:bCs w:val="false"/>
+                <w:color w:val="3A3733"/>
+                <w:sz w:val="17"/>
+                <w:szCs w:val="17"/>
+              </w:rPr>
+              <w:t xml:space="preserve">14</w:t>
+            </w:r>
+          </w:p>
+        </w:tc>
+        <w:tc>
+          <w:tcPr>
+            <w:tcW w:type="dxa" w:w="1300"/>
+            <w:shd w:fill="F7F5F2" w:color="auto" w:val="clear"/>
+            <w:tcMar>
+              <w:top w:type="dxa" w:w="68"/>
+              <w:left w:type="dxa" w:w="110"/>
+              <w:bottom w:type="dxa" w:w="68"/>
+              <w:right w:type="dxa" w:w="110"/>
+            </w:tcMar>
+          </w:tcPr>
+          <w:p>
+            <w:pPr>
+              <w:spacing w:after="0" w:line="242"/>
+              <w:jc w:val="center"/>
+            </w:pPr>
+            <w:r>
+              <w:rPr>
+                <w:rFonts w:ascii="Calibri" w:cs="Calibri" w:eastAsia="Calibri" w:hAnsi="Calibri"/>
+                <w:b w:val="false"/>
+                <w:bCs w:val="false"/>
+                <w:color w:val="3A3733"/>
+                <w:sz w:val="17"/>
+                <w:szCs w:val="17"/>
+              </w:rPr>
+              <w:t xml:space="preserve">608</w:t>
+            </w:r>
+          </w:p>
+        </w:tc>
+        <w:tc>
+          <w:tcPr>
+            <w:tcW w:type="dxa" w:w="900"/>
+            <w:shd w:fill="F7F5F2" w:color="auto" w:val="clear"/>
+            <w:tcMar>
+              <w:top w:type="dxa" w:w="68"/>
+              <w:left w:type="dxa" w:w="110"/>
+              <w:bottom w:type="dxa" w:w="68"/>
+              <w:right w:type="dxa" w:w="110"/>
+            </w:tcMar>
+          </w:tcPr>
+          <w:p>
+            <w:pPr>
+              <w:spacing w:after="0" w:line="242"/>
+              <w:jc w:val="center"/>
+            </w:pPr>
+            <w:r>
+              <w:rPr>
+                <w:rFonts w:ascii="Calibri" w:cs="Calibri" w:eastAsia="Calibri" w:hAnsi="Calibri"/>
+                <w:b w:val="false"/>
+                <w:bCs w:val="false"/>
+                <w:color w:val="2F5D2F"/>
+                <w:sz w:val="17"/>
+                <w:szCs w:val="17"/>
+              </w:rPr>
+              <w:t xml:space="preserve">81</w:t>
+            </w:r>
+          </w:p>
+        </w:tc>
+        <w:tc>
+          <w:tcPr>
+            <w:tcW w:type="dxa" w:w="900"/>
+            <w:shd w:fill="F7F5F2" w:color="auto" w:val="clear"/>
+            <w:tcMar>
+              <w:top w:type="dxa" w:w="68"/>
+              <w:left w:type="dxa" w:w="110"/>
+              <w:bottom w:type="dxa" w:w="68"/>
+              <w:right w:type="dxa" w:w="110"/>
+            </w:tcMar>
+          </w:tcPr>
+          <w:p>
+            <w:pPr>
+              <w:spacing w:after="0" w:line="242"/>
+              <w:jc w:val="center"/>
+            </w:pPr>
+            <w:r>
+              <w:rPr>
+                <w:rFonts w:ascii="Calibri" w:cs="Calibri" w:eastAsia="Calibri" w:hAnsi="Calibri"/>
+                <w:b w:val="false"/>
+                <w:bCs w:val="false"/>
+                <w:color w:val="6F6B65"/>
+                <w:sz w:val="17"/>
+                <w:szCs w:val="17"/>
+              </w:rPr>
+              <w:t xml:space="preserve">0</w:t>
+            </w:r>
+          </w:p>
+        </w:tc>
+        <w:tc>
+          <w:tcPr>
+            <w:tcW w:type="dxa" w:w="900"/>
+            <w:shd w:fill="F7F5F2" w:color="auto" w:val="clear"/>
+            <w:tcMar>
+              <w:top w:type="dxa" w:w="68"/>
+              <w:left w:type="dxa" w:w="110"/>
+              <w:bottom w:type="dxa" w:w="68"/>
+              <w:right w:type="dxa" w:w="110"/>
+            </w:tcMar>
+          </w:tcPr>
+          <w:p>
+            <w:pPr>
+              <w:spacing w:after="0" w:line="242"/>
+              <w:jc w:val="center"/>
+            </w:pPr>
+            <w:r>
+              <w:rPr>
+                <w:rFonts w:ascii="Calibri" w:cs="Calibri" w:eastAsia="Calibri" w:hAnsi="Calibri"/>
+                <w:b w:val="false"/>
+                <w:bCs w:val="false"/>
+                <w:color w:val="6F6B65"/>
+                <w:sz w:val="17"/>
+                <w:szCs w:val="17"/>
+              </w:rPr>
+              <w:t xml:space="preserve">0</w:t>
+            </w:r>
+          </w:p>
+        </w:tc>
+        <w:tc>
+          <w:tcPr>
+            <w:tcW w:type="dxa" w:w="1220"/>
+            <w:shd w:fill="F7F5F2" w:color="auto" w:val="clear"/>
+            <w:tcMar>
+              <w:top w:type="dxa" w:w="68"/>
+              <w:left w:type="dxa" w:w="110"/>
+              <w:bottom w:type="dxa" w:w="68"/>
+              <w:right w:type="dxa" w:w="110"/>
+            </w:tcMar>
+          </w:tcPr>
+          <w:p>
+            <w:pPr>
+              <w:spacing w:after="0" w:line="242"/>
+              <w:jc w:val="center"/>
+            </w:pPr>
+            <w:r>
+              <w:rPr>
+                <w:rFonts w:ascii="Calibri" w:cs="Calibri" w:eastAsia="Calibri" w:hAnsi="Calibri"/>
+                <w:b w:val="false"/>
+                <w:bCs w:val="false"/>
+                <w:color w:val="6F6B65"/>
+                <w:sz w:val="17"/>
+                <w:szCs w:val="17"/>
+              </w:rPr>
+              <w:t xml:space="preserve">0</w:t>
+            </w:r>
+          </w:p>
+        </w:tc>
+      </w:tr>
+      <w:tr>
+        <w:tc>
+          <w:tcPr>
+            <w:tcW w:type="dxa" w:w="2900"/>
+            <w:tcMar>
+              <w:top w:type="dxa" w:w="68"/>
+              <w:left w:type="dxa" w:w="110"/>
+              <w:bottom w:type="dxa" w:w="68"/>
+              <w:right w:type="dxa" w:w="110"/>
+            </w:tcMar>
+          </w:tcPr>
+          <w:p>
+            <w:pPr>
+              <w:spacing w:after="0" w:line="242"/>
+              <w:jc w:val="left"/>
+            </w:pPr>
+            <w:r>
+              <w:rPr>
+                <w:rFonts w:ascii="Calibri" w:cs="Calibri" w:eastAsia="Calibri" w:hAnsi="Calibri"/>
+                <w:b w:val="false"/>
+                <w:bCs w:val="false"/>
+                <w:color w:val="3A3733"/>
+                <w:sz w:val="17"/>
+                <w:szCs w:val="17"/>
+              </w:rPr>
+              <w:t xml:space="preserve">Servicios y descuentos</w:t>
+            </w:r>
+          </w:p>
+        </w:tc>
+        <w:tc>
+          <w:tcPr>
+            <w:tcW w:type="dxa" w:w="900"/>
+            <w:tcMar>
+              <w:top w:type="dxa" w:w="68"/>
+              <w:left w:type="dxa" w:w="110"/>
+              <w:bottom w:type="dxa" w:w="68"/>
+              <w:right w:type="dxa" w:w="110"/>
+            </w:tcMar>
+          </w:tcPr>
+          <w:p>
+            <w:pPr>
+              <w:spacing w:after="0" w:line="242"/>
+              <w:jc w:val="center"/>
+            </w:pPr>
+            <w:r>
+              <w:rPr>
+                <w:rFonts w:ascii="Calibri" w:cs="Calibri" w:eastAsia="Calibri" w:hAnsi="Calibri"/>
+                <w:b w:val="false"/>
+                <w:bCs w:val="false"/>
+                <w:color w:val="3A3733"/>
+                <w:sz w:val="17"/>
+                <w:szCs w:val="17"/>
+              </w:rPr>
+              <w:t xml:space="preserve">7</w:t>
+            </w:r>
+          </w:p>
+        </w:tc>
+        <w:tc>
+          <w:tcPr>
+            <w:tcW w:type="dxa" w:w="1300"/>
+            <w:tcMar>
+              <w:top w:type="dxa" w:w="68"/>
+              <w:left w:type="dxa" w:w="110"/>
+              <w:bottom w:type="dxa" w:w="68"/>
+              <w:right w:type="dxa" w:w="110"/>
+            </w:tcMar>
+          </w:tcPr>
+          <w:p>
+            <w:pPr>
+              <w:spacing w:after="0" w:line="242"/>
+              <w:jc w:val="center"/>
+            </w:pPr>
+            <w:r>
+              <w:rPr>
+                <w:rFonts w:ascii="Calibri" w:cs="Calibri" w:eastAsia="Calibri" w:hAnsi="Calibri"/>
+                <w:b w:val="false"/>
+                <w:bCs w:val="false"/>
+                <w:color w:val="3A3733"/>
+                <w:sz w:val="17"/>
+                <w:szCs w:val="17"/>
+              </w:rPr>
+              <w:t xml:space="preserve">33</w:t>
+            </w:r>
+          </w:p>
+        </w:tc>
+        <w:tc>
+          <w:tcPr>
+            <w:tcW w:type="dxa" w:w="900"/>
+            <w:tcMar>
+              <w:top w:type="dxa" w:w="68"/>
+              <w:left w:type="dxa" w:w="110"/>
+              <w:bottom w:type="dxa" w:w="68"/>
+              <w:right w:type="dxa" w:w="110"/>
+            </w:tcMar>
+          </w:tcPr>
+          <w:p>
+            <w:pPr>
+              <w:spacing w:after="0" w:line="242"/>
+              <w:jc w:val="center"/>
+            </w:pPr>
+            <w:r>
+              <w:rPr>
+                <w:rFonts w:ascii="Calibri" w:cs="Calibri" w:eastAsia="Calibri" w:hAnsi="Calibri"/>
+                <w:b w:val="false"/>
+                <w:bCs w:val="false"/>
+                <w:color w:val="2F5D2F"/>
+                <w:sz w:val="17"/>
+                <w:szCs w:val="17"/>
+              </w:rPr>
+              <w:t xml:space="preserve">0</w:t>
+            </w:r>
+          </w:p>
+        </w:tc>
+        <w:tc>
+          <w:tcPr>
+            <w:tcW w:type="dxa" w:w="900"/>
+            <w:tcMar>
+              <w:top w:type="dxa" w:w="68"/>
+              <w:left w:type="dxa" w:w="110"/>
+              <w:bottom w:type="dxa" w:w="68"/>
+              <w:right w:type="dxa" w:w="110"/>
+            </w:tcMar>
+          </w:tcPr>
+          <w:p>
+            <w:pPr>
+              <w:spacing w:after="0" w:line="242"/>
+              <w:jc w:val="center"/>
+            </w:pPr>
+            <w:r>
+              <w:rPr>
+                <w:rFonts w:ascii="Calibri" w:cs="Calibri" w:eastAsia="Calibri" w:hAnsi="Calibri"/>
+                <w:b w:val="false"/>
+                <w:bCs w:val="false"/>
+                <w:color w:val="6F6B65"/>
+                <w:sz w:val="17"/>
+                <w:szCs w:val="17"/>
+              </w:rPr>
+              <w:t xml:space="preserve">0</w:t>
+            </w:r>
+          </w:p>
+        </w:tc>
+        <w:tc>
+          <w:tcPr>
+            <w:tcW w:type="dxa" w:w="900"/>
+            <w:tcMar>
+              <w:top w:type="dxa" w:w="68"/>
+              <w:left w:type="dxa" w:w="110"/>
+              <w:bottom w:type="dxa" w:w="68"/>
+              <w:right w:type="dxa" w:w="110"/>
+            </w:tcMar>
+          </w:tcPr>
+          <w:p>
+            <w:pPr>
+              <w:spacing w:after="0" w:line="242"/>
+              <w:jc w:val="center"/>
+            </w:pPr>
+            <w:r>
+              <w:rPr>
+                <w:rFonts w:ascii="Calibri" w:cs="Calibri" w:eastAsia="Calibri" w:hAnsi="Calibri"/>
+                <w:b w:val="false"/>
+                <w:bCs w:val="false"/>
+                <w:color w:val="6F6B65"/>
+                <w:sz w:val="17"/>
+                <w:szCs w:val="17"/>
+              </w:rPr>
+              <w:t xml:space="preserve">0</w:t>
+            </w:r>
+          </w:p>
+        </w:tc>
+        <w:tc>
+          <w:tcPr>
+            <w:tcW w:type="dxa" w:w="1220"/>
+            <w:tcMar>
+              <w:top w:type="dxa" w:w="68"/>
+              <w:left w:type="dxa" w:w="110"/>
+              <w:bottom w:type="dxa" w:w="68"/>
+              <w:right w:type="dxa" w:w="110"/>
+            </w:tcMar>
+          </w:tcPr>
+          <w:p>
+            <w:pPr>
+              <w:spacing w:after="0" w:line="242"/>
+              <w:jc w:val="center"/>
+            </w:pPr>
+            <w:r>
+              <w:rPr>
+                <w:rFonts w:ascii="Calibri" w:cs="Calibri" w:eastAsia="Calibri" w:hAnsi="Calibri"/>
+                <w:b w:val="false"/>
+                <w:bCs w:val="false"/>
+                <w:color w:val="6F6B65"/>
+                <w:sz w:val="17"/>
+                <w:szCs w:val="17"/>
+              </w:rPr>
+              <w:t xml:space="preserve">0</w:t>
+            </w:r>
+          </w:p>
+        </w:tc>
+      </w:tr>
+      <w:tr>
+        <w:tc>
+          <w:tcPr>
+            <w:tcW w:type="dxa" w:w="2900"/>
+            <w:shd w:fill="F7F5F2" w:color="auto" w:val="clear"/>
+            <w:tcMar>
+              <w:top w:type="dxa" w:w="68"/>
+              <w:left w:type="dxa" w:w="110"/>
+              <w:bottom w:type="dxa" w:w="68"/>
+              <w:right w:type="dxa" w:w="110"/>
+            </w:tcMar>
+          </w:tcPr>
+          <w:p>
+            <w:pPr>
+              <w:spacing w:after="0" w:line="242"/>
+              <w:jc w:val="left"/>
+            </w:pPr>
+            <w:r>
+              <w:rPr>
+                <w:rFonts w:ascii="Calibri" w:cs="Calibri" w:eastAsia="Calibri" w:hAnsi="Calibri"/>
+                <w:b w:val="false"/>
+                <w:bCs w:val="false"/>
+                <w:color w:val="3A3733"/>
+                <w:sz w:val="17"/>
+                <w:szCs w:val="17"/>
+              </w:rPr>
+              <w:t xml:space="preserve">Tesorería (facturación y caja)</w:t>
+            </w:r>
+          </w:p>
+        </w:tc>
+        <w:tc>
+          <w:tcPr>
+            <w:tcW w:type="dxa" w:w="900"/>
+            <w:shd w:fill="F7F5F2" w:color="auto" w:val="clear"/>
+            <w:tcMar>
+              <w:top w:type="dxa" w:w="68"/>
+              <w:left w:type="dxa" w:w="110"/>
+              <w:bottom w:type="dxa" w:w="68"/>
+              <w:right w:type="dxa" w:w="110"/>
+            </w:tcMar>
+          </w:tcPr>
+          <w:p>
+            <w:pPr>
+              <w:spacing w:after="0" w:line="242"/>
+              <w:jc w:val="center"/>
+            </w:pPr>
+            <w:r>
+              <w:rPr>
+                <w:rFonts w:ascii="Calibri" w:cs="Calibri" w:eastAsia="Calibri" w:hAnsi="Calibri"/>
+                <w:b w:val="false"/>
+                <w:bCs w:val="false"/>
+                <w:color w:val="3A3733"/>
+                <w:sz w:val="17"/>
+                <w:szCs w:val="17"/>
+              </w:rPr>
+              <w:t xml:space="preserve">20</w:t>
+            </w:r>
+          </w:p>
+        </w:tc>
+        <w:tc>
+          <w:tcPr>
+            <w:tcW w:type="dxa" w:w="1300"/>
+            <w:shd w:fill="F7F5F2" w:color="auto" w:val="clear"/>
+            <w:tcMar>
+              <w:top w:type="dxa" w:w="68"/>
+              <w:left w:type="dxa" w:w="110"/>
+              <w:bottom w:type="dxa" w:w="68"/>
+              <w:right w:type="dxa" w:w="110"/>
+            </w:tcMar>
+          </w:tcPr>
+          <w:p>
+            <w:pPr>
+              <w:spacing w:after="0" w:line="242"/>
+              <w:jc w:val="center"/>
+            </w:pPr>
+            <w:r>
+              <w:rPr>
+                <w:rFonts w:ascii="Calibri" w:cs="Calibri" w:eastAsia="Calibri" w:hAnsi="Calibri"/>
+                <w:b w:val="false"/>
+                <w:bCs w:val="false"/>
+                <w:color w:val="3A3733"/>
+                <w:sz w:val="17"/>
+                <w:szCs w:val="17"/>
+              </w:rPr>
+              <w:t xml:space="preserve">1.106</w:t>
+            </w:r>
+          </w:p>
+        </w:tc>
+        <w:tc>
+          <w:tcPr>
+            <w:tcW w:type="dxa" w:w="900"/>
+            <w:shd w:fill="F7F5F2" w:color="auto" w:val="clear"/>
+            <w:tcMar>
+              <w:top w:type="dxa" w:w="68"/>
+              <w:left w:type="dxa" w:w="110"/>
+              <w:bottom w:type="dxa" w:w="68"/>
+              <w:right w:type="dxa" w:w="110"/>
+            </w:tcMar>
+          </w:tcPr>
+          <w:p>
+            <w:pPr>
+              <w:spacing w:after="0" w:line="242"/>
+              <w:jc w:val="center"/>
+            </w:pPr>
+            <w:r>
+              <w:rPr>
+                <w:rFonts w:ascii="Calibri" w:cs="Calibri" w:eastAsia="Calibri" w:hAnsi="Calibri"/>
+                <w:b w:val="false"/>
+                <w:bCs w:val="false"/>
+                <w:color w:val="2F5D2F"/>
+                <w:sz w:val="17"/>
+                <w:szCs w:val="17"/>
+              </w:rPr>
+              <w:t xml:space="preserve">71</w:t>
+            </w:r>
+          </w:p>
+        </w:tc>
+        <w:tc>
+          <w:tcPr>
+            <w:tcW w:type="dxa" w:w="900"/>
+            <w:shd w:fill="F7F5F2" w:color="auto" w:val="clear"/>
+            <w:tcMar>
+              <w:top w:type="dxa" w:w="68"/>
+              <w:left w:type="dxa" w:w="110"/>
+              <w:bottom w:type="dxa" w:w="68"/>
+              <w:right w:type="dxa" w:w="110"/>
+            </w:tcMar>
+          </w:tcPr>
+          <w:p>
+            <w:pPr>
+              <w:spacing w:after="0" w:line="242"/>
+              <w:jc w:val="center"/>
+            </w:pPr>
+            <w:r>
+              <w:rPr>
+                <w:rFonts w:ascii="Calibri" w:cs="Calibri" w:eastAsia="Calibri" w:hAnsi="Calibri"/>
                 <w:b/>
                 <w:bCs/>
                 <w:color w:val="993535"/>
                 <w:sz w:val="17"/>
                 <w:szCs w:val="17"/>
               </w:rPr>
-              <w:t xml:space="preserve">7</w:t>
-            </w:r>
-          </w:p>
-        </w:tc>
-      </w:tr>
-      <w:tr>
-        <w:tc>
-          <w:tcPr>
-            <w:tcW w:type="dxa" w:w="2900"/>
-            <w:shd w:fill="F7F5F2" w:color="auto" w:val="clear"/>
-            <w:tcMar>
-              <w:top w:type="dxa" w:w="68"/>
-              <w:left w:type="dxa" w:w="110"/>
-              <w:bottom w:type="dxa" w:w="68"/>
-              <w:right w:type="dxa" w:w="110"/>
-            </w:tcMar>
-          </w:tcPr>
-          <w:p>
-            <w:pPr>
-              <w:spacing w:after="0" w:line="242"/>
-              <w:jc w:val="left"/>
-            </w:pPr>
-            <w:r>
-              <w:rPr>
-                <w:rFonts w:ascii="Calibri" w:cs="Calibri" w:eastAsia="Calibri" w:hAnsi="Calibri"/>
-                <w:b w:val="false"/>
-                <w:bCs w:val="false"/>
-                <w:color w:val="3A3733"/>
-                <w:sz w:val="17"/>
-                <w:szCs w:val="17"/>
-              </w:rPr>
-              <w:t xml:space="preserve">Otros</w:t>
-            </w:r>
-          </w:p>
-        </w:tc>
-        <w:tc>
-          <w:tcPr>
-            <w:tcW w:type="dxa" w:w="900"/>
-            <w:shd w:fill="F7F5F2" w:color="auto" w:val="clear"/>
-            <w:tcMar>
-              <w:top w:type="dxa" w:w="68"/>
-              <w:left w:type="dxa" w:w="110"/>
-              <w:bottom w:type="dxa" w:w="68"/>
-              <w:right w:type="dxa" w:w="110"/>
-            </w:tcMar>
-          </w:tcPr>
-          <w:p>
-            <w:pPr>
-              <w:spacing w:after="0" w:line="242"/>
-              <w:jc w:val="center"/>
-            </w:pPr>
-            <w:r>
-              <w:rPr>
-                <w:rFonts w:ascii="Calibri" w:cs="Calibri" w:eastAsia="Calibri" w:hAnsi="Calibri"/>
-                <w:b w:val="false"/>
-                <w:bCs w:val="false"/>
-                <w:color w:val="3A3733"/>
-                <w:sz w:val="17"/>
-                <w:szCs w:val="17"/>
-              </w:rPr>
-              <w:t xml:space="preserve">1</w:t>
-            </w:r>
-          </w:p>
-        </w:tc>
-        <w:tc>
-          <w:tcPr>
-            <w:tcW w:type="dxa" w:w="1300"/>
-            <w:shd w:fill="F7F5F2" w:color="auto" w:val="clear"/>
-            <w:tcMar>
-              <w:top w:type="dxa" w:w="68"/>
-              <w:left w:type="dxa" w:w="110"/>
-              <w:bottom w:type="dxa" w:w="68"/>
-              <w:right w:type="dxa" w:w="110"/>
-            </w:tcMar>
-          </w:tcPr>
-          <w:p>
-            <w:pPr>
-              <w:spacing w:after="0" w:line="242"/>
-              <w:jc w:val="center"/>
-            </w:pPr>
-            <w:r>
-              <w:rPr>
-                <w:rFonts w:ascii="Calibri" w:cs="Calibri" w:eastAsia="Calibri" w:hAnsi="Calibri"/>
-                <w:b w:val="false"/>
-                <w:bCs w:val="false"/>
-                <w:color w:val="3A3733"/>
-                <w:sz w:val="17"/>
-                <w:szCs w:val="17"/>
-              </w:rPr>
-              <w:t xml:space="preserve">532</w:t>
-            </w:r>
-          </w:p>
-        </w:tc>
-        <w:tc>
-          <w:tcPr>
-            <w:tcW w:type="dxa" w:w="900"/>
-            <w:shd w:fill="F7F5F2" w:color="auto" w:val="clear"/>
-            <w:tcMar>
-              <w:top w:type="dxa" w:w="68"/>
-              <w:left w:type="dxa" w:w="110"/>
-              <w:bottom w:type="dxa" w:w="68"/>
-              <w:right w:type="dxa" w:w="110"/>
-            </w:tcMar>
-          </w:tcPr>
-          <w:p>
-            <w:pPr>
-              <w:spacing w:after="0" w:line="242"/>
-              <w:jc w:val="center"/>
-            </w:pPr>
-            <w:r>
-              <w:rPr>
-                <w:rFonts w:ascii="Calibri" w:cs="Calibri" w:eastAsia="Calibri" w:hAnsi="Calibri"/>
-                <w:b w:val="false"/>
-                <w:bCs w:val="false"/>
-                <w:color w:val="2F5D2F"/>
-                <w:sz w:val="17"/>
-                <w:szCs w:val="17"/>
-              </w:rPr>
-              <w:t xml:space="preserve">32</w:t>
-            </w:r>
-          </w:p>
-        </w:tc>
-        <w:tc>
-          <w:tcPr>
-            <w:tcW w:type="dxa" w:w="900"/>
-            <w:shd w:fill="F7F5F2" w:color="auto" w:val="clear"/>
-            <w:tcMar>
-              <w:top w:type="dxa" w:w="68"/>
-              <w:left w:type="dxa" w:w="110"/>
-              <w:bottom w:type="dxa" w:w="68"/>
-              <w:right w:type="dxa" w:w="110"/>
-            </w:tcMar>
-          </w:tcPr>
-          <w:p>
-            <w:pPr>
-              <w:spacing w:after="0" w:line="242"/>
-              <w:jc w:val="center"/>
-            </w:pPr>
-            <w:r>
-              <w:rPr>
-                <w:rFonts w:ascii="Calibri" w:cs="Calibri" w:eastAsia="Calibri" w:hAnsi="Calibri"/>
-                <w:b/>
-                <w:bCs/>
-                <w:color w:val="993535"/>
-                <w:sz w:val="17"/>
-                <w:szCs w:val="17"/>
-              </w:rPr>
               <w:t xml:space="preserve">2</w:t>
-            </w:r>
-          </w:p>
-        </w:tc>
-        <w:tc>
-          <w:tcPr>
-            <w:tcW w:type="dxa" w:w="900"/>
-            <w:shd w:fill="F7F5F2" w:color="auto" w:val="clear"/>
-            <w:tcMar>
-              <w:top w:type="dxa" w:w="68"/>
-              <w:left w:type="dxa" w:w="110"/>
-              <w:bottom w:type="dxa" w:w="68"/>
-              <w:right w:type="dxa" w:w="110"/>
-            </w:tcMar>
-          </w:tcPr>
-          <w:p>
-            <w:pPr>
-              <w:spacing w:after="0" w:line="242"/>
-              <w:jc w:val="center"/>
-            </w:pPr>
-            <w:r>
-              <w:rPr>
-                <w:rFonts w:ascii="Calibri" w:cs="Calibri" w:eastAsia="Calibri" w:hAnsi="Calibri"/>
-                <w:b w:val="false"/>
-                <w:bCs w:val="false"/>
-                <w:color w:val="6F6B65"/>
-                <w:sz w:val="17"/>
-                <w:szCs w:val="17"/>
-              </w:rPr>
-              <w:t xml:space="preserve">0</w:t>
-            </w:r>
-          </w:p>
-        </w:tc>
-        <w:tc>
-          <w:tcPr>
-            <w:tcW w:type="dxa" w:w="1220"/>
-            <w:shd w:fill="F7F5F2" w:color="auto" w:val="clear"/>
-            <w:tcMar>
-              <w:top w:type="dxa" w:w="68"/>
-              <w:left w:type="dxa" w:w="110"/>
-              <w:bottom w:type="dxa" w:w="68"/>
-              <w:right w:type="dxa" w:w="110"/>
-            </w:tcMar>
-          </w:tcPr>
-          <w:p>
-            <w:pPr>
-              <w:spacing w:after="0" w:line="242"/>
-              <w:jc w:val="center"/>
-            </w:pPr>
-            <w:r>
-              <w:rPr>
-                <w:rFonts w:ascii="Calibri" w:cs="Calibri" w:eastAsia="Calibri" w:hAnsi="Calibri"/>
-                <w:b w:val="false"/>
-                <w:bCs w:val="false"/>
-                <w:color w:val="6F6B65"/>
-                <w:sz w:val="17"/>
-                <w:szCs w:val="17"/>
-              </w:rPr>
-              <w:t xml:space="preserve">0</w:t>
-            </w:r>
-          </w:p>
-        </w:tc>
-      </w:tr>
-      <w:tr>
-        <w:tc>
-          <w:tcPr>
-            <w:tcW w:type="dxa" w:w="2900"/>
-            <w:tcMar>
-              <w:top w:type="dxa" w:w="68"/>
-              <w:left w:type="dxa" w:w="110"/>
-              <w:bottom w:type="dxa" w:w="68"/>
-              <w:right w:type="dxa" w:w="110"/>
-            </w:tcMar>
-          </w:tcPr>
-          <w:p>
-            <w:pPr>
-              <w:spacing w:after="0" w:line="242"/>
-              <w:jc w:val="left"/>
-            </w:pPr>
-            <w:r>
-              <w:rPr>
-                <w:rFonts w:ascii="Calibri" w:cs="Calibri" w:eastAsia="Calibri" w:hAnsi="Calibri"/>
-                <w:b w:val="false"/>
-                <w:bCs w:val="false"/>
-                <w:color w:val="3A3733"/>
-                <w:sz w:val="17"/>
-                <w:szCs w:val="17"/>
-              </w:rPr>
-              <w:t xml:space="preserve">Panel</w:t>
-            </w:r>
-          </w:p>
-        </w:tc>
-        <w:tc>
-          <w:tcPr>
-            <w:tcW w:type="dxa" w:w="900"/>
-            <w:tcMar>
-              <w:top w:type="dxa" w:w="68"/>
-              <w:left w:type="dxa" w:w="110"/>
-              <w:bottom w:type="dxa" w:w="68"/>
-              <w:right w:type="dxa" w:w="110"/>
-            </w:tcMar>
-          </w:tcPr>
-          <w:p>
-            <w:pPr>
-              <w:spacing w:after="0" w:line="242"/>
-              <w:jc w:val="center"/>
-            </w:pPr>
-            <w:r>
-              <w:rPr>
-                <w:rFonts w:ascii="Calibri" w:cs="Calibri" w:eastAsia="Calibri" w:hAnsi="Calibri"/>
-                <w:b w:val="false"/>
-                <w:bCs w:val="false"/>
-                <w:color w:val="3A3733"/>
-                <w:sz w:val="17"/>
-                <w:szCs w:val="17"/>
-              </w:rPr>
-              <w:t xml:space="preserve">1</w:t>
-            </w:r>
-          </w:p>
-        </w:tc>
-        <w:tc>
-          <w:tcPr>
-            <w:tcW w:type="dxa" w:w="1300"/>
-            <w:tcMar>
-              <w:top w:type="dxa" w:w="68"/>
-              <w:left w:type="dxa" w:w="110"/>
-              <w:bottom w:type="dxa" w:w="68"/>
-              <w:right w:type="dxa" w:w="110"/>
-            </w:tcMar>
-          </w:tcPr>
-          <w:p>
-            <w:pPr>
-              <w:spacing w:after="0" w:line="242"/>
-              <w:jc w:val="center"/>
-            </w:pPr>
-            <w:r>
-              <w:rPr>
-                <w:rFonts w:ascii="Calibri" w:cs="Calibri" w:eastAsia="Calibri" w:hAnsi="Calibri"/>
-                <w:b w:val="false"/>
-                <w:bCs w:val="false"/>
-                <w:color w:val="3A3733"/>
-                <w:sz w:val="17"/>
-                <w:szCs w:val="17"/>
-              </w:rPr>
-              <w:t xml:space="preserve">613</w:t>
-            </w:r>
-          </w:p>
-        </w:tc>
-        <w:tc>
-          <w:tcPr>
-            <w:tcW w:type="dxa" w:w="900"/>
-            <w:tcMar>
-              <w:top w:type="dxa" w:w="68"/>
-              <w:left w:type="dxa" w:w="110"/>
-              <w:bottom w:type="dxa" w:w="68"/>
-              <w:right w:type="dxa" w:w="110"/>
-            </w:tcMar>
-          </w:tcPr>
-          <w:p>
-            <w:pPr>
-              <w:spacing w:after="0" w:line="242"/>
-              <w:jc w:val="center"/>
-            </w:pPr>
-            <w:r>
-              <w:rPr>
-                <w:rFonts w:ascii="Calibri" w:cs="Calibri" w:eastAsia="Calibri" w:hAnsi="Calibri"/>
-                <w:b w:val="false"/>
-                <w:bCs w:val="false"/>
-                <w:color w:val="2F5D2F"/>
-                <w:sz w:val="17"/>
-                <w:szCs w:val="17"/>
-              </w:rPr>
-              <w:t xml:space="preserve">0</w:t>
-            </w:r>
-          </w:p>
-        </w:tc>
-        <w:tc>
-          <w:tcPr>
-            <w:tcW w:type="dxa" w:w="900"/>
-            <w:tcMar>
-              <w:top w:type="dxa" w:w="68"/>
-              <w:left w:type="dxa" w:w="110"/>
-              <w:bottom w:type="dxa" w:w="68"/>
-              <w:right w:type="dxa" w:w="110"/>
-            </w:tcMar>
-          </w:tcPr>
-          <w:p>
-            <w:pPr>
-              <w:spacing w:after="0" w:line="242"/>
-              <w:jc w:val="center"/>
-            </w:pPr>
-            <w:r>
-              <w:rPr>
-                <w:rFonts w:ascii="Calibri" w:cs="Calibri" w:eastAsia="Calibri" w:hAnsi="Calibri"/>
-                <w:b w:val="false"/>
-                <w:bCs w:val="false"/>
-                <w:color w:val="6F6B65"/>
-                <w:sz w:val="17"/>
-                <w:szCs w:val="17"/>
-              </w:rPr>
-              <w:t xml:space="preserve">0</w:t>
-            </w:r>
-          </w:p>
-        </w:tc>
-        <w:tc>
-          <w:tcPr>
-            <w:tcW w:type="dxa" w:w="900"/>
-            <w:tcMar>
-              <w:top w:type="dxa" w:w="68"/>
-              <w:left w:type="dxa" w:w="110"/>
-              <w:bottom w:type="dxa" w:w="68"/>
-              <w:right w:type="dxa" w:w="110"/>
-            </w:tcMar>
-          </w:tcPr>
-          <w:p>
-            <w:pPr>
-              <w:spacing w:after="0" w:line="242"/>
-              <w:jc w:val="center"/>
-            </w:pPr>
-            <w:r>
-              <w:rPr>
-                <w:rFonts w:ascii="Calibri" w:cs="Calibri" w:eastAsia="Calibri" w:hAnsi="Calibri"/>
-                <w:b w:val="false"/>
-                <w:bCs w:val="false"/>
-                <w:color w:val="8A6C1E"/>
-                <w:sz w:val="17"/>
-                <w:szCs w:val="17"/>
-              </w:rPr>
-              <w:t xml:space="preserve">1</w:t>
-            </w:r>
-          </w:p>
-        </w:tc>
-        <w:tc>
-          <w:tcPr>
-            <w:tcW w:type="dxa" w:w="1220"/>
-            <w:tcMar>
-              <w:top w:type="dxa" w:w="68"/>
-              <w:left w:type="dxa" w:w="110"/>
-              <w:bottom w:type="dxa" w:w="68"/>
-              <w:right w:type="dxa" w:w="110"/>
-            </w:tcMar>
-          </w:tcPr>
-          <w:p>
-            <w:pPr>
-              <w:spacing w:after="0" w:line="242"/>
-              <w:jc w:val="center"/>
-            </w:pPr>
-            <w:r>
-              <w:rPr>
-                <w:rFonts w:ascii="Calibri" w:cs="Calibri" w:eastAsia="Calibri" w:hAnsi="Calibri"/>
-                <w:b w:val="false"/>
-                <w:bCs w:val="false"/>
-                <w:color w:val="6F6B65"/>
-                <w:sz w:val="17"/>
-                <w:szCs w:val="17"/>
-              </w:rPr>
-              <w:t xml:space="preserve">0</w:t>
-            </w:r>
-          </w:p>
-        </w:tc>
-      </w:tr>
-      <w:tr>
-        <w:tc>
-          <w:tcPr>
-            <w:tcW w:type="dxa" w:w="2900"/>
-            <w:shd w:fill="F7F5F2" w:color="auto" w:val="clear"/>
-            <w:tcMar>
-              <w:top w:type="dxa" w:w="68"/>
-              <w:left w:type="dxa" w:w="110"/>
-              <w:bottom w:type="dxa" w:w="68"/>
-              <w:right w:type="dxa" w:w="110"/>
-            </w:tcMar>
-          </w:tcPr>
-          <w:p>
-            <w:pPr>
-              <w:spacing w:after="0" w:line="242"/>
-              <w:jc w:val="left"/>
-            </w:pPr>
-            <w:r>
-              <w:rPr>
-                <w:rFonts w:ascii="Calibri" w:cs="Calibri" w:eastAsia="Calibri" w:hAnsi="Calibri"/>
-                <w:b w:val="false"/>
-                <w:bCs w:val="false"/>
-                <w:color w:val="3A3733"/>
-                <w:sz w:val="17"/>
-                <w:szCs w:val="17"/>
-              </w:rPr>
-              <w:t xml:space="preserve">Portal de la clienta</w:t>
-            </w:r>
-          </w:p>
-        </w:tc>
-        <w:tc>
-          <w:tcPr>
-            <w:tcW w:type="dxa" w:w="900"/>
-            <w:shd w:fill="F7F5F2" w:color="auto" w:val="clear"/>
-            <w:tcMar>
-              <w:top w:type="dxa" w:w="68"/>
-              <w:left w:type="dxa" w:w="110"/>
-              <w:bottom w:type="dxa" w:w="68"/>
-              <w:right w:type="dxa" w:w="110"/>
-            </w:tcMar>
-          </w:tcPr>
-          <w:p>
-            <w:pPr>
-              <w:spacing w:after="0" w:line="242"/>
-              <w:jc w:val="center"/>
-            </w:pPr>
-            <w:r>
-              <w:rPr>
-                <w:rFonts w:ascii="Calibri" w:cs="Calibri" w:eastAsia="Calibri" w:hAnsi="Calibri"/>
-                <w:b w:val="false"/>
-                <w:bCs w:val="false"/>
-                <w:color w:val="3A3733"/>
-                <w:sz w:val="17"/>
-                <w:szCs w:val="17"/>
-              </w:rPr>
-              <w:t xml:space="preserve">11</w:t>
-            </w:r>
-          </w:p>
-        </w:tc>
-        <w:tc>
-          <w:tcPr>
-            <w:tcW w:type="dxa" w:w="1300"/>
-            <w:shd w:fill="F7F5F2" w:color="auto" w:val="clear"/>
-            <w:tcMar>
-              <w:top w:type="dxa" w:w="68"/>
-              <w:left w:type="dxa" w:w="110"/>
-              <w:bottom w:type="dxa" w:w="68"/>
-              <w:right w:type="dxa" w:w="110"/>
-            </w:tcMar>
-          </w:tcPr>
-          <w:p>
-            <w:pPr>
-              <w:spacing w:after="0" w:line="242"/>
-              <w:jc w:val="center"/>
-            </w:pPr>
-            <w:r>
-              <w:rPr>
-                <w:rFonts w:ascii="Calibri" w:cs="Calibri" w:eastAsia="Calibri" w:hAnsi="Calibri"/>
-                <w:b w:val="false"/>
-                <w:bCs w:val="false"/>
-                <w:color w:val="3A3733"/>
-                <w:sz w:val="17"/>
-                <w:szCs w:val="17"/>
-              </w:rPr>
-              <w:t xml:space="preserve">88</w:t>
-            </w:r>
-          </w:p>
-        </w:tc>
-        <w:tc>
-          <w:tcPr>
-            <w:tcW w:type="dxa" w:w="900"/>
-            <w:shd w:fill="F7F5F2" w:color="auto" w:val="clear"/>
-            <w:tcMar>
-              <w:top w:type="dxa" w:w="68"/>
-              <w:left w:type="dxa" w:w="110"/>
-              <w:bottom w:type="dxa" w:w="68"/>
-              <w:right w:type="dxa" w:w="110"/>
-            </w:tcMar>
-          </w:tcPr>
-          <w:p>
-            <w:pPr>
-              <w:spacing w:after="0" w:line="242"/>
-              <w:jc w:val="center"/>
-            </w:pPr>
-            <w:r>
-              <w:rPr>
-                <w:rFonts w:ascii="Calibri" w:cs="Calibri" w:eastAsia="Calibri" w:hAnsi="Calibri"/>
-                <w:b w:val="false"/>
-                <w:bCs w:val="false"/>
-                <w:color w:val="2F5D2F"/>
-                <w:sz w:val="17"/>
-                <w:szCs w:val="17"/>
-              </w:rPr>
-              <w:t xml:space="preserve">0</w:t>
-            </w:r>
-          </w:p>
-        </w:tc>
-        <w:tc>
-          <w:tcPr>
-            <w:tcW w:type="dxa" w:w="900"/>
-            <w:shd w:fill="F7F5F2" w:color="auto" w:val="clear"/>
-            <w:tcMar>
-              <w:top w:type="dxa" w:w="68"/>
-              <w:left w:type="dxa" w:w="110"/>
-              <w:bottom w:type="dxa" w:w="68"/>
-              <w:right w:type="dxa" w:w="110"/>
-            </w:tcMar>
-          </w:tcPr>
-          <w:p>
-            <w:pPr>
-              <w:spacing w:after="0" w:line="242"/>
-              <w:jc w:val="center"/>
-            </w:pPr>
-            <w:r>
-              <w:rPr>
-                <w:rFonts w:ascii="Calibri" w:cs="Calibri" w:eastAsia="Calibri" w:hAnsi="Calibri"/>
-                <w:b w:val="false"/>
-                <w:bCs w:val="false"/>
-                <w:color w:val="6F6B65"/>
-                <w:sz w:val="17"/>
-                <w:szCs w:val="17"/>
-              </w:rPr>
-              <w:t xml:space="preserve">0</w:t>
-            </w:r>
-          </w:p>
-        </w:tc>
-        <w:tc>
-          <w:tcPr>
-            <w:tcW w:type="dxa" w:w="900"/>
-            <w:shd w:fill="F7F5F2" w:color="auto" w:val="clear"/>
-            <w:tcMar>
-              <w:top w:type="dxa" w:w="68"/>
-              <w:left w:type="dxa" w:w="110"/>
-              <w:bottom w:type="dxa" w:w="68"/>
-              <w:right w:type="dxa" w:w="110"/>
-            </w:tcMar>
-          </w:tcPr>
-          <w:p>
-            <w:pPr>
-              <w:spacing w:after="0" w:line="242"/>
-              <w:jc w:val="center"/>
-            </w:pPr>
-            <w:r>
-              <w:rPr>
-                <w:rFonts w:ascii="Calibri" w:cs="Calibri" w:eastAsia="Calibri" w:hAnsi="Calibri"/>
-                <w:b w:val="false"/>
-                <w:bCs w:val="false"/>
-                <w:color w:val="6F6B65"/>
-                <w:sz w:val="17"/>
-                <w:szCs w:val="17"/>
-              </w:rPr>
-              <w:t xml:space="preserve">0</w:t>
-            </w:r>
-          </w:p>
-        </w:tc>
-        <w:tc>
-          <w:tcPr>
-            <w:tcW w:type="dxa" w:w="1220"/>
-            <w:shd w:fill="F7F5F2" w:color="auto" w:val="clear"/>
-            <w:tcMar>
-              <w:top w:type="dxa" w:w="68"/>
-              <w:left w:type="dxa" w:w="110"/>
-              <w:bottom w:type="dxa" w:w="68"/>
-              <w:right w:type="dxa" w:w="110"/>
-            </w:tcMar>
-          </w:tcPr>
-          <w:p>
-            <w:pPr>
-              <w:spacing w:after="0" w:line="242"/>
-              <w:jc w:val="center"/>
-            </w:pPr>
-            <w:r>
-              <w:rPr>
-                <w:rFonts w:ascii="Calibri" w:cs="Calibri" w:eastAsia="Calibri" w:hAnsi="Calibri"/>
-                <w:b w:val="false"/>
-                <w:bCs w:val="false"/>
-                <w:color w:val="6F6B65"/>
-                <w:sz w:val="17"/>
-                <w:szCs w:val="17"/>
-              </w:rPr>
-              <w:t xml:space="preserve">0</w:t>
-            </w:r>
-          </w:p>
-        </w:tc>
-      </w:tr>
-      <w:tr>
-        <w:tc>
-          <w:tcPr>
-            <w:tcW w:type="dxa" w:w="2900"/>
-            <w:tcMar>
-              <w:top w:type="dxa" w:w="68"/>
-              <w:left w:type="dxa" w:w="110"/>
-              <w:bottom w:type="dxa" w:w="68"/>
-              <w:right w:type="dxa" w:w="110"/>
-            </w:tcMar>
-          </w:tcPr>
-          <w:p>
-            <w:pPr>
-              <w:spacing w:after="0" w:line="242"/>
-              <w:jc w:val="left"/>
-            </w:pPr>
-            <w:r>
-              <w:rPr>
-                <w:rFonts w:ascii="Calibri" w:cs="Calibri" w:eastAsia="Calibri" w:hAnsi="Calibri"/>
-                <w:b w:val="false"/>
-                <w:bCs w:val="false"/>
-                <w:color w:val="3A3733"/>
-                <w:sz w:val="17"/>
-                <w:szCs w:val="17"/>
-              </w:rPr>
-              <w:t xml:space="preserve">Reportes</w:t>
-            </w:r>
-          </w:p>
-        </w:tc>
-        <w:tc>
-          <w:tcPr>
-            <w:tcW w:type="dxa" w:w="900"/>
-            <w:tcMar>
-              <w:top w:type="dxa" w:w="68"/>
-              <w:left w:type="dxa" w:w="110"/>
-              <w:bottom w:type="dxa" w:w="68"/>
-              <w:right w:type="dxa" w:w="110"/>
-            </w:tcMar>
-          </w:tcPr>
-          <w:p>
-            <w:pPr>
-              <w:spacing w:after="0" w:line="242"/>
-              <w:jc w:val="center"/>
-            </w:pPr>
-            <w:r>
-              <w:rPr>
-                <w:rFonts w:ascii="Calibri" w:cs="Calibri" w:eastAsia="Calibri" w:hAnsi="Calibri"/>
-                <w:b w:val="false"/>
-                <w:bCs w:val="false"/>
-                <w:color w:val="3A3733"/>
-                <w:sz w:val="17"/>
-                <w:szCs w:val="17"/>
-              </w:rPr>
-              <w:t xml:space="preserve">2</w:t>
-            </w:r>
-          </w:p>
-        </w:tc>
-        <w:tc>
-          <w:tcPr>
-            <w:tcW w:type="dxa" w:w="1300"/>
-            <w:tcMar>
-              <w:top w:type="dxa" w:w="68"/>
-              <w:left w:type="dxa" w:w="110"/>
-              <w:bottom w:type="dxa" w:w="68"/>
-              <w:right w:type="dxa" w:w="110"/>
-            </w:tcMar>
-          </w:tcPr>
-          <w:p>
-            <w:pPr>
-              <w:spacing w:after="0" w:line="242"/>
-              <w:jc w:val="center"/>
-            </w:pPr>
-            <w:r>
-              <w:rPr>
-                <w:rFonts w:ascii="Calibri" w:cs="Calibri" w:eastAsia="Calibri" w:hAnsi="Calibri"/>
-                <w:b w:val="false"/>
-                <w:bCs w:val="false"/>
-                <w:color w:val="3A3733"/>
-                <w:sz w:val="17"/>
-                <w:szCs w:val="17"/>
-              </w:rPr>
-              <w:t xml:space="preserve">14</w:t>
-            </w:r>
-          </w:p>
-        </w:tc>
-        <w:tc>
-          <w:tcPr>
-            <w:tcW w:type="dxa" w:w="900"/>
-            <w:tcMar>
-              <w:top w:type="dxa" w:w="68"/>
-              <w:left w:type="dxa" w:w="110"/>
-              <w:bottom w:type="dxa" w:w="68"/>
-              <w:right w:type="dxa" w:w="110"/>
-            </w:tcMar>
-          </w:tcPr>
-          <w:p>
-            <w:pPr>
-              <w:spacing w:after="0" w:line="242"/>
-              <w:jc w:val="center"/>
-            </w:pPr>
-            <w:r>
-              <w:rPr>
-                <w:rFonts w:ascii="Calibri" w:cs="Calibri" w:eastAsia="Calibri" w:hAnsi="Calibri"/>
-                <w:b w:val="false"/>
-                <w:bCs w:val="false"/>
-                <w:color w:val="2F5D2F"/>
-                <w:sz w:val="17"/>
-                <w:szCs w:val="17"/>
-              </w:rPr>
-              <w:t xml:space="preserve">6</w:t>
-            </w:r>
-          </w:p>
-        </w:tc>
-        <w:tc>
-          <w:tcPr>
-            <w:tcW w:type="dxa" w:w="900"/>
-            <w:tcMar>
-              <w:top w:type="dxa" w:w="68"/>
-              <w:left w:type="dxa" w:w="110"/>
-              <w:bottom w:type="dxa" w:w="68"/>
-              <w:right w:type="dxa" w:w="110"/>
-            </w:tcMar>
-          </w:tcPr>
-          <w:p>
-            <w:pPr>
-              <w:spacing w:after="0" w:line="242"/>
-              <w:jc w:val="center"/>
-            </w:pPr>
-            <w:r>
-              <w:rPr>
-                <w:rFonts w:ascii="Calibri" w:cs="Calibri" w:eastAsia="Calibri" w:hAnsi="Calibri"/>
-                <w:b w:val="false"/>
-                <w:bCs w:val="false"/>
-                <w:color w:val="6F6B65"/>
-                <w:sz w:val="17"/>
-                <w:szCs w:val="17"/>
-              </w:rPr>
-              <w:t xml:space="preserve">0</w:t>
-            </w:r>
-          </w:p>
-        </w:tc>
-        <w:tc>
-          <w:tcPr>
-            <w:tcW w:type="dxa" w:w="900"/>
-            <w:tcMar>
-              <w:top w:type="dxa" w:w="68"/>
-              <w:left w:type="dxa" w:w="110"/>
-              <w:bottom w:type="dxa" w:w="68"/>
-              <w:right w:type="dxa" w:w="110"/>
-            </w:tcMar>
-          </w:tcPr>
-          <w:p>
-            <w:pPr>
-              <w:spacing w:after="0" w:line="242"/>
-              <w:jc w:val="center"/>
-            </w:pPr>
-            <w:r>
-              <w:rPr>
-                <w:rFonts w:ascii="Calibri" w:cs="Calibri" w:eastAsia="Calibri" w:hAnsi="Calibri"/>
-                <w:b w:val="false"/>
-                <w:bCs w:val="false"/>
-                <w:color w:val="6F6B65"/>
-                <w:sz w:val="17"/>
-                <w:szCs w:val="17"/>
-              </w:rPr>
-              <w:t xml:space="preserve">0</w:t>
-            </w:r>
-          </w:p>
-        </w:tc>
-        <w:tc>
-          <w:tcPr>
-            <w:tcW w:type="dxa" w:w="1220"/>
-            <w:tcMar>
-              <w:top w:type="dxa" w:w="68"/>
-              <w:left w:type="dxa" w:w="110"/>
-              <w:bottom w:type="dxa" w:w="68"/>
-              <w:right w:type="dxa" w:w="110"/>
-            </w:tcMar>
-          </w:tcPr>
-          <w:p>
-            <w:pPr>
-              <w:spacing w:after="0" w:line="242"/>
-              <w:jc w:val="center"/>
-            </w:pPr>
-            <w:r>
-              <w:rPr>
-                <w:rFonts w:ascii="Calibri" w:cs="Calibri" w:eastAsia="Calibri" w:hAnsi="Calibri"/>
-                <w:b w:val="false"/>
-                <w:bCs w:val="false"/>
-                <w:color w:val="6F6B65"/>
-                <w:sz w:val="17"/>
-                <w:szCs w:val="17"/>
-              </w:rPr>
-              <w:t xml:space="preserve">0</w:t>
-            </w:r>
-          </w:p>
-        </w:tc>
-      </w:tr>
-      <w:tr>
-        <w:tc>
-          <w:tcPr>
-            <w:tcW w:type="dxa" w:w="2900"/>
-            <w:shd w:fill="F7F5F2" w:color="auto" w:val="clear"/>
-            <w:tcMar>
-              <w:top w:type="dxa" w:w="68"/>
-              <w:left w:type="dxa" w:w="110"/>
-              <w:bottom w:type="dxa" w:w="68"/>
-              <w:right w:type="dxa" w:w="110"/>
-            </w:tcMar>
-          </w:tcPr>
-          <w:p>
-            <w:pPr>
-              <w:spacing w:after="0" w:line="242"/>
-              <w:jc w:val="left"/>
-            </w:pPr>
-            <w:r>
-              <w:rPr>
-                <w:rFonts w:ascii="Calibri" w:cs="Calibri" w:eastAsia="Calibri" w:hAnsi="Calibri"/>
-                <w:b w:val="false"/>
-                <w:bCs w:val="false"/>
-                <w:color w:val="3A3733"/>
-                <w:sz w:val="17"/>
-                <w:szCs w:val="17"/>
-              </w:rPr>
-              <w:t xml:space="preserve">Seguridad</w:t>
-            </w:r>
-          </w:p>
-        </w:tc>
-        <w:tc>
-          <w:tcPr>
-            <w:tcW w:type="dxa" w:w="900"/>
-            <w:shd w:fill="F7F5F2" w:color="auto" w:val="clear"/>
-            <w:tcMar>
-              <w:top w:type="dxa" w:w="68"/>
-              <w:left w:type="dxa" w:w="110"/>
-              <w:bottom w:type="dxa" w:w="68"/>
-              <w:right w:type="dxa" w:w="110"/>
-            </w:tcMar>
-          </w:tcPr>
-          <w:p>
-            <w:pPr>
-              <w:spacing w:after="0" w:line="242"/>
-              <w:jc w:val="center"/>
-            </w:pPr>
-            <w:r>
-              <w:rPr>
-                <w:rFonts w:ascii="Calibri" w:cs="Calibri" w:eastAsia="Calibri" w:hAnsi="Calibri"/>
-                <w:b w:val="false"/>
-                <w:bCs w:val="false"/>
-                <w:color w:val="3A3733"/>
-                <w:sz w:val="17"/>
-                <w:szCs w:val="17"/>
-              </w:rPr>
-              <w:t xml:space="preserve">14</w:t>
-            </w:r>
-          </w:p>
-        </w:tc>
-        <w:tc>
-          <w:tcPr>
-            <w:tcW w:type="dxa" w:w="1300"/>
-            <w:shd w:fill="F7F5F2" w:color="auto" w:val="clear"/>
-            <w:tcMar>
-              <w:top w:type="dxa" w:w="68"/>
-              <w:left w:type="dxa" w:w="110"/>
-              <w:bottom w:type="dxa" w:w="68"/>
-              <w:right w:type="dxa" w:w="110"/>
-            </w:tcMar>
-          </w:tcPr>
-          <w:p>
-            <w:pPr>
-              <w:spacing w:after="0" w:line="242"/>
-              <w:jc w:val="center"/>
-            </w:pPr>
-            <w:r>
-              <w:rPr>
-                <w:rFonts w:ascii="Calibri" w:cs="Calibri" w:eastAsia="Calibri" w:hAnsi="Calibri"/>
-                <w:b w:val="false"/>
-                <w:bCs w:val="false"/>
-                <w:color w:val="3A3733"/>
-                <w:sz w:val="17"/>
-                <w:szCs w:val="17"/>
-              </w:rPr>
-              <w:t xml:space="preserve">644</w:t>
-            </w:r>
-          </w:p>
-        </w:tc>
-        <w:tc>
-          <w:tcPr>
-            <w:tcW w:type="dxa" w:w="900"/>
-            <w:shd w:fill="F7F5F2" w:color="auto" w:val="clear"/>
-            <w:tcMar>
-              <w:top w:type="dxa" w:w="68"/>
-              <w:left w:type="dxa" w:w="110"/>
-              <w:bottom w:type="dxa" w:w="68"/>
-              <w:right w:type="dxa" w:w="110"/>
-            </w:tcMar>
-          </w:tcPr>
-          <w:p>
-            <w:pPr>
-              <w:spacing w:after="0" w:line="242"/>
-              <w:jc w:val="center"/>
-            </w:pPr>
-            <w:r>
-              <w:rPr>
-                <w:rFonts w:ascii="Calibri" w:cs="Calibri" w:eastAsia="Calibri" w:hAnsi="Calibri"/>
-                <w:b w:val="false"/>
-                <w:bCs w:val="false"/>
-                <w:color w:val="2F5D2F"/>
-                <w:sz w:val="17"/>
-                <w:szCs w:val="17"/>
-              </w:rPr>
-              <w:t xml:space="preserve">81</w:t>
-            </w:r>
-          </w:p>
-        </w:tc>
-        <w:tc>
-          <w:tcPr>
-            <w:tcW w:type="dxa" w:w="900"/>
-            <w:shd w:fill="F7F5F2" w:color="auto" w:val="clear"/>
-            <w:tcMar>
-              <w:top w:type="dxa" w:w="68"/>
-              <w:left w:type="dxa" w:w="110"/>
-              <w:bottom w:type="dxa" w:w="68"/>
-              <w:right w:type="dxa" w:w="110"/>
-            </w:tcMar>
-          </w:tcPr>
-          <w:p>
-            <w:pPr>
-              <w:spacing w:after="0" w:line="242"/>
-              <w:jc w:val="center"/>
-            </w:pPr>
-            <w:r>
-              <w:rPr>
-                <w:rFonts w:ascii="Calibri" w:cs="Calibri" w:eastAsia="Calibri" w:hAnsi="Calibri"/>
-                <w:b w:val="false"/>
-                <w:bCs w:val="false"/>
-                <w:color w:val="6F6B65"/>
-                <w:sz w:val="17"/>
-                <w:szCs w:val="17"/>
-              </w:rPr>
-              <w:t xml:space="preserve">0</w:t>
-            </w:r>
-          </w:p>
-        </w:tc>
-        <w:tc>
-          <w:tcPr>
-            <w:tcW w:type="dxa" w:w="900"/>
-            <w:shd w:fill="F7F5F2" w:color="auto" w:val="clear"/>
-            <w:tcMar>
-              <w:top w:type="dxa" w:w="68"/>
-              <w:left w:type="dxa" w:w="110"/>
-              <w:bottom w:type="dxa" w:w="68"/>
-              <w:right w:type="dxa" w:w="110"/>
-            </w:tcMar>
-          </w:tcPr>
-          <w:p>
-            <w:pPr>
-              <w:spacing w:after="0" w:line="242"/>
-              <w:jc w:val="center"/>
-            </w:pPr>
-            <w:r>
-              <w:rPr>
-                <w:rFonts w:ascii="Calibri" w:cs="Calibri" w:eastAsia="Calibri" w:hAnsi="Calibri"/>
-                <w:b w:val="false"/>
-                <w:bCs w:val="false"/>
-                <w:color w:val="6F6B65"/>
-                <w:sz w:val="17"/>
-                <w:szCs w:val="17"/>
-              </w:rPr>
-              <w:t xml:space="preserve">0</w:t>
-            </w:r>
-          </w:p>
-        </w:tc>
-        <w:tc>
-          <w:tcPr>
-            <w:tcW w:type="dxa" w:w="1220"/>
-            <w:shd w:fill="F7F5F2" w:color="auto" w:val="clear"/>
-            <w:tcMar>
-              <w:top w:type="dxa" w:w="68"/>
-              <w:left w:type="dxa" w:w="110"/>
-              <w:bottom w:type="dxa" w:w="68"/>
-              <w:right w:type="dxa" w:w="110"/>
-            </w:tcMar>
-          </w:tcPr>
-          <w:p>
-            <w:pPr>
-              <w:spacing w:after="0" w:line="242"/>
-              <w:jc w:val="center"/>
-            </w:pPr>
-            <w:r>
-              <w:rPr>
-                <w:rFonts w:ascii="Calibri" w:cs="Calibri" w:eastAsia="Calibri" w:hAnsi="Calibri"/>
-                <w:b w:val="false"/>
-                <w:bCs w:val="false"/>
-                <w:color w:val="6F6B65"/>
-                <w:sz w:val="17"/>
-                <w:szCs w:val="17"/>
-              </w:rPr>
-              <w:t xml:space="preserve">0</w:t>
-            </w:r>
-          </w:p>
-        </w:tc>
-      </w:tr>
-      <w:tr>
-        <w:tc>
-          <w:tcPr>
-            <w:tcW w:type="dxa" w:w="2900"/>
-            <w:tcMar>
-              <w:top w:type="dxa" w:w="68"/>
-              <w:left w:type="dxa" w:w="110"/>
-              <w:bottom w:type="dxa" w:w="68"/>
-              <w:right w:type="dxa" w:w="110"/>
-            </w:tcMar>
-          </w:tcPr>
-          <w:p>
-            <w:pPr>
-              <w:spacing w:after="0" w:line="242"/>
-              <w:jc w:val="left"/>
-            </w:pPr>
-            <w:r>
-              <w:rPr>
-                <w:rFonts w:ascii="Calibri" w:cs="Calibri" w:eastAsia="Calibri" w:hAnsi="Calibri"/>
-                <w:b w:val="false"/>
-                <w:bCs w:val="false"/>
-                <w:color w:val="3A3733"/>
-                <w:sz w:val="17"/>
-                <w:szCs w:val="17"/>
-              </w:rPr>
-              <w:t xml:space="preserve">Servicios y descuentos</w:t>
-            </w:r>
-          </w:p>
-        </w:tc>
-        <w:tc>
-          <w:tcPr>
-            <w:tcW w:type="dxa" w:w="900"/>
-            <w:tcMar>
-              <w:top w:type="dxa" w:w="68"/>
-              <w:left w:type="dxa" w:w="110"/>
-              <w:bottom w:type="dxa" w:w="68"/>
-              <w:right w:type="dxa" w:w="110"/>
-            </w:tcMar>
-          </w:tcPr>
-          <w:p>
-            <w:pPr>
-              <w:spacing w:after="0" w:line="242"/>
-              <w:jc w:val="center"/>
-            </w:pPr>
-            <w:r>
-              <w:rPr>
-                <w:rFonts w:ascii="Calibri" w:cs="Calibri" w:eastAsia="Calibri" w:hAnsi="Calibri"/>
-                <w:b w:val="false"/>
-                <w:bCs w:val="false"/>
-                <w:color w:val="3A3733"/>
-                <w:sz w:val="17"/>
-                <w:szCs w:val="17"/>
-              </w:rPr>
-              <w:t xml:space="preserve">7</w:t>
-            </w:r>
-          </w:p>
-        </w:tc>
-        <w:tc>
-          <w:tcPr>
-            <w:tcW w:type="dxa" w:w="1300"/>
-            <w:tcMar>
-              <w:top w:type="dxa" w:w="68"/>
-              <w:left w:type="dxa" w:w="110"/>
-              <w:bottom w:type="dxa" w:w="68"/>
-              <w:right w:type="dxa" w:w="110"/>
-            </w:tcMar>
-          </w:tcPr>
-          <w:p>
-            <w:pPr>
-              <w:spacing w:after="0" w:line="242"/>
-              <w:jc w:val="center"/>
-            </w:pPr>
-            <w:r>
-              <w:rPr>
-                <w:rFonts w:ascii="Calibri" w:cs="Calibri" w:eastAsia="Calibri" w:hAnsi="Calibri"/>
-                <w:b w:val="false"/>
-                <w:bCs w:val="false"/>
-                <w:color w:val="3A3733"/>
-                <w:sz w:val="17"/>
-                <w:szCs w:val="17"/>
-              </w:rPr>
-              <w:t xml:space="preserve">33</w:t>
-            </w:r>
-          </w:p>
-        </w:tc>
-        <w:tc>
-          <w:tcPr>
-            <w:tcW w:type="dxa" w:w="900"/>
-            <w:tcMar>
-              <w:top w:type="dxa" w:w="68"/>
-              <w:left w:type="dxa" w:w="110"/>
-              <w:bottom w:type="dxa" w:w="68"/>
-              <w:right w:type="dxa" w:w="110"/>
-            </w:tcMar>
-          </w:tcPr>
-          <w:p>
-            <w:pPr>
-              <w:spacing w:after="0" w:line="242"/>
-              <w:jc w:val="center"/>
-            </w:pPr>
-            <w:r>
-              <w:rPr>
-                <w:rFonts w:ascii="Calibri" w:cs="Calibri" w:eastAsia="Calibri" w:hAnsi="Calibri"/>
-                <w:b w:val="false"/>
-                <w:bCs w:val="false"/>
-                <w:color w:val="2F5D2F"/>
-                <w:sz w:val="17"/>
-                <w:szCs w:val="17"/>
-              </w:rPr>
-              <w:t xml:space="preserve">0</w:t>
-            </w:r>
-          </w:p>
-        </w:tc>
-        <w:tc>
-          <w:tcPr>
-            <w:tcW w:type="dxa" w:w="900"/>
-            <w:tcMar>
-              <w:top w:type="dxa" w:w="68"/>
-              <w:left w:type="dxa" w:w="110"/>
-              <w:bottom w:type="dxa" w:w="68"/>
-              <w:right w:type="dxa" w:w="110"/>
-            </w:tcMar>
-          </w:tcPr>
-          <w:p>
-            <w:pPr>
-              <w:spacing w:after="0" w:line="242"/>
-              <w:jc w:val="center"/>
-            </w:pPr>
-            <w:r>
-              <w:rPr>
-                <w:rFonts w:ascii="Calibri" w:cs="Calibri" w:eastAsia="Calibri" w:hAnsi="Calibri"/>
-                <w:b w:val="false"/>
-                <w:bCs w:val="false"/>
-                <w:color w:val="6F6B65"/>
-                <w:sz w:val="17"/>
-                <w:szCs w:val="17"/>
-              </w:rPr>
-              <w:t xml:space="preserve">0</w:t>
-            </w:r>
-          </w:p>
-        </w:tc>
-        <w:tc>
-          <w:tcPr>
-            <w:tcW w:type="dxa" w:w="900"/>
-            <w:tcMar>
-              <w:top w:type="dxa" w:w="68"/>
-              <w:left w:type="dxa" w:w="110"/>
-              <w:bottom w:type="dxa" w:w="68"/>
-              <w:right w:type="dxa" w:w="110"/>
-            </w:tcMar>
-          </w:tcPr>
-          <w:p>
-            <w:pPr>
-              <w:spacing w:after="0" w:line="242"/>
-              <w:jc w:val="center"/>
-            </w:pPr>
-            <w:r>
-              <w:rPr>
-                <w:rFonts w:ascii="Calibri" w:cs="Calibri" w:eastAsia="Calibri" w:hAnsi="Calibri"/>
-                <w:b w:val="false"/>
-                <w:bCs w:val="false"/>
-                <w:color w:val="6F6B65"/>
-                <w:sz w:val="17"/>
-                <w:szCs w:val="17"/>
-              </w:rPr>
-              <w:t xml:space="preserve">0</w:t>
-            </w:r>
-          </w:p>
-        </w:tc>
-        <w:tc>
-          <w:tcPr>
-            <w:tcW w:type="dxa" w:w="1220"/>
-            <w:tcMar>
-              <w:top w:type="dxa" w:w="68"/>
-              <w:left w:type="dxa" w:w="110"/>
-              <w:bottom w:type="dxa" w:w="68"/>
-              <w:right w:type="dxa" w:w="110"/>
-            </w:tcMar>
-          </w:tcPr>
-          <w:p>
-            <w:pPr>
-              <w:spacing w:after="0" w:line="242"/>
-              <w:jc w:val="center"/>
-            </w:pPr>
-            <w:r>
-              <w:rPr>
-                <w:rFonts w:ascii="Calibri" w:cs="Calibri" w:eastAsia="Calibri" w:hAnsi="Calibri"/>
-                <w:b w:val="false"/>
-                <w:bCs w:val="false"/>
-                <w:color w:val="6F6B65"/>
-                <w:sz w:val="17"/>
-                <w:szCs w:val="17"/>
-              </w:rPr>
-              <w:t xml:space="preserve">0</w:t>
-            </w:r>
-          </w:p>
-        </w:tc>
-      </w:tr>
-      <w:tr>
-        <w:tc>
-          <w:tcPr>
-            <w:tcW w:type="dxa" w:w="2900"/>
-            <w:shd w:fill="F7F5F2" w:color="auto" w:val="clear"/>
-            <w:tcMar>
-              <w:top w:type="dxa" w:w="68"/>
-              <w:left w:type="dxa" w:w="110"/>
-              <w:bottom w:type="dxa" w:w="68"/>
-              <w:right w:type="dxa" w:w="110"/>
-            </w:tcMar>
-          </w:tcPr>
-          <w:p>
-            <w:pPr>
-              <w:spacing w:after="0" w:line="242"/>
-              <w:jc w:val="left"/>
-            </w:pPr>
-            <w:r>
-              <w:rPr>
-                <w:rFonts w:ascii="Calibri" w:cs="Calibri" w:eastAsia="Calibri" w:hAnsi="Calibri"/>
-                <w:b w:val="false"/>
-                <w:bCs w:val="false"/>
-                <w:color w:val="3A3733"/>
-                <w:sz w:val="17"/>
-                <w:szCs w:val="17"/>
-              </w:rPr>
-              <w:t xml:space="preserve">Tesorería (facturación y caja)</w:t>
-            </w:r>
-          </w:p>
-        </w:tc>
-        <w:tc>
-          <w:tcPr>
-            <w:tcW w:type="dxa" w:w="900"/>
-            <w:shd w:fill="F7F5F2" w:color="auto" w:val="clear"/>
-            <w:tcMar>
-              <w:top w:type="dxa" w:w="68"/>
-              <w:left w:type="dxa" w:w="110"/>
-              <w:bottom w:type="dxa" w:w="68"/>
-              <w:right w:type="dxa" w:w="110"/>
-            </w:tcMar>
-          </w:tcPr>
-          <w:p>
-            <w:pPr>
-              <w:spacing w:after="0" w:line="242"/>
-              <w:jc w:val="center"/>
-            </w:pPr>
-            <w:r>
-              <w:rPr>
-                <w:rFonts w:ascii="Calibri" w:cs="Calibri" w:eastAsia="Calibri" w:hAnsi="Calibri"/>
-                <w:b w:val="false"/>
-                <w:bCs w:val="false"/>
-                <w:color w:val="3A3733"/>
-                <w:sz w:val="17"/>
-                <w:szCs w:val="17"/>
-              </w:rPr>
-              <w:t xml:space="preserve">20</w:t>
-            </w:r>
-          </w:p>
-        </w:tc>
-        <w:tc>
-          <w:tcPr>
-            <w:tcW w:type="dxa" w:w="1300"/>
-            <w:shd w:fill="F7F5F2" w:color="auto" w:val="clear"/>
-            <w:tcMar>
-              <w:top w:type="dxa" w:w="68"/>
-              <w:left w:type="dxa" w:w="110"/>
-              <w:bottom w:type="dxa" w:w="68"/>
-              <w:right w:type="dxa" w:w="110"/>
-            </w:tcMar>
-          </w:tcPr>
-          <w:p>
-            <w:pPr>
-              <w:spacing w:after="0" w:line="242"/>
-              <w:jc w:val="center"/>
-            </w:pPr>
-            <w:r>
-              <w:rPr>
-                <w:rFonts w:ascii="Calibri" w:cs="Calibri" w:eastAsia="Calibri" w:hAnsi="Calibri"/>
-                <w:b w:val="false"/>
-                <w:bCs w:val="false"/>
-                <w:color w:val="3A3733"/>
-                <w:sz w:val="17"/>
-                <w:szCs w:val="17"/>
-              </w:rPr>
-              <w:t xml:space="preserve">1.232</w:t>
-            </w:r>
-          </w:p>
-        </w:tc>
-        <w:tc>
-          <w:tcPr>
-            <w:tcW w:type="dxa" w:w="900"/>
-            <w:shd w:fill="F7F5F2" w:color="auto" w:val="clear"/>
-            <w:tcMar>
-              <w:top w:type="dxa" w:w="68"/>
-              <w:left w:type="dxa" w:w="110"/>
-              <w:bottom w:type="dxa" w:w="68"/>
-              <w:right w:type="dxa" w:w="110"/>
-            </w:tcMar>
-          </w:tcPr>
-          <w:p>
-            <w:pPr>
-              <w:spacing w:after="0" w:line="242"/>
-              <w:jc w:val="center"/>
-            </w:pPr>
-            <w:r>
-              <w:rPr>
-                <w:rFonts w:ascii="Calibri" w:cs="Calibri" w:eastAsia="Calibri" w:hAnsi="Calibri"/>
-                <w:b w:val="false"/>
-                <w:bCs w:val="false"/>
-                <w:color w:val="2F5D2F"/>
-                <w:sz w:val="17"/>
-                <w:szCs w:val="17"/>
-              </w:rPr>
-              <w:t xml:space="preserve">76</w:t>
-            </w:r>
-          </w:p>
-        </w:tc>
-        <w:tc>
-          <w:tcPr>
-            <w:tcW w:type="dxa" w:w="900"/>
-            <w:shd w:fill="F7F5F2" w:color="auto" w:val="clear"/>
-            <w:tcMar>
-              <w:top w:type="dxa" w:w="68"/>
-              <w:left w:type="dxa" w:w="110"/>
-              <w:bottom w:type="dxa" w:w="68"/>
-              <w:right w:type="dxa" w:w="110"/>
-            </w:tcMar>
-          </w:tcPr>
-          <w:p>
-            <w:pPr>
-              <w:spacing w:after="0" w:line="242"/>
-              <w:jc w:val="center"/>
-            </w:pPr>
-            <w:r>
-              <w:rPr>
-                <w:rFonts w:ascii="Calibri" w:cs="Calibri" w:eastAsia="Calibri" w:hAnsi="Calibri"/>
-                <w:b/>
-                <w:bCs/>
-                <w:color w:val="993535"/>
-                <w:sz w:val="17"/>
-                <w:szCs w:val="17"/>
-              </w:rPr>
-              <w:t xml:space="preserve">4</w:t>
             </w:r>
           </w:p>
         </w:tc>
@@ -7075,7 +6911,7 @@
                 <w:sz w:val="18"/>
                 <w:szCs w:val="18"/>
               </w:rPr>
-              <w:t xml:space="preserve">7.749</w:t>
+              <w:t xml:space="preserve">7.127</w:t>
             </w:r>
           </w:p>
         </w:tc>
@@ -7135,7 +6971,7 @@
                 <w:sz w:val="18"/>
                 <w:szCs w:val="18"/>
               </w:rPr>
-              <w:t xml:space="preserve">279</w:t>
+              <w:t xml:space="preserve">259</w:t>
             </w:r>
           </w:p>
         </w:tc>
@@ -7193,7 +7029,7 @@
                 <w:sz w:val="18"/>
                 <w:szCs w:val="18"/>
               </w:rPr>
-              <w:t xml:space="preserve">255</w:t>
+              <w:t xml:space="preserve">250</w:t>
             </w:r>
           </w:p>
         </w:tc>
@@ -7249,11 +7085,11 @@
                 <w:rFonts w:ascii="Calibri" w:cs="Calibri" w:eastAsia="Calibri" w:hAnsi="Calibri"/>
                 <w:b/>
                 <w:bCs/>
-                <w:color w:val="993535"/>
+                <w:color w:val="2F5D2F"/>
                 <w:sz w:val="18"/>
                 <w:szCs w:val="18"/>
               </w:rPr>
-              <w:t xml:space="preserve">3</w:t>
+              <w:t xml:space="preserve">0</w:t>
             </w:r>
           </w:p>
         </w:tc>
@@ -7311,7 +7147,7 @@
                 <w:sz w:val="18"/>
                 <w:szCs w:val="18"/>
               </w:rPr>
-              <w:t xml:space="preserve">3</w:t>
+              <w:t xml:space="preserve">2</w:t>
             </w:r>
           </w:p>
         </w:tc>
@@ -7429,7 +7265,7 @@
                 <w:sz w:val="18"/>
                 <w:szCs w:val="18"/>
               </w:rPr>
-              <w:t xml:space="preserve">91,4 %</w:t>
+              <w:t xml:space="preserve">96,53 %</w:t>
             </w:r>
           </w:p>
         </w:tc>
@@ -7489,7 +7325,7 @@
                 <w:sz w:val="18"/>
                 <w:szCs w:val="18"/>
               </w:rPr>
-              <w:t xml:space="preserve">24</w:t>
+              <w:t xml:space="preserve">9</w:t>
             </w:r>
           </w:p>
         </w:tc>
@@ -7607,7 +7443,7 @@
                 <w:sz w:val="18"/>
                 <w:szCs w:val="18"/>
               </w:rPr>
-              <w:t xml:space="preserve">23</w:t>
+              <w:t xml:space="preserve">17</w:t>
             </w:r>
           </w:p>
         </w:tc>
@@ -7792,7 +7628,7 @@
                 <w:sz w:val="17"/>
                 <w:szCs w:val="17"/>
               </w:rPr>
-              <w:t xml:space="preserve">3.916</w:t>
+              <w:t xml:space="preserve">3.578</w:t>
             </w:r>
           </w:p>
         </w:tc>
@@ -7880,7 +7716,7 @@
                 <w:sz w:val="17"/>
                 <w:szCs w:val="17"/>
               </w:rPr>
-              <w:t xml:space="preserve">3.725</w:t>
+              <w:t xml:space="preserve">3.449</w:t>
             </w:r>
           </w:p>
         </w:tc>
@@ -7967,7 +7803,7 @@
                 <w:sz w:val="17"/>
                 <w:szCs w:val="17"/>
               </w:rPr>
-              <w:t xml:space="preserve">98</w:t>
+              <w:t xml:space="preserve">97</w:t>
             </w:r>
           </w:p>
         </w:tc>
@@ -8085,92 +7921,6 @@
                 <w:szCs w:val="17"/>
               </w:rPr>
               <w:t xml:space="preserve">Limitador de peticiones (fuerza bruta bloqueada)</w:t>
-            </w:r>
-          </w:p>
-        </w:tc>
-      </w:tr>
-      <w:tr>
-        <w:tc>
-          <w:tcPr>
-            <w:tcW w:type="dxa" w:w="1500"/>
-            <w:tcMar>
-              <w:top w:type="dxa" w:w="68"/>
-              <w:left w:type="dxa" w:w="110"/>
-              <w:bottom w:type="dxa" w:w="68"/>
-              <w:right w:type="dxa" w:w="110"/>
-            </w:tcMar>
-          </w:tcPr>
-          <w:p>
-            <w:pPr>
-              <w:spacing w:after="0" w:line="242"/>
-              <w:jc w:val="left"/>
-            </w:pPr>
-            <w:r>
-              <w:rPr>
-                <w:rFonts w:ascii="Calibri" w:cs="Calibri" w:eastAsia="Calibri" w:hAnsi="Calibri"/>
-                <w:b/>
-                <w:bCs/>
-                <w:color w:val="993535"/>
-                <w:sz w:val="17"/>
-                <w:szCs w:val="17"/>
-              </w:rPr>
-              <w:t xml:space="preserve">500</w:t>
-            </w:r>
-          </w:p>
-        </w:tc>
-        <w:tc>
-          <w:tcPr>
-            <w:tcW w:type="dxa" w:w="1300"/>
-            <w:tcMar>
-              <w:top w:type="dxa" w:w="68"/>
-              <w:left w:type="dxa" w:w="110"/>
-              <w:bottom w:type="dxa" w:w="68"/>
-              <w:right w:type="dxa" w:w="110"/>
-            </w:tcMar>
-          </w:tcPr>
-          <w:p>
-            <w:pPr>
-              <w:spacing w:after="0" w:line="242"/>
-              <w:jc w:val="center"/>
-            </w:pPr>
-            <w:r>
-              <w:rPr>
-                <w:rFonts w:ascii="Calibri" w:cs="Calibri" w:eastAsia="Calibri" w:hAnsi="Calibri"/>
-                <w:b w:val="false"/>
-                <w:bCs w:val="false"/>
-                <w:color w:val="993535"/>
-                <w:sz w:val="17"/>
-                <w:szCs w:val="17"/>
-              </w:rPr>
-              <w:t xml:space="preserve">7</w:t>
-            </w:r>
-          </w:p>
-        </w:tc>
-        <w:tc>
-          <w:tcPr>
-            <w:tcW w:type="dxa" w:w="6220"/>
-            <w:tcMar>
-              <w:top w:type="dxa" w:w="68"/>
-              <w:left w:type="dxa" w:w="110"/>
-              <w:bottom w:type="dxa" w:w="68"/>
-              <w:right w:type="dxa" w:w="110"/>
-            </w:tcMar>
-          </w:tcPr>
-          <w:p>
-            <w:pPr>
-              <w:spacing w:after="0" w:line="242"/>
-              <w:jc w:val="left"/>
-            </w:pPr>
-            <w:r>
-              <w:rPr>
-                <w:rFonts w:ascii="Calibri" w:cs="Calibri" w:eastAsia="Calibri" w:hAnsi="Calibri"/>
-                <w:b w:val="false"/>
-                <w:bCs w:val="false"/>
-                <w:color w:val="3A3733"/>
-                <w:sz w:val="17"/>
-                <w:szCs w:val="17"/>
-              </w:rPr>
-              <w:t xml:space="preserve">Error del servidor</w:t>
             </w:r>
           </w:p>
         </w:tc>
@@ -8401,7 +8151,7 @@
                 <w:sz w:val="17"/>
                 <w:szCs w:val="17"/>
               </w:rPr>
-              <w:t xml:space="preserve">5.004</w:t>
+              <w:t xml:space="preserve">4.584</w:t>
             </w:r>
           </w:p>
         </w:tc>
@@ -8490,7 +8240,7 @@
                 <w:sz w:val="17"/>
                 <w:szCs w:val="17"/>
               </w:rPr>
-              <w:t xml:space="preserve">773</w:t>
+              <w:t xml:space="preserve">673</w:t>
             </w:r>
           </w:p>
         </w:tc>
@@ -8576,7 +8326,7 @@
                 <w:sz w:val="17"/>
                 <w:szCs w:val="17"/>
               </w:rPr>
-              <w:t xml:space="preserve">689</w:t>
+              <w:t xml:space="preserve">634</w:t>
             </w:r>
           </w:p>
         </w:tc>
@@ -8665,7 +8415,7 @@
                 <w:sz w:val="17"/>
                 <w:szCs w:val="17"/>
               </w:rPr>
-              <w:t xml:space="preserve">301</w:t>
+              <w:t xml:space="preserve">258</w:t>
             </w:r>
           </w:p>
         </w:tc>
@@ -8751,7 +8501,7 @@
                 <w:sz w:val="17"/>
                 <w:szCs w:val="17"/>
               </w:rPr>
-              <w:t xml:space="preserve">245</w:t>
+              <w:t xml:space="preserve">257</w:t>
             </w:r>
           </w:p>
         </w:tc>
@@ -8782,7 +8532,7 @@
                 <w:sz w:val="17"/>
                 <w:szCs w:val="17"/>
               </w:rPr>
-              <w:t xml:space="preserve">lucia</w:t>
+              <w:t xml:space="preserve">karen</w:t>
             </w:r>
           </w:p>
         </w:tc>
@@ -8840,7 +8590,7 @@
                 <w:sz w:val="17"/>
                 <w:szCs w:val="17"/>
               </w:rPr>
-              <w:t xml:space="preserve">213</w:t>
+              <w:t xml:space="preserve">211</w:t>
             </w:r>
           </w:p>
         </w:tc>
@@ -8870,7 +8620,7 @@
                 <w:sz w:val="17"/>
                 <w:szCs w:val="17"/>
               </w:rPr>
-              <w:t xml:space="preserve">karen</w:t>
+              <w:t xml:space="preserve">lucia</w:t>
             </w:r>
           </w:p>
         </w:tc>
@@ -8926,7 +8676,7 @@
                 <w:sz w:val="17"/>
                 <w:szCs w:val="17"/>
               </w:rPr>
-              <w:t xml:space="preserve">205</w:t>
+              <w:t xml:space="preserve">200</w:t>
             </w:r>
           </w:p>
         </w:tc>
@@ -9015,7 +8765,7 @@
                 <w:sz w:val="17"/>
                 <w:szCs w:val="17"/>
               </w:rPr>
-              <w:t xml:space="preserve">122</w:t>
+              <w:t xml:space="preserve">113</w:t>
             </w:r>
           </w:p>
         </w:tc>
@@ -9912,7 +9662,7 @@
           <w:sz w:val="16"/>
           <w:szCs w:val="16"/>
         </w:rPr>
-        <w:t xml:space="preserve">Estado final de las 353 citas del período.</w:t>
+        <w:t xml:space="preserve">Estado final de las 323 citas del período.</w:t>
       </w:r>
     </w:p>
     <w:p>
@@ -10564,7 +10314,7 @@
                 <w:sz w:val="16"/>
                 <w:szCs w:val="16"/>
               </w:rPr>
-              <w:t xml:space="preserve">stock final 0,5589</w:t>
+              <w:t xml:space="preserve">stock final 0</w:t>
             </w:r>
           </w:p>
         </w:tc>
@@ -10767,7 +10517,7 @@
                 <w:sz w:val="16"/>
                 <w:szCs w:val="16"/>
               </w:rPr>
-              <w:t xml:space="preserve">2</w:t>
+              <w:t xml:space="preserve">1</w:t>
             </w:r>
           </w:p>
         </w:tc>
@@ -11114,7 +10864,7 @@
                 <w:sz w:val="16"/>
                 <w:szCs w:val="16"/>
               </w:rPr>
-              <w:t xml:space="preserve">1</w:t>
+              <w:t xml:space="preserve">0</w:t>
             </w:r>
           </w:p>
         </w:tc>
@@ -11142,7 +10892,7 @@
                 <w:sz w:val="16"/>
                 <w:szCs w:val="16"/>
               </w:rPr>
-              <w:t xml:space="preserve">saldo final Gs. 0</w:t>
+              <w:t xml:space="preserve">saldo final Gs. 100.000</w:t>
             </w:r>
           </w:p>
         </w:tc>
@@ -11347,702 +11097,6 @@
                 <w:szCs w:val="16"/>
               </w:rPr>
               <w:t xml:space="preserve">1</w:t>
-            </w:r>
-          </w:p>
-        </w:tc>
-        <w:tc>
-          <w:tcPr>
-            <w:tcW w:type="dxa" w:w="3370"/>
-            <w:tcMar>
-              <w:top w:type="dxa" w:w="68"/>
-              <w:left w:type="dxa" w:w="110"/>
-              <w:bottom w:type="dxa" w:w="68"/>
-              <w:right w:type="dxa" w:w="110"/>
-            </w:tcMar>
-          </w:tcPr>
-          <w:p>
-            <w:pPr>
-              <w:spacing w:after="0" w:line="242"/>
-              <w:jc w:val="left"/>
-            </w:pPr>
-            <w:r>
-              <w:rPr>
-                <w:rFonts w:ascii="Calibri" w:cs="Calibri" w:eastAsia="Calibri" w:hAnsi="Calibri"/>
-                <w:b w:val="false"/>
-                <w:bCs w:val="false"/>
-                <w:color w:val="3A3733"/>
-                <w:sz w:val="16"/>
-                <w:szCs w:val="16"/>
-              </w:rPr>
-              <w:t xml:space="preserve">1 persona(s), 1 cliente(s)</w:t>
-            </w:r>
-          </w:p>
-        </w:tc>
-      </w:tr>
-      <w:tr>
-        <w:tc>
-          <w:tcPr>
-            <w:tcW w:type="dxa" w:w="3500"/>
-            <w:shd w:fill="F7F5F2" w:color="auto" w:val="clear"/>
-            <w:tcMar>
-              <w:top w:type="dxa" w:w="68"/>
-              <w:left w:type="dxa" w:w="110"/>
-              <w:bottom w:type="dxa" w:w="68"/>
-              <w:right w:type="dxa" w:w="110"/>
-            </w:tcMar>
-          </w:tcPr>
-          <w:p>
-            <w:pPr>
-              <w:spacing w:after="0" w:line="242"/>
-              <w:jc w:val="left"/>
-            </w:pPr>
-            <w:r>
-              <w:rPr>
-                <w:rFonts w:ascii="Calibri" w:cs="Calibri" w:eastAsia="Calibri" w:hAnsi="Calibri"/>
-                <w:b w:val="false"/>
-                <w:bCs w:val="false"/>
-                <w:color w:val="3A3733"/>
-                <w:sz w:val="16"/>
-                <w:szCs w:val="16"/>
-              </w:rPr>
-              <w:t xml:space="preserve">Cancelar y reprogramar la misma cita a la vez</w:t>
-            </w:r>
-          </w:p>
-        </w:tc>
-        <w:tc>
-          <w:tcPr>
-            <w:tcW w:type="dxa" w:w="1050"/>
-            <w:shd w:fill="F7F5F2" w:color="auto" w:val="clear"/>
-            <w:tcMar>
-              <w:top w:type="dxa" w:w="68"/>
-              <w:left w:type="dxa" w:w="110"/>
-              <w:bottom w:type="dxa" w:w="68"/>
-              <w:right w:type="dxa" w:w="110"/>
-            </w:tcMar>
-          </w:tcPr>
-          <w:p>
-            <w:pPr>
-              <w:spacing w:after="0" w:line="242"/>
-              <w:jc w:val="center"/>
-            </w:pPr>
-            <w:r>
-              <w:rPr>
-                <w:rFonts w:ascii="Calibri" w:cs="Calibri" w:eastAsia="Calibri" w:hAnsi="Calibri"/>
-                <w:b w:val="false"/>
-                <w:bCs w:val="false"/>
-                <w:color w:val="3A3733"/>
-                <w:sz w:val="16"/>
-                <w:szCs w:val="16"/>
-              </w:rPr>
-              <w:t xml:space="preserve">2</w:t>
-            </w:r>
-          </w:p>
-        </w:tc>
-        <w:tc>
-          <w:tcPr>
-            <w:tcW w:type="dxa" w:w="1100"/>
-            <w:shd w:fill="F7F5F2" w:color="auto" w:val="clear"/>
-            <w:tcMar>
-              <w:top w:type="dxa" w:w="68"/>
-              <w:left w:type="dxa" w:w="110"/>
-              <w:bottom w:type="dxa" w:w="68"/>
-              <w:right w:type="dxa" w:w="110"/>
-            </w:tcMar>
-          </w:tcPr>
-          <w:p>
-            <w:pPr>
-              <w:spacing w:after="0" w:line="242"/>
-              <w:jc w:val="center"/>
-            </w:pPr>
-            <w:r>
-              <w:rPr>
-                <w:rFonts w:ascii="Calibri" w:cs="Calibri" w:eastAsia="Calibri" w:hAnsi="Calibri"/>
-                <w:b w:val="false"/>
-                <w:bCs w:val="false"/>
-                <w:color w:val="3A3733"/>
-                <w:sz w:val="16"/>
-                <w:szCs w:val="16"/>
-              </w:rPr>
-              <w:t xml:space="preserve">1</w:t>
-            </w:r>
-          </w:p>
-        </w:tc>
-        <w:tc>
-          <w:tcPr>
-            <w:tcW w:type="dxa" w:w="3370"/>
-            <w:shd w:fill="F7F5F2" w:color="auto" w:val="clear"/>
-            <w:tcMar>
-              <w:top w:type="dxa" w:w="68"/>
-              <w:left w:type="dxa" w:w="110"/>
-              <w:bottom w:type="dxa" w:w="68"/>
-              <w:right w:type="dxa" w:w="110"/>
-            </w:tcMar>
-          </w:tcPr>
-          <w:p>
-            <w:pPr>
-              <w:spacing w:after="0" w:line="242"/>
-              <w:jc w:val="left"/>
-            </w:pPr>
-            <w:r>
-              <w:rPr>
-                <w:rFonts w:ascii="Calibri" w:cs="Calibri" w:eastAsia="Calibri" w:hAnsi="Calibri"/>
-                <w:b w:val="false"/>
-                <w:bCs w:val="false"/>
-                <w:color w:val="3A3733"/>
-                <w:sz w:val="16"/>
-                <w:szCs w:val="16"/>
-              </w:rPr>
-              <w:t xml:space="preserve">estado final 3</w:t>
-            </w:r>
-          </w:p>
-        </w:tc>
-      </w:tr>
-      <w:tr>
-        <w:tc>
-          <w:tcPr>
-            <w:tcW w:type="dxa" w:w="3500"/>
-            <w:tcMar>
-              <w:top w:type="dxa" w:w="68"/>
-              <w:left w:type="dxa" w:w="110"/>
-              <w:bottom w:type="dxa" w:w="68"/>
-              <w:right w:type="dxa" w:w="110"/>
-            </w:tcMar>
-          </w:tcPr>
-          <w:p>
-            <w:pPr>
-              <w:spacing w:after="0" w:line="242"/>
-              <w:jc w:val="left"/>
-            </w:pPr>
-            <w:r>
-              <w:rPr>
-                <w:rFonts w:ascii="Calibri" w:cs="Calibri" w:eastAsia="Calibri" w:hAnsi="Calibri"/>
-                <w:b w:val="false"/>
-                <w:bCs w:val="false"/>
-                <w:color w:val="3A3733"/>
-                <w:sz w:val="16"/>
-                <w:szCs w:val="16"/>
-              </w:rPr>
-              <w:t xml:space="preserve">Anular el mismo cobro dos veces a la vez</w:t>
-            </w:r>
-          </w:p>
-        </w:tc>
-        <w:tc>
-          <w:tcPr>
-            <w:tcW w:type="dxa" w:w="1050"/>
-            <w:tcMar>
-              <w:top w:type="dxa" w:w="68"/>
-              <w:left w:type="dxa" w:w="110"/>
-              <w:bottom w:type="dxa" w:w="68"/>
-              <w:right w:type="dxa" w:w="110"/>
-            </w:tcMar>
-          </w:tcPr>
-          <w:p>
-            <w:pPr>
-              <w:spacing w:after="0" w:line="242"/>
-              <w:jc w:val="center"/>
-            </w:pPr>
-            <w:r>
-              <w:rPr>
-                <w:rFonts w:ascii="Calibri" w:cs="Calibri" w:eastAsia="Calibri" w:hAnsi="Calibri"/>
-                <w:b w:val="false"/>
-                <w:bCs w:val="false"/>
-                <w:color w:val="3A3733"/>
-                <w:sz w:val="16"/>
-                <w:szCs w:val="16"/>
-              </w:rPr>
-              <w:t xml:space="preserve">2</w:t>
-            </w:r>
-          </w:p>
-        </w:tc>
-        <w:tc>
-          <w:tcPr>
-            <w:tcW w:type="dxa" w:w="1100"/>
-            <w:tcMar>
-              <w:top w:type="dxa" w:w="68"/>
-              <w:left w:type="dxa" w:w="110"/>
-              <w:bottom w:type="dxa" w:w="68"/>
-              <w:right w:type="dxa" w:w="110"/>
-            </w:tcMar>
-          </w:tcPr>
-          <w:p>
-            <w:pPr>
-              <w:spacing w:after="0" w:line="242"/>
-              <w:jc w:val="center"/>
-            </w:pPr>
-            <w:r>
-              <w:rPr>
-                <w:rFonts w:ascii="Calibri" w:cs="Calibri" w:eastAsia="Calibri" w:hAnsi="Calibri"/>
-                <w:b w:val="false"/>
-                <w:bCs w:val="false"/>
-                <w:color w:val="3A3733"/>
-                <w:sz w:val="16"/>
-                <w:szCs w:val="16"/>
-              </w:rPr>
-              <w:t xml:space="preserve">0</w:t>
-            </w:r>
-          </w:p>
-        </w:tc>
-        <w:tc>
-          <w:tcPr>
-            <w:tcW w:type="dxa" w:w="3370"/>
-            <w:tcMar>
-              <w:top w:type="dxa" w:w="68"/>
-              <w:left w:type="dxa" w:w="110"/>
-              <w:bottom w:type="dxa" w:w="68"/>
-              <w:right w:type="dxa" w:w="110"/>
-            </w:tcMar>
-          </w:tcPr>
-          <w:p>
-            <w:pPr>
-              <w:spacing w:after="0" w:line="242"/>
-              <w:jc w:val="left"/>
-            </w:pPr>
-            <w:r>
-              <w:rPr>
-                <w:rFonts w:ascii="Calibri" w:cs="Calibri" w:eastAsia="Calibri" w:hAnsi="Calibri"/>
-                <w:b w:val="false"/>
-                <w:bCs w:val="false"/>
-                <w:color w:val="3A3733"/>
-                <w:sz w:val="16"/>
-                <w:szCs w:val="16"/>
-              </w:rPr>
-              <w:t xml:space="preserve">0 fila(s) de auditoría</w:t>
-            </w:r>
-          </w:p>
-        </w:tc>
-      </w:tr>
-      <w:tr>
-        <w:tc>
-          <w:tcPr>
-            <w:tcW w:type="dxa" w:w="3500"/>
-            <w:shd w:fill="F7F5F2" w:color="auto" w:val="clear"/>
-            <w:tcMar>
-              <w:top w:type="dxa" w:w="68"/>
-              <w:left w:type="dxa" w:w="110"/>
-              <w:bottom w:type="dxa" w:w="68"/>
-              <w:right w:type="dxa" w:w="110"/>
-            </w:tcMar>
-          </w:tcPr>
-          <w:p>
-            <w:pPr>
-              <w:spacing w:after="0" w:line="242"/>
-              <w:jc w:val="left"/>
-            </w:pPr>
-            <w:r>
-              <w:rPr>
-                <w:rFonts w:ascii="Calibri" w:cs="Calibri" w:eastAsia="Calibri" w:hAnsi="Calibri"/>
-                <w:b w:val="false"/>
-                <w:bCs w:val="false"/>
-                <w:color w:val="3A3733"/>
-                <w:sz w:val="16"/>
-                <w:szCs w:val="16"/>
-              </w:rPr>
-              <w:t xml:space="preserve">Cinco reservas simultáneas sobre el mismo hueco</w:t>
-            </w:r>
-          </w:p>
-        </w:tc>
-        <w:tc>
-          <w:tcPr>
-            <w:tcW w:type="dxa" w:w="1050"/>
-            <w:shd w:fill="F7F5F2" w:color="auto" w:val="clear"/>
-            <w:tcMar>
-              <w:top w:type="dxa" w:w="68"/>
-              <w:left w:type="dxa" w:w="110"/>
-              <w:bottom w:type="dxa" w:w="68"/>
-              <w:right w:type="dxa" w:w="110"/>
-            </w:tcMar>
-          </w:tcPr>
-          <w:p>
-            <w:pPr>
-              <w:spacing w:after="0" w:line="242"/>
-              <w:jc w:val="center"/>
-            </w:pPr>
-            <w:r>
-              <w:rPr>
-                <w:rFonts w:ascii="Calibri" w:cs="Calibri" w:eastAsia="Calibri" w:hAnsi="Calibri"/>
-                <w:b w:val="false"/>
-                <w:bCs w:val="false"/>
-                <w:color w:val="3A3733"/>
-                <w:sz w:val="16"/>
-                <w:szCs w:val="16"/>
-              </w:rPr>
-              <w:t xml:space="preserve">5</w:t>
-            </w:r>
-          </w:p>
-        </w:tc>
-        <w:tc>
-          <w:tcPr>
-            <w:tcW w:type="dxa" w:w="1100"/>
-            <w:shd w:fill="F7F5F2" w:color="auto" w:val="clear"/>
-            <w:tcMar>
-              <w:top w:type="dxa" w:w="68"/>
-              <w:left w:type="dxa" w:w="110"/>
-              <w:bottom w:type="dxa" w:w="68"/>
-              <w:right w:type="dxa" w:w="110"/>
-            </w:tcMar>
-          </w:tcPr>
-          <w:p>
-            <w:pPr>
-              <w:spacing w:after="0" w:line="242"/>
-              <w:jc w:val="center"/>
-            </w:pPr>
-            <w:r>
-              <w:rPr>
-                <w:rFonts w:ascii="Calibri" w:cs="Calibri" w:eastAsia="Calibri" w:hAnsi="Calibri"/>
-                <w:b w:val="false"/>
-                <w:bCs w:val="false"/>
-                <w:color w:val="3A3733"/>
-                <w:sz w:val="16"/>
-                <w:szCs w:val="16"/>
-              </w:rPr>
-              <w:t xml:space="preserve">1</w:t>
-            </w:r>
-          </w:p>
-        </w:tc>
-        <w:tc>
-          <w:tcPr>
-            <w:tcW w:type="dxa" w:w="3370"/>
-            <w:shd w:fill="F7F5F2" w:color="auto" w:val="clear"/>
-            <w:tcMar>
-              <w:top w:type="dxa" w:w="68"/>
-              <w:left w:type="dxa" w:w="110"/>
-              <w:bottom w:type="dxa" w:w="68"/>
-              <w:right w:type="dxa" w:w="110"/>
-            </w:tcMar>
-          </w:tcPr>
-          <w:p>
-            <w:pPr>
-              <w:spacing w:after="0" w:line="242"/>
-              <w:jc w:val="left"/>
-            </w:pPr>
-            <w:r>
-              <w:rPr>
-                <w:rFonts w:ascii="Calibri" w:cs="Calibri" w:eastAsia="Calibri" w:hAnsi="Calibri"/>
-                <w:b w:val="false"/>
-                <w:bCs w:val="false"/>
-                <w:color w:val="3A3733"/>
-                <w:sz w:val="16"/>
-                <w:szCs w:val="16"/>
-              </w:rPr>
-              <w:t xml:space="preserve">1 cita(s) en la franja</w:t>
-            </w:r>
-          </w:p>
-        </w:tc>
-      </w:tr>
-      <w:tr>
-        <w:tc>
-          <w:tcPr>
-            <w:tcW w:type="dxa" w:w="3500"/>
-            <w:tcMar>
-              <w:top w:type="dxa" w:w="68"/>
-              <w:left w:type="dxa" w:w="110"/>
-              <w:bottom w:type="dxa" w:w="68"/>
-              <w:right w:type="dxa" w:w="110"/>
-            </w:tcMar>
-          </w:tcPr>
-          <w:p>
-            <w:pPr>
-              <w:spacing w:after="0" w:line="242"/>
-              <w:jc w:val="left"/>
-            </w:pPr>
-            <w:r>
-              <w:rPr>
-                <w:rFonts w:ascii="Calibri" w:cs="Calibri" w:eastAsia="Calibri" w:hAnsi="Calibri"/>
-                <w:b w:val="false"/>
-                <w:bCs w:val="false"/>
-                <w:color w:val="3A3733"/>
-                <w:sz w:val="16"/>
-                <w:szCs w:val="16"/>
-              </w:rPr>
-              <w:t xml:space="preserve">Tres cobros simultáneos de la misma factura</w:t>
-            </w:r>
-          </w:p>
-        </w:tc>
-        <w:tc>
-          <w:tcPr>
-            <w:tcW w:type="dxa" w:w="1050"/>
-            <w:tcMar>
-              <w:top w:type="dxa" w:w="68"/>
-              <w:left w:type="dxa" w:w="110"/>
-              <w:bottom w:type="dxa" w:w="68"/>
-              <w:right w:type="dxa" w:w="110"/>
-            </w:tcMar>
-          </w:tcPr>
-          <w:p>
-            <w:pPr>
-              <w:spacing w:after="0" w:line="242"/>
-              <w:jc w:val="center"/>
-            </w:pPr>
-            <w:r>
-              <w:rPr>
-                <w:rFonts w:ascii="Calibri" w:cs="Calibri" w:eastAsia="Calibri" w:hAnsi="Calibri"/>
-                <w:b w:val="false"/>
-                <w:bCs w:val="false"/>
-                <w:color w:val="3A3733"/>
-                <w:sz w:val="16"/>
-                <w:szCs w:val="16"/>
-              </w:rPr>
-              <w:t xml:space="preserve">3</w:t>
-            </w:r>
-          </w:p>
-        </w:tc>
-        <w:tc>
-          <w:tcPr>
-            <w:tcW w:type="dxa" w:w="1100"/>
-            <w:tcMar>
-              <w:top w:type="dxa" w:w="68"/>
-              <w:left w:type="dxa" w:w="110"/>
-              <w:bottom w:type="dxa" w:w="68"/>
-              <w:right w:type="dxa" w:w="110"/>
-            </w:tcMar>
-          </w:tcPr>
-          <w:p>
-            <w:pPr>
-              <w:spacing w:after="0" w:line="242"/>
-              <w:jc w:val="center"/>
-            </w:pPr>
-            <w:r>
-              <w:rPr>
-                <w:rFonts w:ascii="Calibri" w:cs="Calibri" w:eastAsia="Calibri" w:hAnsi="Calibri"/>
-                <w:b w:val="false"/>
-                <w:bCs w:val="false"/>
-                <w:color w:val="3A3733"/>
-                <w:sz w:val="16"/>
-                <w:szCs w:val="16"/>
-              </w:rPr>
-              <w:t xml:space="preserve">1</w:t>
-            </w:r>
-          </w:p>
-        </w:tc>
-        <w:tc>
-          <w:tcPr>
-            <w:tcW w:type="dxa" w:w="3370"/>
-            <w:tcMar>
-              <w:top w:type="dxa" w:w="68"/>
-              <w:left w:type="dxa" w:w="110"/>
-              <w:bottom w:type="dxa" w:w="68"/>
-              <w:right w:type="dxa" w:w="110"/>
-            </w:tcMar>
-          </w:tcPr>
-          <w:p>
-            <w:pPr>
-              <w:spacing w:after="0" w:line="242"/>
-              <w:jc w:val="left"/>
-            </w:pPr>
-            <w:r>
-              <w:rPr>
-                <w:rFonts w:ascii="Calibri" w:cs="Calibri" w:eastAsia="Calibri" w:hAnsi="Calibri"/>
-                <w:b w:val="false"/>
-                <w:bCs w:val="false"/>
-                <w:color w:val="3A3733"/>
-                <w:sz w:val="16"/>
-                <w:szCs w:val="16"/>
-              </w:rPr>
-              <w:t xml:space="preserve">saldo final Gs. 0</w:t>
-            </w:r>
-          </w:p>
-        </w:tc>
-      </w:tr>
-      <w:tr>
-        <w:tc>
-          <w:tcPr>
-            <w:tcW w:type="dxa" w:w="3500"/>
-            <w:shd w:fill="F7F5F2" w:color="auto" w:val="clear"/>
-            <w:tcMar>
-              <w:top w:type="dxa" w:w="68"/>
-              <w:left w:type="dxa" w:w="110"/>
-              <w:bottom w:type="dxa" w:w="68"/>
-              <w:right w:type="dxa" w:w="110"/>
-            </w:tcMar>
-          </w:tcPr>
-          <w:p>
-            <w:pPr>
-              <w:spacing w:after="0" w:line="242"/>
-              <w:jc w:val="left"/>
-            </w:pPr>
-            <w:r>
-              <w:rPr>
-                <w:rFonts w:ascii="Calibri" w:cs="Calibri" w:eastAsia="Calibri" w:hAnsi="Calibri"/>
-                <w:b w:val="false"/>
-                <w:bCs w:val="false"/>
-                <w:color w:val="3A3733"/>
-                <w:sz w:val="16"/>
-                <w:szCs w:val="16"/>
-              </w:rPr>
-              <w:t xml:space="preserve">Tres salidas simultáneas del mismo stock</w:t>
-            </w:r>
-          </w:p>
-        </w:tc>
-        <w:tc>
-          <w:tcPr>
-            <w:tcW w:type="dxa" w:w="1050"/>
-            <w:shd w:fill="F7F5F2" w:color="auto" w:val="clear"/>
-            <w:tcMar>
-              <w:top w:type="dxa" w:w="68"/>
-              <w:left w:type="dxa" w:w="110"/>
-              <w:bottom w:type="dxa" w:w="68"/>
-              <w:right w:type="dxa" w:w="110"/>
-            </w:tcMar>
-          </w:tcPr>
-          <w:p>
-            <w:pPr>
-              <w:spacing w:after="0" w:line="242"/>
-              <w:jc w:val="center"/>
-            </w:pPr>
-            <w:r>
-              <w:rPr>
-                <w:rFonts w:ascii="Calibri" w:cs="Calibri" w:eastAsia="Calibri" w:hAnsi="Calibri"/>
-                <w:b w:val="false"/>
-                <w:bCs w:val="false"/>
-                <w:color w:val="3A3733"/>
-                <w:sz w:val="16"/>
-                <w:szCs w:val="16"/>
-              </w:rPr>
-              <w:t xml:space="preserve">3</w:t>
-            </w:r>
-          </w:p>
-        </w:tc>
-        <w:tc>
-          <w:tcPr>
-            <w:tcW w:type="dxa" w:w="1100"/>
-            <w:shd w:fill="F7F5F2" w:color="auto" w:val="clear"/>
-            <w:tcMar>
-              <w:top w:type="dxa" w:w="68"/>
-              <w:left w:type="dxa" w:w="110"/>
-              <w:bottom w:type="dxa" w:w="68"/>
-              <w:right w:type="dxa" w:w="110"/>
-            </w:tcMar>
-          </w:tcPr>
-          <w:p>
-            <w:pPr>
-              <w:spacing w:after="0" w:line="242"/>
-              <w:jc w:val="center"/>
-            </w:pPr>
-            <w:r>
-              <w:rPr>
-                <w:rFonts w:ascii="Calibri" w:cs="Calibri" w:eastAsia="Calibri" w:hAnsi="Calibri"/>
-                <w:b w:val="false"/>
-                <w:bCs w:val="false"/>
-                <w:color w:val="3A3733"/>
-                <w:sz w:val="16"/>
-                <w:szCs w:val="16"/>
-              </w:rPr>
-              <w:t xml:space="preserve">1</w:t>
-            </w:r>
-          </w:p>
-        </w:tc>
-        <w:tc>
-          <w:tcPr>
-            <w:tcW w:type="dxa" w:w="3370"/>
-            <w:shd w:fill="F7F5F2" w:color="auto" w:val="clear"/>
-            <w:tcMar>
-              <w:top w:type="dxa" w:w="68"/>
-              <w:left w:type="dxa" w:w="110"/>
-              <w:bottom w:type="dxa" w:w="68"/>
-              <w:right w:type="dxa" w:w="110"/>
-            </w:tcMar>
-          </w:tcPr>
-          <w:p>
-            <w:pPr>
-              <w:spacing w:after="0" w:line="242"/>
-              <w:jc w:val="left"/>
-            </w:pPr>
-            <w:r>
-              <w:rPr>
-                <w:rFonts w:ascii="Calibri" w:cs="Calibri" w:eastAsia="Calibri" w:hAnsi="Calibri"/>
-                <w:b w:val="false"/>
-                <w:bCs w:val="false"/>
-                <w:color w:val="3A3733"/>
-                <w:sz w:val="16"/>
-                <w:szCs w:val="16"/>
-              </w:rPr>
-              <w:t xml:space="preserve">stock final 0</w:t>
-            </w:r>
-          </w:p>
-        </w:tc>
-      </w:tr>
-      <w:tr>
-        <w:tc>
-          <w:tcPr>
-            <w:tcW w:type="dxa" w:w="3500"/>
-            <w:tcMar>
-              <w:top w:type="dxa" w:w="68"/>
-              <w:left w:type="dxa" w:w="110"/>
-              <w:bottom w:type="dxa" w:w="68"/>
-              <w:right w:type="dxa" w:w="110"/>
-            </w:tcMar>
-          </w:tcPr>
-          <w:p>
-            <w:pPr>
-              <w:spacing w:after="0" w:line="242"/>
-              <w:jc w:val="left"/>
-            </w:pPr>
-            <w:r>
-              <w:rPr>
-                <w:rFonts w:ascii="Calibri" w:cs="Calibri" w:eastAsia="Calibri" w:hAnsi="Calibri"/>
-                <w:b w:val="false"/>
-                <w:bCs w:val="false"/>
-                <w:color w:val="3A3733"/>
-                <w:sz w:val="16"/>
-                <w:szCs w:val="16"/>
-              </w:rPr>
-              <w:t xml:space="preserve">Tres altas simultáneas del mismo cliente (misma cédula)</w:t>
-            </w:r>
-          </w:p>
-        </w:tc>
-        <w:tc>
-          <w:tcPr>
-            <w:tcW w:type="dxa" w:w="1050"/>
-            <w:tcMar>
-              <w:top w:type="dxa" w:w="68"/>
-              <w:left w:type="dxa" w:w="110"/>
-              <w:bottom w:type="dxa" w:w="68"/>
-              <w:right w:type="dxa" w:w="110"/>
-            </w:tcMar>
-          </w:tcPr>
-          <w:p>
-            <w:pPr>
-              <w:spacing w:after="0" w:line="242"/>
-              <w:jc w:val="center"/>
-            </w:pPr>
-            <w:r>
-              <w:rPr>
-                <w:rFonts w:ascii="Calibri" w:cs="Calibri" w:eastAsia="Calibri" w:hAnsi="Calibri"/>
-                <w:b w:val="false"/>
-                <w:bCs w:val="false"/>
-                <w:color w:val="3A3733"/>
-                <w:sz w:val="16"/>
-                <w:szCs w:val="16"/>
-              </w:rPr>
-              <w:t xml:space="preserve">3</w:t>
-            </w:r>
-          </w:p>
-        </w:tc>
-        <w:tc>
-          <w:tcPr>
-            <w:tcW w:type="dxa" w:w="1100"/>
-            <w:tcMar>
-              <w:top w:type="dxa" w:w="68"/>
-              <w:left w:type="dxa" w:w="110"/>
-              <w:bottom w:type="dxa" w:w="68"/>
-              <w:right w:type="dxa" w:w="110"/>
-            </w:tcMar>
-          </w:tcPr>
-          <w:p>
-            <w:pPr>
-              <w:spacing w:after="0" w:line="242"/>
-              <w:jc w:val="center"/>
-            </w:pPr>
-            <w:r>
-              <w:rPr>
-                <w:rFonts w:ascii="Calibri" w:cs="Calibri" w:eastAsia="Calibri" w:hAnsi="Calibri"/>
-                <w:b w:val="false"/>
-                <w:bCs w:val="false"/>
-                <w:color w:val="3A3733"/>
-                <w:sz w:val="16"/>
-                <w:szCs w:val="16"/>
-              </w:rPr>
-              <w:t xml:space="preserve">0</w:t>
             </w:r>
           </w:p>
         </w:tc>
@@ -15060,19 +14114,108 @@
             <w:r>
               <w:rPr>
                 <w:rFonts w:ascii="Calibri" w:cs="Calibri" w:eastAsia="Calibri" w:hAnsi="Calibri"/>
+                <w:b w:val="false"/>
+                <w:bCs w:val="false"/>
+                <w:color w:val="2F5D2F"/>
+                <w:sz w:val="17"/>
+                <w:szCs w:val="17"/>
+              </w:rPr>
+              <w:t xml:space="preserve">0</w:t>
+            </w:r>
+          </w:p>
+        </w:tc>
+        <w:tc>
+          <w:tcPr>
+            <w:tcW w:type="dxa" w:w="1720"/>
+            <w:tcMar>
+              <w:top w:type="dxa" w:w="68"/>
+              <w:left w:type="dxa" w:w="110"/>
+              <w:bottom w:type="dxa" w:w="68"/>
+              <w:right w:type="dxa" w:w="110"/>
+            </w:tcMar>
+          </w:tcPr>
+          <w:p>
+            <w:pPr>
+              <w:spacing w:after="0" w:line="242"/>
+              <w:jc w:val="center"/>
+            </w:pPr>
+            <w:r>
+              <w:rPr>
+                <w:rFonts w:ascii="Calibri" w:cs="Calibri" w:eastAsia="Calibri" w:hAnsi="Calibri"/>
                 <w:b/>
                 <w:bCs/>
-                <w:color w:val="993535"/>
-                <w:sz w:val="17"/>
-                <w:szCs w:val="17"/>
-              </w:rPr>
-              <w:t xml:space="preserve">11</w:t>
+                <w:color w:val="2F5D2F"/>
+                <w:sz w:val="17"/>
+                <w:szCs w:val="17"/>
+              </w:rPr>
+              <w:t xml:space="preserve">PASS</w:t>
+            </w:r>
+          </w:p>
+        </w:tc>
+      </w:tr>
+      <w:tr>
+        <w:tc>
+          <w:tcPr>
+            <w:tcW w:type="dxa" w:w="5600"/>
+            <w:shd w:fill="F7F5F2" w:color="auto" w:val="clear"/>
+            <w:tcMar>
+              <w:top w:type="dxa" w:w="68"/>
+              <w:left w:type="dxa" w:w="110"/>
+              <w:bottom w:type="dxa" w:w="68"/>
+              <w:right w:type="dxa" w:w="110"/>
+            </w:tcMar>
+          </w:tcPr>
+          <w:p>
+            <w:pPr>
+              <w:spacing w:after="0" w:line="242"/>
+              <w:jc w:val="left"/>
+            </w:pPr>
+            <w:r>
+              <w:rPr>
+                <w:rFonts w:ascii="Calibri" w:cs="Calibri" w:eastAsia="Calibri" w:hAnsi="Calibri"/>
+                <w:b w:val="false"/>
+                <w:bCs w:val="false"/>
+                <w:color w:val="3A3733"/>
+                <w:sz w:val="17"/>
+                <w:szCs w:val="17"/>
+              </w:rPr>
+              <w:t xml:space="preserve">caja cerrada antes de abrir</w:t>
+            </w:r>
+          </w:p>
+        </w:tc>
+        <w:tc>
+          <w:tcPr>
+            <w:tcW w:type="dxa" w:w="1700"/>
+            <w:shd w:fill="F7F5F2" w:color="auto" w:val="clear"/>
+            <w:tcMar>
+              <w:top w:type="dxa" w:w="68"/>
+              <w:left w:type="dxa" w:w="110"/>
+              <w:bottom w:type="dxa" w:w="68"/>
+              <w:right w:type="dxa" w:w="110"/>
+            </w:tcMar>
+          </w:tcPr>
+          <w:p>
+            <w:pPr>
+              <w:spacing w:after="0" w:line="242"/>
+              <w:jc w:val="center"/>
+            </w:pPr>
+            <w:r>
+              <w:rPr>
+                <w:rFonts w:ascii="Calibri" w:cs="Calibri" w:eastAsia="Calibri" w:hAnsi="Calibri"/>
+                <w:b w:val="false"/>
+                <w:bCs w:val="false"/>
+                <w:color w:val="2F5D2F"/>
+                <w:sz w:val="17"/>
+                <w:szCs w:val="17"/>
+              </w:rPr>
+              <w:t xml:space="preserve">0</w:t>
             </w:r>
           </w:p>
         </w:tc>
         <w:tc>
           <w:tcPr>
             <w:tcW w:type="dxa" w:w="1720"/>
+            <w:shd w:fill="F7F5F2" w:color="auto" w:val="clear"/>
             <w:tcMar>
               <w:top w:type="dxa" w:w="68"/>
               <w:left w:type="dxa" w:w="110"/>
@@ -15090,100 +14233,11 @@
                 <w:rFonts w:ascii="Calibri" w:cs="Calibri" w:eastAsia="Calibri" w:hAnsi="Calibri"/>
                 <w:b/>
                 <w:bCs/>
-                <w:color w:val="993535"/>
-                <w:sz w:val="17"/>
-                <w:szCs w:val="17"/>
-              </w:rPr>
-              <w:t xml:space="preserve">FAIL</w:t>
-            </w:r>
-          </w:p>
-        </w:tc>
-      </w:tr>
-      <w:tr>
-        <w:tc>
-          <w:tcPr>
-            <w:tcW w:type="dxa" w:w="5600"/>
-            <w:shd w:fill="F7F5F2" w:color="auto" w:val="clear"/>
-            <w:tcMar>
-              <w:top w:type="dxa" w:w="68"/>
-              <w:left w:type="dxa" w:w="110"/>
-              <w:bottom w:type="dxa" w:w="68"/>
-              <w:right w:type="dxa" w:w="110"/>
-            </w:tcMar>
-          </w:tcPr>
-          <w:p>
-            <w:pPr>
-              <w:spacing w:after="0" w:line="242"/>
-              <w:jc w:val="left"/>
-            </w:pPr>
-            <w:r>
-              <w:rPr>
-                <w:rFonts w:ascii="Calibri" w:cs="Calibri" w:eastAsia="Calibri" w:hAnsi="Calibri"/>
-                <w:b w:val="false"/>
-                <w:bCs w:val="false"/>
-                <w:color w:val="3A3733"/>
-                <w:sz w:val="17"/>
-                <w:szCs w:val="17"/>
-              </w:rPr>
-              <w:t xml:space="preserve">caja cerrada antes de abrir</w:t>
-            </w:r>
-          </w:p>
-        </w:tc>
-        <w:tc>
-          <w:tcPr>
-            <w:tcW w:type="dxa" w:w="1700"/>
-            <w:shd w:fill="F7F5F2" w:color="auto" w:val="clear"/>
-            <w:tcMar>
-              <w:top w:type="dxa" w:w="68"/>
-              <w:left w:type="dxa" w:w="110"/>
-              <w:bottom w:type="dxa" w:w="68"/>
-              <w:right w:type="dxa" w:w="110"/>
-            </w:tcMar>
-          </w:tcPr>
-          <w:p>
-            <w:pPr>
-              <w:spacing w:after="0" w:line="242"/>
-              <w:jc w:val="center"/>
-            </w:pPr>
-            <w:r>
-              <w:rPr>
-                <w:rFonts w:ascii="Calibri" w:cs="Calibri" w:eastAsia="Calibri" w:hAnsi="Calibri"/>
-                <w:b/>
-                <w:bCs/>
-                <w:color w:val="993535"/>
-                <w:sz w:val="17"/>
-                <w:szCs w:val="17"/>
-              </w:rPr>
-              <w:t xml:space="preserve">2</w:t>
-            </w:r>
-          </w:p>
-        </w:tc>
-        <w:tc>
-          <w:tcPr>
-            <w:tcW w:type="dxa" w:w="1720"/>
-            <w:shd w:fill="F7F5F2" w:color="auto" w:val="clear"/>
-            <w:tcMar>
-              <w:top w:type="dxa" w:w="68"/>
-              <w:left w:type="dxa" w:w="110"/>
-              <w:bottom w:type="dxa" w:w="68"/>
-              <w:right w:type="dxa" w:w="110"/>
-            </w:tcMar>
-          </w:tcPr>
-          <w:p>
-            <w:pPr>
-              <w:spacing w:after="0" w:line="242"/>
-              <w:jc w:val="center"/>
-            </w:pPr>
-            <w:r>
-              <w:rPr>
-                <w:rFonts w:ascii="Calibri" w:cs="Calibri" w:eastAsia="Calibri" w:hAnsi="Calibri"/>
-                <w:b/>
-                <w:bCs/>
-                <w:color w:val="993535"/>
-                <w:sz w:val="17"/>
-                <w:szCs w:val="17"/>
-              </w:rPr>
-              <w:t xml:space="preserve">FAIL</w:t>
+                <w:color w:val="2F5D2F"/>
+                <w:sz w:val="17"/>
+                <w:szCs w:val="17"/>
+              </w:rPr>
+              <w:t xml:space="preserve">PASS</w:t>
             </w:r>
           </w:p>
         </w:tc>
@@ -15774,7 +14828,7 @@
                 <w:sz w:val="16"/>
                 <w:szCs w:val="16"/>
               </w:rPr>
-              <w:t xml:space="preserve">Atendida: 188 · Atrasada: 1 · Ausente: 67 · Cancelada: 21 · Programada: 68 · Reprogramada: 8</w:t>
+              <w:t xml:space="preserve">Atendida: 169 · Ausente: 65 · Cancelada: 20 · Programada: 64 · Reprogramada: 5</w:t>
             </w:r>
           </w:p>
         </w:tc>
@@ -15834,7 +14888,7 @@
                 <w:sz w:val="16"/>
                 <w:szCs w:val="16"/>
               </w:rPr>
-              <w:t xml:space="preserve">Emitida: 189</w:t>
+              <w:t xml:space="preserve">Emitida: 170</w:t>
             </w:r>
           </w:p>
         </w:tc>
@@ -15892,7 +14946,7 @@
                 <w:sz w:val="16"/>
                 <w:szCs w:val="16"/>
               </w:rPr>
-              <w:t xml:space="preserve">Comprobante de pago: 138 · Factura: 50 · Nota de credito: 1</w:t>
+              <w:t xml:space="preserve">Comprobante de pago: 131 · Factura: 38 · Nota de credito: 1</w:t>
             </w:r>
           </w:p>
         </w:tc>
@@ -15952,7 +15006,7 @@
                 <w:sz w:val="16"/>
                 <w:szCs w:val="16"/>
               </w:rPr>
-              <w:t xml:space="preserve">Abierta: 2 · Cerrada: 49</w:t>
+              <w:t xml:space="preserve">Abierta: 2 · Cerrada: 46</w:t>
             </w:r>
           </w:p>
         </w:tc>
@@ -16010,7 +15064,7 @@
                 <w:sz w:val="16"/>
                 <w:szCs w:val="16"/>
               </w:rPr>
-              <w:t xml:space="preserve">ENVIADA: 640 · LEIDA: 1 · PENDIENTE: 11</w:t>
+              <w:t xml:space="preserve">ENVIADA: 589 · LEIDA: 1 · PENDIENTE: 9</w:t>
             </w:r>
           </w:p>
         </w:tc>
@@ -16070,7 +15124,7 @@
                 <w:sz w:val="16"/>
                 <w:szCs w:val="16"/>
               </w:rPr>
-              <w:t xml:space="preserve">Efectivo: 204 · Tarjeta de credito: 33 · Transferencia bancaria: 30</w:t>
+              <w:t xml:space="preserve">Efectivo: 172 · Tarjeta de credito: 43 · Transferencia bancaria: 27</w:t>
             </w:r>
           </w:p>
         </w:tc>
@@ -16915,7 +15969,7 @@
                 <w:sz w:val="17"/>
                 <w:szCs w:val="17"/>
               </w:rPr>
-              <w:t xml:space="preserve">353</w:t>
+              <w:t xml:space="preserve">323</w:t>
             </w:r>
           </w:p>
         </w:tc>
@@ -17003,7 +16057,7 @@
                 <w:sz w:val="17"/>
                 <w:szCs w:val="17"/>
               </w:rPr>
-              <w:t xml:space="preserve">188</w:t>
+              <w:t xml:space="preserve">169</w:t>
             </w:r>
           </w:p>
         </w:tc>
@@ -17032,7 +16086,7 @@
                 <w:sz w:val="17"/>
                 <w:szCs w:val="17"/>
               </w:rPr>
-              <w:t xml:space="preserve">53,3 %</w:t>
+              <w:t xml:space="preserve">52,3 %</w:t>
             </w:r>
           </w:p>
         </w:tc>
@@ -17090,7 +16144,7 @@
                 <w:sz w:val="17"/>
                 <w:szCs w:val="17"/>
               </w:rPr>
-              <w:t xml:space="preserve">21</w:t>
+              <w:t xml:space="preserve">20</w:t>
             </w:r>
           </w:p>
         </w:tc>
@@ -17118,7 +16172,7 @@
                 <w:sz w:val="17"/>
                 <w:szCs w:val="17"/>
               </w:rPr>
-              <w:t xml:space="preserve">5,9 %</w:t>
+              <w:t xml:space="preserve">6,2 %</w:t>
             </w:r>
           </w:p>
         </w:tc>
@@ -17178,7 +16232,7 @@
                 <w:sz w:val="17"/>
                 <w:szCs w:val="17"/>
               </w:rPr>
-              <w:t xml:space="preserve">67</w:t>
+              <w:t xml:space="preserve">65</w:t>
             </w:r>
           </w:p>
         </w:tc>
@@ -17207,7 +16261,7 @@
                 <w:sz w:val="17"/>
                 <w:szCs w:val="17"/>
               </w:rPr>
-              <w:t xml:space="preserve">19,0 %</w:t>
+              <w:t xml:space="preserve">20,1 %</w:t>
             </w:r>
           </w:p>
         </w:tc>
@@ -17265,7 +16319,7 @@
                 <w:sz w:val="17"/>
                 <w:szCs w:val="17"/>
               </w:rPr>
-              <w:t xml:space="preserve">1</w:t>
+              <w:t xml:space="preserve">0</w:t>
             </w:r>
           </w:p>
         </w:tc>
@@ -17293,7 +16347,7 @@
                 <w:sz w:val="17"/>
                 <w:szCs w:val="17"/>
               </w:rPr>
-              <w:t xml:space="preserve">0,3 %</w:t>
+              <w:t xml:space="preserve">0,0 %</w:t>
             </w:r>
           </w:p>
         </w:tc>
@@ -17353,7 +16407,7 @@
                 <w:sz w:val="17"/>
                 <w:szCs w:val="17"/>
               </w:rPr>
-              <w:t xml:space="preserve">76</w:t>
+              <w:t xml:space="preserve">69</w:t>
             </w:r>
           </w:p>
         </w:tc>
@@ -17382,7 +16436,7 @@
                 <w:sz w:val="17"/>
                 <w:szCs w:val="17"/>
               </w:rPr>
-              <w:t xml:space="preserve">21,5 %</w:t>
+              <w:t xml:space="preserve">21,4 %</w:t>
             </w:r>
           </w:p>
         </w:tc>
@@ -17639,7 +16693,7 @@
                 <w:sz w:val="18"/>
                 <w:szCs w:val="18"/>
               </w:rPr>
-              <w:t xml:space="preserve">1433</w:t>
+              <w:t xml:space="preserve">1345</w:t>
             </w:r>
           </w:p>
         </w:tc>
@@ -17697,7 +16751,7 @@
                 <w:sz w:val="18"/>
                 <w:szCs w:val="18"/>
               </w:rPr>
-              <w:t xml:space="preserve">170,55</w:t>
+              <w:t xml:space="preserve">198,89</w:t>
             </w:r>
           </w:p>
         </w:tc>
@@ -17757,7 +16811,7 @@
                 <w:sz w:val="18"/>
                 <w:szCs w:val="18"/>
               </w:rPr>
-              <w:t xml:space="preserve">1262,4476</w:t>
+              <w:t xml:space="preserve">1146,1145</w:t>
             </w:r>
           </w:p>
         </w:tc>
@@ -17815,7 +16869,7 @@
                 <w:sz w:val="18"/>
                 <w:szCs w:val="18"/>
               </w:rPr>
-              <w:t xml:space="preserve">103,6615</w:t>
+              <w:t xml:space="preserve">88,2714</w:t>
             </w:r>
           </w:p>
         </w:tc>
@@ -17875,7 +16929,7 @@
                 <w:sz w:val="18"/>
                 <w:szCs w:val="18"/>
               </w:rPr>
-              <w:t xml:space="preserve">1158,7861</w:t>
+              <w:t xml:space="preserve">1057,8431</w:t>
             </w:r>
           </w:p>
         </w:tc>
@@ -18051,7 +17105,7 @@
                 <w:sz w:val="18"/>
                 <w:szCs w:val="18"/>
               </w:rPr>
-              <w:t xml:space="preserve">107,5524</w:t>
+              <w:t xml:space="preserve">151,8855</w:t>
             </w:r>
           </w:p>
         </w:tc>
@@ -18111,7 +17165,7 @@
                 <w:sz w:val="18"/>
                 <w:szCs w:val="18"/>
               </w:rPr>
-              <w:t xml:space="preserve">107,5524</w:t>
+              <w:t xml:space="preserve">151,8855</w:t>
             </w:r>
           </w:p>
         </w:tc>
@@ -18449,7 +17503,7 @@
                 <w:sz w:val="16"/>
                 <w:szCs w:val="16"/>
               </w:rPr>
-              <w:t xml:space="preserve">350</w:t>
+              <w:t xml:space="preserve">321</w:t>
             </w:r>
           </w:p>
         </w:tc>
@@ -18477,7 +17531,7 @@
                 <w:sz w:val="16"/>
                 <w:szCs w:val="16"/>
               </w:rPr>
-              <w:t xml:space="preserve">3,977</w:t>
+              <w:t xml:space="preserve">2,808</w:t>
             </w:r>
           </w:p>
         </w:tc>
@@ -18505,7 +17559,7 @@
                 <w:sz w:val="16"/>
                 <w:szCs w:val="16"/>
               </w:rPr>
-              <w:t xml:space="preserve">346,023</w:t>
+              <w:t xml:space="preserve">318,192</w:t>
             </w:r>
           </w:p>
         </w:tc>
@@ -18533,7 +17587,7 @@
                 <w:sz w:val="16"/>
                 <w:szCs w:val="16"/>
               </w:rPr>
-              <w:t xml:space="preserve">16,604</w:t>
+              <w:t xml:space="preserve">17,537</w:t>
             </w:r>
           </w:p>
         </w:tc>
@@ -18561,7 +17615,7 @@
                 <w:sz w:val="16"/>
                 <w:szCs w:val="16"/>
               </w:rPr>
-              <w:t xml:space="preserve">329,419</w:t>
+              <w:t xml:space="preserve">300,655</w:t>
             </w:r>
           </w:p>
         </w:tc>
@@ -18621,7 +17675,7 @@
                 <w:sz w:val="16"/>
                 <w:szCs w:val="16"/>
               </w:rPr>
-              <w:t xml:space="preserve">325</w:t>
+              <w:t xml:space="preserve">293</w:t>
             </w:r>
           </w:p>
         </w:tc>
@@ -18650,7 +17704,7 @@
                 <w:sz w:val="16"/>
                 <w:szCs w:val="16"/>
               </w:rPr>
-              <w:t xml:space="preserve">1,212</w:t>
+              <w:t xml:space="preserve">0,972</w:t>
             </w:r>
           </w:p>
         </w:tc>
@@ -18679,7 +17733,7 @@
                 <w:sz w:val="16"/>
                 <w:szCs w:val="16"/>
               </w:rPr>
-              <w:t xml:space="preserve">323,788</w:t>
+              <w:t xml:space="preserve">292,028</w:t>
             </w:r>
           </w:p>
         </w:tc>
@@ -18708,7 +17762,7 @@
                 <w:sz w:val="16"/>
                 <w:szCs w:val="16"/>
               </w:rPr>
-              <w:t xml:space="preserve">26,012</w:t>
+              <w:t xml:space="preserve">26,161</w:t>
             </w:r>
           </w:p>
         </w:tc>
@@ -18737,7 +17791,7 @@
                 <w:sz w:val="16"/>
                 <w:szCs w:val="16"/>
               </w:rPr>
-              <w:t xml:space="preserve">297,776</w:t>
+              <w:t xml:space="preserve">265,867</w:t>
             </w:r>
           </w:p>
         </w:tc>
@@ -18795,7 +17849,7 @@
                 <w:sz w:val="16"/>
                 <w:szCs w:val="16"/>
               </w:rPr>
-              <w:t xml:space="preserve">304</w:t>
+              <w:t xml:space="preserve">278</w:t>
             </w:r>
           </w:p>
         </w:tc>
@@ -18823,7 +17877,7 @@
                 <w:sz w:val="16"/>
                 <w:szCs w:val="16"/>
               </w:rPr>
-              <w:t xml:space="preserve">30,3634</w:t>
+              <w:t xml:space="preserve">6,1055</w:t>
             </w:r>
           </w:p>
         </w:tc>
@@ -18851,7 +17905,7 @@
                 <w:sz w:val="16"/>
                 <w:szCs w:val="16"/>
               </w:rPr>
-              <w:t xml:space="preserve">273,6366</w:t>
+              <w:t xml:space="preserve">271,8945</w:t>
             </w:r>
           </w:p>
         </w:tc>
@@ -18879,7 +17933,7 @@
                 <w:sz w:val="16"/>
                 <w:szCs w:val="16"/>
               </w:rPr>
-              <w:t xml:space="preserve">5,0455</w:t>
+              <w:t xml:space="preserve">22,5734</w:t>
             </w:r>
           </w:p>
         </w:tc>
@@ -18907,7 +17961,7 @@
                 <w:sz w:val="16"/>
                 <w:szCs w:val="16"/>
               </w:rPr>
-              <w:t xml:space="preserve">268,5911</w:t>
+              <w:t xml:space="preserve">249,3211</w:t>
             </w:r>
           </w:p>
         </w:tc>
@@ -18967,7 +18021,7 @@
                 <w:sz w:val="16"/>
                 <w:szCs w:val="16"/>
               </w:rPr>
-              <w:t xml:space="preserve">300</w:t>
+              <w:t xml:space="preserve">281</w:t>
             </w:r>
           </w:p>
         </w:tc>
@@ -18996,7 +18050,7 @@
                 <w:sz w:val="16"/>
                 <w:szCs w:val="16"/>
               </w:rPr>
-              <w:t xml:space="preserve">37</w:t>
+              <w:t xml:space="preserve">39</w:t>
             </w:r>
           </w:p>
         </w:tc>
@@ -19025,7 +18079,7 @@
                 <w:sz w:val="16"/>
                 <w:szCs w:val="16"/>
               </w:rPr>
-              <w:t xml:space="preserve">263</w:t>
+              <w:t xml:space="preserve">242</w:t>
             </w:r>
           </w:p>
         </w:tc>
@@ -19083,7 +18137,7 @@
                 <w:sz w:val="16"/>
                 <w:szCs w:val="16"/>
               </w:rPr>
-              <w:t xml:space="preserve">263</w:t>
+              <w:t xml:space="preserve">242</w:t>
             </w:r>
           </w:p>
         </w:tc>
@@ -19313,7 +18367,7 @@
                 <w:sz w:val="16"/>
                 <w:szCs w:val="16"/>
               </w:rPr>
-              <w:t xml:space="preserve">30</w:t>
+              <w:t xml:space="preserve">27</w:t>
             </w:r>
           </w:p>
         </w:tc>
@@ -19342,7 +18396,7 @@
                 <w:sz w:val="16"/>
                 <w:szCs w:val="16"/>
               </w:rPr>
-              <w:t xml:space="preserve">14</w:t>
+              <w:t xml:space="preserve">20</w:t>
             </w:r>
           </w:p>
         </w:tc>
@@ -19371,7 +18425,7 @@
                 <w:sz w:val="16"/>
                 <w:szCs w:val="16"/>
               </w:rPr>
-              <w:t xml:space="preserve">16</w:t>
+              <w:t xml:space="preserve">7</w:t>
             </w:r>
           </w:p>
         </w:tc>
@@ -19400,7 +18454,7 @@
                 <w:sz w:val="16"/>
                 <w:szCs w:val="16"/>
               </w:rPr>
-              <w:t xml:space="preserve">16</w:t>
+              <w:t xml:space="preserve">7</w:t>
             </w:r>
           </w:p>
         </w:tc>
@@ -19487,7 +18541,7 @@
                 <w:sz w:val="16"/>
                 <w:szCs w:val="16"/>
               </w:rPr>
-              <w:t xml:space="preserve">27</w:t>
+              <w:t xml:space="preserve">32</w:t>
             </w:r>
           </w:p>
         </w:tc>
@@ -19515,7 +18569,7 @@
                 <w:sz w:val="16"/>
                 <w:szCs w:val="16"/>
               </w:rPr>
-              <w:t xml:space="preserve">27</w:t>
+              <w:t xml:space="preserve">32</w:t>
             </w:r>
           </w:p>
         </w:tc>
@@ -19659,7 +18713,7 @@
                 <w:sz w:val="16"/>
                 <w:szCs w:val="16"/>
               </w:rPr>
-              <w:t xml:space="preserve">19</w:t>
+              <w:t xml:space="preserve">31</w:t>
             </w:r>
           </w:p>
         </w:tc>
@@ -19688,7 +18742,7 @@
                 <w:sz w:val="16"/>
                 <w:szCs w:val="16"/>
               </w:rPr>
-              <w:t xml:space="preserve">0</w:t>
+              <w:t xml:space="preserve">20</w:t>
             </w:r>
           </w:p>
         </w:tc>
@@ -19717,7 +18771,7 @@
                 <w:sz w:val="16"/>
                 <w:szCs w:val="16"/>
               </w:rPr>
-              <w:t xml:space="preserve">19</w:t>
+              <w:t xml:space="preserve">11</w:t>
             </w:r>
           </w:p>
         </w:tc>
@@ -19746,7 +18800,7 @@
                 <w:sz w:val="16"/>
                 <w:szCs w:val="16"/>
               </w:rPr>
-              <w:t xml:space="preserve">19</w:t>
+              <w:t xml:space="preserve">11</w:t>
             </w:r>
           </w:p>
         </w:tc>
@@ -19833,40 +18887,40 @@
                 <w:sz w:val="16"/>
                 <w:szCs w:val="16"/>
               </w:rPr>
+              <w:t xml:space="preserve">32</w:t>
+            </w:r>
+          </w:p>
+        </w:tc>
+        <w:tc>
+          <w:tcPr>
+            <w:tcW w:type="dxa" w:w="1200"/>
+            <w:tcMar>
+              <w:top w:type="dxa" w:w="68"/>
+              <w:left w:type="dxa" w:w="110"/>
+              <w:bottom w:type="dxa" w:w="68"/>
+              <w:right w:type="dxa" w:w="110"/>
+            </w:tcMar>
+          </w:tcPr>
+          <w:p>
+            <w:pPr>
+              <w:spacing w:after="0" w:line="242"/>
+              <w:jc w:val="center"/>
+            </w:pPr>
+            <w:r>
+              <w:rPr>
+                <w:rFonts w:ascii="Calibri" w:cs="Calibri" w:eastAsia="Calibri" w:hAnsi="Calibri"/>
+                <w:b w:val="false"/>
+                <w:bCs w:val="false"/>
+                <w:color w:val="3A3733"/>
+                <w:sz w:val="16"/>
+                <w:szCs w:val="16"/>
+              </w:rPr>
               <w:t xml:space="preserve">28</w:t>
             </w:r>
           </w:p>
         </w:tc>
         <w:tc>
           <w:tcPr>
-            <w:tcW w:type="dxa" w:w="1200"/>
-            <w:tcMar>
-              <w:top w:type="dxa" w:w="68"/>
-              <w:left w:type="dxa" w:w="110"/>
-              <w:bottom w:type="dxa" w:w="68"/>
-              <w:right w:type="dxa" w:w="110"/>
-            </w:tcMar>
-          </w:tcPr>
-          <w:p>
-            <w:pPr>
-              <w:spacing w:after="0" w:line="242"/>
-              <w:jc w:val="center"/>
-            </w:pPr>
-            <w:r>
-              <w:rPr>
-                <w:rFonts w:ascii="Calibri" w:cs="Calibri" w:eastAsia="Calibri" w:hAnsi="Calibri"/>
-                <w:b w:val="false"/>
-                <w:bCs w:val="false"/>
-                <w:color w:val="3A3733"/>
-                <w:sz w:val="16"/>
-                <w:szCs w:val="16"/>
-              </w:rPr>
-              <w:t xml:space="preserve">28</w:t>
-            </w:r>
-          </w:p>
-        </w:tc>
-        <w:tc>
-          <w:tcPr>
             <w:tcW w:type="dxa" w:w="1250"/>
             <w:tcMar>
               <w:top w:type="dxa" w:w="68"/>
@@ -19889,7 +18943,7 @@
                 <w:sz w:val="16"/>
                 <w:szCs w:val="16"/>
               </w:rPr>
-              <w:t xml:space="preserve">0</w:t>
+              <w:t xml:space="preserve">4</w:t>
             </w:r>
           </w:p>
         </w:tc>
@@ -19917,7 +18971,7 @@
                 <w:sz w:val="16"/>
                 <w:szCs w:val="16"/>
               </w:rPr>
-              <w:t xml:space="preserve">0</w:t>
+              <w:t xml:space="preserve">4</w:t>
             </w:r>
           </w:p>
         </w:tc>
@@ -20034,6 +19088,35 @@
                 <w:sz w:val="16"/>
                 <w:szCs w:val="16"/>
               </w:rPr>
+              <w:t xml:space="preserve">21</w:t>
+            </w:r>
+          </w:p>
+        </w:tc>
+        <w:tc>
+          <w:tcPr>
+            <w:tcW w:type="dxa" w:w="1250"/>
+            <w:shd w:fill="F7F5F2" w:color="auto" w:val="clear"/>
+            <w:tcMar>
+              <w:top w:type="dxa" w:w="68"/>
+              <w:left w:type="dxa" w:w="110"/>
+              <w:bottom w:type="dxa" w:w="68"/>
+              <w:right w:type="dxa" w:w="110"/>
+            </w:tcMar>
+          </w:tcPr>
+          <w:p>
+            <w:pPr>
+              <w:spacing w:after="0" w:line="242"/>
+              <w:jc w:val="center"/>
+            </w:pPr>
+            <w:r>
+              <w:rPr>
+                <w:rFonts w:ascii="Calibri" w:cs="Calibri" w:eastAsia="Calibri" w:hAnsi="Calibri"/>
+                <w:b w:val="false"/>
+                <w:bCs w:val="false"/>
+                <w:color w:val="3A3733"/>
+                <w:sz w:val="16"/>
+                <w:szCs w:val="16"/>
+              </w:rPr>
               <w:t xml:space="preserve">0</w:t>
             </w:r>
           </w:p>
@@ -20063,36 +19146,7 @@
                 <w:sz w:val="16"/>
                 <w:szCs w:val="16"/>
               </w:rPr>
-              <w:t xml:space="preserve">21</w:t>
-            </w:r>
-          </w:p>
-        </w:tc>
-        <w:tc>
-          <w:tcPr>
-            <w:tcW w:type="dxa" w:w="1250"/>
-            <w:shd w:fill="F7F5F2" w:color="auto" w:val="clear"/>
-            <w:tcMar>
-              <w:top w:type="dxa" w:w="68"/>
-              <w:left w:type="dxa" w:w="110"/>
-              <w:bottom w:type="dxa" w:w="68"/>
-              <w:right w:type="dxa" w:w="110"/>
-            </w:tcMar>
-          </w:tcPr>
-          <w:p>
-            <w:pPr>
-              <w:spacing w:after="0" w:line="242"/>
-              <w:jc w:val="center"/>
-            </w:pPr>
-            <w:r>
-              <w:rPr>
-                <w:rFonts w:ascii="Calibri" w:cs="Calibri" w:eastAsia="Calibri" w:hAnsi="Calibri"/>
-                <w:b w:val="false"/>
-                <w:bCs w:val="false"/>
-                <w:color w:val="3A3733"/>
-                <w:sz w:val="16"/>
-                <w:szCs w:val="16"/>
-              </w:rPr>
-              <w:t xml:space="preserve">21</w:t>
+              <w:t xml:space="preserve">0</w:t>
             </w:r>
           </w:p>
         </w:tc>
@@ -20379,7 +19433,7 @@
                 <w:sz w:val="16"/>
                 <w:szCs w:val="16"/>
               </w:rPr>
-              <w:t xml:space="preserve">188</w:t>
+              <w:t xml:space="preserve">169</w:t>
             </w:r>
           </w:p>
         </w:tc>
@@ -20407,7 +19461,7 @@
                 <w:sz w:val="16"/>
                 <w:szCs w:val="16"/>
               </w:rPr>
-              <w:t xml:space="preserve">188</w:t>
+              <w:t xml:space="preserve">169</w:t>
             </w:r>
           </w:p>
         </w:tc>
@@ -20495,7 +19549,7 @@
                 <w:sz w:val="16"/>
                 <w:szCs w:val="16"/>
               </w:rPr>
-              <w:t xml:space="preserve">Gs. 26.559.000</w:t>
+              <w:t xml:space="preserve">Gs. 28.971.750</w:t>
             </w:r>
           </w:p>
         </w:tc>
@@ -20524,7 +19578,7 @@
                 <w:sz w:val="16"/>
                 <w:szCs w:val="16"/>
               </w:rPr>
-              <w:t xml:space="preserve">Gs. 26.559.000</w:t>
+              <w:t xml:space="preserve">Gs. 28.971.750</w:t>
             </w:r>
           </w:p>
         </w:tc>
@@ -20727,7 +19781,7 @@
                 <w:sz w:val="16"/>
                 <w:szCs w:val="16"/>
               </w:rPr>
-              <w:t xml:space="preserve">Gs. 23.750</w:t>
+              <w:t xml:space="preserve">Gs. 100.000</w:t>
             </w:r>
           </w:p>
         </w:tc>
@@ -20756,7 +19810,7 @@
                 <w:sz w:val="16"/>
                 <w:szCs w:val="16"/>
               </w:rPr>
-              <w:t xml:space="preserve">Gs. 23.750</w:t>
+              <w:t xml:space="preserve">Gs. 100.000</w:t>
             </w:r>
           </w:p>
         </w:tc>
@@ -20843,7 +19897,7 @@
                 <w:sz w:val="16"/>
                 <w:szCs w:val="16"/>
               </w:rPr>
-              <w:t xml:space="preserve">Gs. 26.157.000</w:t>
+              <w:t xml:space="preserve">Gs. 27.897.000</w:t>
             </w:r>
           </w:p>
         </w:tc>
@@ -20871,7 +19925,7 @@
                 <w:sz w:val="16"/>
                 <w:szCs w:val="16"/>
               </w:rPr>
-              <w:t xml:space="preserve">Gs. 26.157.000</w:t>
+              <w:t xml:space="preserve">Gs. 27.897.000</w:t>
             </w:r>
           </w:p>
         </w:tc>
@@ -20959,7 +20013,7 @@
                 <w:sz w:val="16"/>
                 <w:szCs w:val="16"/>
               </w:rPr>
-              <w:t xml:space="preserve">Gs. 402.000</w:t>
+              <w:t xml:space="preserve">Gs. 1.074.750</w:t>
             </w:r>
           </w:p>
         </w:tc>
@@ -20988,7 +20042,7 @@
                 <w:sz w:val="16"/>
                 <w:szCs w:val="16"/>
               </w:rPr>
-              <w:t xml:space="preserve">Gs. 402.000</w:t>
+              <w:t xml:space="preserve">Gs. 1.074.750</w:t>
             </w:r>
           </w:p>
         </w:tc>
@@ -21730,7 +20784,7 @@
                 <w:sz w:val="16"/>
                 <w:szCs w:val="16"/>
               </w:rPr>
-              <w:t xml:space="preserve">Gs. 9.600.000</w:t>
+              <w:t xml:space="preserve">Gs. 9.000.000</w:t>
             </w:r>
           </w:p>
         </w:tc>
@@ -21758,7 +20812,7 @@
                 <w:sz w:val="16"/>
                 <w:szCs w:val="16"/>
               </w:rPr>
-              <w:t xml:space="preserve">Gs. 9.600.000</w:t>
+              <w:t xml:space="preserve">Gs. 9.000.000</w:t>
             </w:r>
           </w:p>
         </w:tc>
@@ -21846,7 +20900,7 @@
                 <w:sz w:val="16"/>
                 <w:szCs w:val="16"/>
               </w:rPr>
-              <w:t xml:space="preserve">Gs. 20.634.125</w:t>
+              <w:t xml:space="preserve">Gs. 21.059.500</w:t>
             </w:r>
           </w:p>
         </w:tc>
@@ -21875,7 +20929,7 @@
                 <w:sz w:val="16"/>
                 <w:szCs w:val="16"/>
               </w:rPr>
-              <w:t xml:space="preserve">Gs. 20.634.125</w:t>
+              <w:t xml:space="preserve">Gs. 21.059.500</w:t>
             </w:r>
           </w:p>
         </w:tc>
@@ -21962,7 +21016,7 @@
                 <w:sz w:val="16"/>
                 <w:szCs w:val="16"/>
               </w:rPr>
-              <w:t xml:space="preserve">Gs. 23.750</w:t>
+              <w:t xml:space="preserve">Gs. 100.000</w:t>
             </w:r>
           </w:p>
         </w:tc>
@@ -21990,7 +21044,7 @@
                 <w:sz w:val="16"/>
                 <w:szCs w:val="16"/>
               </w:rPr>
-              <w:t xml:space="preserve">Gs. 23.750</w:t>
+              <w:t xml:space="preserve">Gs. 100.000</w:t>
             </w:r>
           </w:p>
         </w:tc>
@@ -22078,7 +21132,7 @@
                 <w:sz w:val="16"/>
                 <w:szCs w:val="16"/>
               </w:rPr>
-              <w:t xml:space="preserve">Gs. 2.735.900</w:t>
+              <w:t xml:space="preserve">Gs. 3.820.450</w:t>
             </w:r>
           </w:p>
         </w:tc>
@@ -22107,7 +21161,7 @@
                 <w:sz w:val="16"/>
                 <w:szCs w:val="16"/>
               </w:rPr>
-              <w:t xml:space="preserve">Gs. 2.735.900</w:t>
+              <w:t xml:space="preserve">Gs. 3.820.450</w:t>
             </w:r>
           </w:p>
         </w:tc>
@@ -22194,7 +21248,7 @@
                 <w:sz w:val="16"/>
                 <w:szCs w:val="16"/>
               </w:rPr>
-              <w:t xml:space="preserve">Gs. 844.500</w:t>
+              <w:t xml:space="preserve">Gs. 1.696.500</w:t>
             </w:r>
           </w:p>
         </w:tc>
@@ -22222,7 +21276,7 @@
                 <w:sz w:val="16"/>
                 <w:szCs w:val="16"/>
               </w:rPr>
-              <w:t xml:space="preserve">Gs. 844.500</w:t>
+              <w:t xml:space="preserve">Gs. 1.696.500</w:t>
             </w:r>
           </w:p>
         </w:tc>
@@ -22310,7 +21364,7 @@
                 <w:sz w:val="16"/>
                 <w:szCs w:val="16"/>
               </w:rPr>
-              <w:t xml:space="preserve">Gs. 26.629.975</w:t>
+              <w:t xml:space="preserve">Gs. 24.442.550</w:t>
             </w:r>
           </w:p>
         </w:tc>
@@ -22339,7 +21393,7 @@
                 <w:sz w:val="16"/>
                 <w:szCs w:val="16"/>
               </w:rPr>
-              <w:t xml:space="preserve">Gs. 26.629.975</w:t>
+              <w:t xml:space="preserve">Gs. 24.442.550</w:t>
             </w:r>
           </w:p>
         </w:tc>
@@ -22686,7 +21740,7 @@
                 <w:sz w:val="16"/>
                 <w:szCs w:val="16"/>
               </w:rPr>
-              <w:t xml:space="preserve">45</w:t>
+              <w:t xml:space="preserve">44</w:t>
             </w:r>
           </w:p>
         </w:tc>
@@ -22714,7 +21768,7 @@
                 <w:sz w:val="16"/>
                 <w:szCs w:val="16"/>
               </w:rPr>
-              <w:t xml:space="preserve">45</w:t>
+              <w:t xml:space="preserve">44</w:t>
             </w:r>
           </w:p>
         </w:tc>
@@ -23005,7 +22059,7 @@
                 <w:sz w:val="17"/>
                 <w:szCs w:val="17"/>
               </w:rPr>
-              <w:t xml:space="preserve">1..50 n=50</w:t>
+              <w:t xml:space="preserve">1..38 n=38</w:t>
             </w:r>
           </w:p>
         </w:tc>
@@ -23123,7 +22177,7 @@
                 <w:sz w:val="17"/>
                 <w:szCs w:val="17"/>
               </w:rPr>
-              <w:t xml:space="preserve">1..138 n=138</w:t>
+              <w:t xml:space="preserve">1..131 n=131</w:t>
             </w:r>
           </w:p>
         </w:tc>
@@ -23613,7 +22667,7 @@
                 <w:sz w:val="17"/>
                 <w:szCs w:val="17"/>
               </w:rPr>
-              <w:t xml:space="preserve">138</w:t>
+              <w:t xml:space="preserve">131</w:t>
             </w:r>
           </w:p>
         </w:tc>
@@ -23842,7 +22896,7 @@
                 <w:sz w:val="18"/>
                 <w:szCs w:val="18"/>
               </w:rPr>
-              <w:t xml:space="preserve">Gs. 11.354.000</w:t>
+              <w:t xml:space="preserve">Gs. 11.522.000</w:t>
             </w:r>
           </w:p>
         </w:tc>
@@ -23960,7 +23014,7 @@
                 <w:sz w:val="18"/>
                 <w:szCs w:val="18"/>
               </w:rPr>
-              <w:t xml:space="preserve">Gs. 8.618.100</w:t>
+              <w:t xml:space="preserve">Gs. 7.701.550</w:t>
             </w:r>
           </w:p>
         </w:tc>
@@ -24078,7 +23132,7 @@
                 <w:sz w:val="18"/>
                 <w:szCs w:val="18"/>
               </w:rPr>
-              <w:t xml:space="preserve">Gs. 844.500</w:t>
+              <w:t xml:space="preserve">Gs. 1.696.500</w:t>
             </w:r>
           </w:p>
         </w:tc>
@@ -24138,7 +23192,7 @@
                 <w:sz w:val="18"/>
                 <w:szCs w:val="18"/>
               </w:rPr>
-              <w:t xml:space="preserve">Gs. 23.750</w:t>
+              <w:t xml:space="preserve">Gs. 100.000</w:t>
             </w:r>
           </w:p>
         </w:tc>
@@ -25216,7 +24270,7 @@
                 <w:sz w:val="18"/>
                 <w:szCs w:val="18"/>
               </w:rPr>
-              <w:t xml:space="preserve">2.647</w:t>
+              <w:t xml:space="preserve">2.407</w:t>
             </w:r>
           </w:p>
         </w:tc>
@@ -25276,7 +24330,7 @@
                 <w:sz w:val="18"/>
                 <w:szCs w:val="18"/>
               </w:rPr>
-              <w:t xml:space="preserve">189</w:t>
+              <w:t xml:space="preserve">170</w:t>
             </w:r>
           </w:p>
         </w:tc>
@@ -25334,7 +24388,7 @@
                 <w:sz w:val="18"/>
                 <w:szCs w:val="18"/>
               </w:rPr>
-              <w:t xml:space="preserve">189</w:t>
+              <w:t xml:space="preserve">170</w:t>
             </w:r>
           </w:p>
         </w:tc>
@@ -25748,7 +24802,7 @@
                 <w:sz w:val="18"/>
                 <w:szCs w:val="18"/>
               </w:rPr>
-              <w:t xml:space="preserve">656</w:t>
+              <w:t xml:space="preserve">590</w:t>
             </w:r>
           </w:p>
         </w:tc>
@@ -25939,7 +24993,7 @@
                 <w:sz w:val="17"/>
                 <w:szCs w:val="17"/>
               </w:rPr>
-              <w:t xml:space="preserve">571</w:t>
+              <w:t xml:space="preserve">536</w:t>
             </w:r>
           </w:p>
         </w:tc>
@@ -25999,7 +25053,7 @@
                 <w:sz w:val="17"/>
                 <w:szCs w:val="17"/>
               </w:rPr>
-              <w:t xml:space="preserve">470</w:t>
+              <w:t xml:space="preserve">434</w:t>
             </w:r>
           </w:p>
         </w:tc>
@@ -26057,7 +25111,7 @@
                 <w:sz w:val="17"/>
                 <w:szCs w:val="17"/>
               </w:rPr>
-              <w:t xml:space="preserve">382</w:t>
+              <w:t xml:space="preserve">352</w:t>
             </w:r>
           </w:p>
         </w:tc>
@@ -26117,7 +25171,7 @@
                 <w:sz w:val="17"/>
                 <w:szCs w:val="17"/>
               </w:rPr>
-              <w:t xml:space="preserve">287</w:t>
+              <w:t xml:space="preserve">252</w:t>
             </w:r>
           </w:p>
         </w:tc>
@@ -26175,7 +25229,7 @@
                 <w:sz w:val="17"/>
                 <w:szCs w:val="17"/>
               </w:rPr>
-              <w:t xml:space="preserve">188</w:t>
+              <w:t xml:space="preserve">169</w:t>
             </w:r>
           </w:p>
         </w:tc>
@@ -26235,7 +25289,7 @@
                 <w:sz w:val="17"/>
                 <w:szCs w:val="17"/>
               </w:rPr>
-              <w:t xml:space="preserve">188</w:t>
+              <w:t xml:space="preserve">169</w:t>
             </w:r>
           </w:p>
         </w:tc>
@@ -26293,7 +25347,7 @@
                 <w:sz w:val="17"/>
                 <w:szCs w:val="17"/>
               </w:rPr>
-              <w:t xml:space="preserve">187</w:t>
+              <w:t xml:space="preserve">164</w:t>
             </w:r>
           </w:p>
         </w:tc>
@@ -26353,7 +25407,7 @@
                 <w:sz w:val="17"/>
                 <w:szCs w:val="17"/>
               </w:rPr>
-              <w:t xml:space="preserve">140</w:t>
+              <w:t xml:space="preserve">127</w:t>
             </w:r>
           </w:p>
         </w:tc>
@@ -26383,7 +25437,7 @@
                 <w:sz w:val="17"/>
                 <w:szCs w:val="17"/>
               </w:rPr>
-              <w:t xml:space="preserve">SIFEN</w:t>
+              <w:t xml:space="preserve">CAJA_APERTURA</w:t>
             </w:r>
           </w:p>
         </w:tc>
@@ -26411,7 +25465,7 @@
                 <w:sz w:val="17"/>
                 <w:szCs w:val="17"/>
               </w:rPr>
-              <w:t xml:space="preserve">51</w:t>
+              <w:t xml:space="preserve">48</w:t>
             </w:r>
           </w:p>
         </w:tc>
@@ -26442,7 +25496,7 @@
                 <w:sz w:val="17"/>
                 <w:szCs w:val="17"/>
               </w:rPr>
-              <w:t xml:space="preserve">CAJA_APERTURA</w:t>
+              <w:t xml:space="preserve">CAJA_CIERRE</w:t>
             </w:r>
           </w:p>
         </w:tc>
@@ -26471,7 +25525,7 @@
                 <w:sz w:val="17"/>
                 <w:szCs w:val="17"/>
               </w:rPr>
-              <w:t xml:space="preserve">51</w:t>
+              <w:t xml:space="preserve">46</w:t>
             </w:r>
           </w:p>
         </w:tc>
@@ -26501,7 +25555,7 @@
                 <w:sz w:val="17"/>
                 <w:szCs w:val="17"/>
               </w:rPr>
-              <w:t xml:space="preserve">CAJA_CIERRE</w:t>
+              <w:t xml:space="preserve">SIFEN</w:t>
             </w:r>
           </w:p>
         </w:tc>
@@ -26529,7 +25583,7 @@
                 <w:sz w:val="17"/>
                 <w:szCs w:val="17"/>
               </w:rPr>
-              <w:t xml:space="preserve">49</w:t>
+              <w:t xml:space="preserve">39</w:t>
             </w:r>
           </w:p>
         </w:tc>
@@ -26589,7 +25643,7 @@
                 <w:sz w:val="17"/>
                 <w:szCs w:val="17"/>
               </w:rPr>
-              <w:t xml:space="preserve">48</w:t>
+              <w:t xml:space="preserve">35</w:t>
             </w:r>
           </w:p>
         </w:tc>
@@ -26647,7 +25701,7 @@
                 <w:sz w:val="17"/>
                 <w:szCs w:val="17"/>
               </w:rPr>
-              <w:t xml:space="preserve">19</w:t>
+              <w:t xml:space="preserve">18</w:t>
             </w:r>
           </w:p>
         </w:tc>
@@ -26737,7 +25791,7 @@
                 <w:sz w:val="17"/>
                 <w:szCs w:val="17"/>
               </w:rPr>
-              <w:t xml:space="preserve">VERIFICACION</w:t>
+              <w:t xml:space="preserve">PAGO_PERSONAL</w:t>
             </w:r>
           </w:p>
         </w:tc>
@@ -26765,7 +25819,7 @@
                 <w:sz w:val="17"/>
                 <w:szCs w:val="17"/>
               </w:rPr>
-              <w:t xml:space="preserve">3</w:t>
+              <w:t xml:space="preserve">4</w:t>
             </w:r>
           </w:p>
         </w:tc>
@@ -26855,7 +25909,7 @@
                 <w:sz w:val="17"/>
                 <w:szCs w:val="17"/>
               </w:rPr>
-              <w:t xml:space="preserve">PAGO_PERSONAL</w:t>
+              <w:t xml:space="preserve">VERIFICACION</w:t>
             </w:r>
           </w:p>
         </w:tc>
@@ -26914,7 +25968,7 @@
                 <w:sz w:val="17"/>
                 <w:szCs w:val="17"/>
               </w:rPr>
-              <w:t xml:space="preserve">ANULAR</w:t>
+              <w:t xml:space="preserve">CANJE</w:t>
             </w:r>
           </w:p>
         </w:tc>
@@ -26973,7 +26027,7 @@
                 <w:sz w:val="17"/>
                 <w:szCs w:val="17"/>
               </w:rPr>
-              <w:t xml:space="preserve">AUSENCIA</w:t>
+              <w:t xml:space="preserve">NOTA_CREDITO</w:t>
             </w:r>
           </w:p>
         </w:tc>
@@ -27032,7 +26086,7 @@
                 <w:sz w:val="17"/>
                 <w:szCs w:val="17"/>
               </w:rPr>
-              <w:t xml:space="preserve">NOTA_CREDITO</w:t>
+              <w:t xml:space="preserve">ANULAR</w:t>
             </w:r>
           </w:p>
         </w:tc>
@@ -27040,6 +26094,64 @@
           <w:tcPr>
             <w:tcW w:type="dxa" w:w="2820"/>
             <w:shd w:fill="F7F5F2" w:color="auto" w:val="clear"/>
+            <w:tcMar>
+              <w:top w:type="dxa" w:w="68"/>
+              <w:left w:type="dxa" w:w="110"/>
+              <w:bottom w:type="dxa" w:w="68"/>
+              <w:right w:type="dxa" w:w="110"/>
+            </w:tcMar>
+          </w:tcPr>
+          <w:p>
+            <w:pPr>
+              <w:spacing w:after="0" w:line="242"/>
+              <w:jc w:val="center"/>
+            </w:pPr>
+            <w:r>
+              <w:rPr>
+                <w:rFonts w:ascii="Calibri" w:cs="Calibri" w:eastAsia="Calibri" w:hAnsi="Calibri"/>
+                <w:b w:val="false"/>
+                <w:bCs w:val="false"/>
+                <w:color w:val="3A3733"/>
+                <w:sz w:val="17"/>
+                <w:szCs w:val="17"/>
+              </w:rPr>
+              <w:t xml:space="preserve">1</w:t>
+            </w:r>
+          </w:p>
+        </w:tc>
+      </w:tr>
+      <w:tr>
+        <w:tc>
+          <w:tcPr>
+            <w:tcW w:type="dxa" w:w="6200"/>
+            <w:tcMar>
+              <w:top w:type="dxa" w:w="68"/>
+              <w:left w:type="dxa" w:w="110"/>
+              <w:bottom w:type="dxa" w:w="68"/>
+              <w:right w:type="dxa" w:w="110"/>
+            </w:tcMar>
+          </w:tcPr>
+          <w:p>
+            <w:pPr>
+              <w:spacing w:after="0" w:line="242"/>
+              <w:jc w:val="left"/>
+            </w:pPr>
+            <w:r>
+              <w:rPr>
+                <w:rFonts w:ascii="Calibri" w:cs="Calibri" w:eastAsia="Calibri" w:hAnsi="Calibri"/>
+                <w:b w:val="false"/>
+                <w:bCs w:val="false"/>
+                <w:color w:val="3A3733"/>
+                <w:sz w:val="17"/>
+                <w:szCs w:val="17"/>
+              </w:rPr>
+              <w:t xml:space="preserve">AUSENCIA</w:t>
+            </w:r>
+          </w:p>
+        </w:tc>
+        <w:tc>
+          <w:tcPr>
+            <w:tcW w:type="dxa" w:w="2820"/>
             <w:tcMar>
               <w:top w:type="dxa" w:w="68"/>
               <w:left w:type="dxa" w:w="110"/>
@@ -27290,7 +26402,7 @@
                 <w:sz w:val="17"/>
                 <w:szCs w:val="17"/>
               </w:rPr>
-              <w:t xml:space="preserve">353 vs 353</w:t>
+              <w:t xml:space="preserve">323 vs 323</w:t>
             </w:r>
           </w:p>
         </w:tc>
@@ -27378,7 +26490,7 @@
                 <w:sz w:val="17"/>
                 <w:szCs w:val="17"/>
               </w:rPr>
-              <w:t xml:space="preserve">188 vs 188</w:t>
+              <w:t xml:space="preserve">169 vs 169</w:t>
             </w:r>
           </w:p>
         </w:tc>
@@ -27465,7 +26577,7 @@
                 <w:sz w:val="17"/>
                 <w:szCs w:val="17"/>
               </w:rPr>
-              <w:t xml:space="preserve">Gs. 26.157.000 vs Gs. 26.157.000</w:t>
+              <w:t xml:space="preserve">Gs. 27.897.000 vs Gs. 27.897.000</w:t>
             </w:r>
           </w:p>
         </w:tc>
@@ -27827,7 +26939,7 @@
                 <w:sz w:val="17"/>
                 <w:szCs w:val="17"/>
               </w:rPr>
-              <w:t xml:space="preserve">66</w:t>
+              <w:t xml:space="preserve">60</w:t>
             </w:r>
           </w:p>
         </w:tc>
@@ -27855,7 +26967,7 @@
                 <w:sz w:val="17"/>
                 <w:szCs w:val="17"/>
               </w:rPr>
-              <w:t xml:space="preserve">53</w:t>
+              <w:t xml:space="preserve">60</w:t>
             </w:r>
           </w:p>
         </w:tc>
@@ -27883,7 +26995,7 @@
                 <w:sz w:val="17"/>
                 <w:szCs w:val="17"/>
               </w:rPr>
-              <w:t xml:space="preserve">Gs. 6.440.000</w:t>
+              <w:t xml:space="preserve">Gs. 7.785.000</w:t>
             </w:r>
           </w:p>
         </w:tc>
@@ -27911,7 +27023,7 @@
                 <w:sz w:val="17"/>
                 <w:szCs w:val="17"/>
               </w:rPr>
-              <w:t xml:space="preserve">Gs. 966.000</w:t>
+              <w:t xml:space="preserve">Gs. 1.167.750</w:t>
             </w:r>
           </w:p>
         </w:tc>
@@ -27942,7 +27054,7 @@
                 <w:sz w:val="17"/>
                 <w:szCs w:val="17"/>
               </w:rPr>
-              <w:t xml:space="preserve">Rocío Duarte</w:t>
+              <w:t xml:space="preserve">Marta Cáceres</w:t>
             </w:r>
           </w:p>
         </w:tc>
@@ -28029,7 +27141,7 @@
                 <w:sz w:val="17"/>
                 <w:szCs w:val="17"/>
               </w:rPr>
-              <w:t xml:space="preserve">Gs. 6.135.000</w:t>
+              <w:t xml:space="preserve">Gs. 6.585.000</w:t>
             </w:r>
           </w:p>
         </w:tc>
@@ -28058,7 +27170,7 @@
                 <w:sz w:val="17"/>
                 <w:szCs w:val="17"/>
               </w:rPr>
-              <w:t xml:space="preserve">Gs. 920.250</w:t>
+              <w:t xml:space="preserve">Gs. 987.750</w:t>
             </w:r>
           </w:p>
         </w:tc>
@@ -28088,7 +27200,7 @@
                 <w:sz w:val="17"/>
                 <w:szCs w:val="17"/>
               </w:rPr>
-              <w:t xml:space="preserve">Marta Cáceres</w:t>
+              <w:t xml:space="preserve">Rocío Duarte</w:t>
             </w:r>
           </w:p>
         </w:tc>
@@ -28116,7 +27228,7 @@
                 <w:sz w:val="17"/>
                 <w:szCs w:val="17"/>
               </w:rPr>
-              <w:t xml:space="preserve">73</w:t>
+              <w:t xml:space="preserve">55</w:t>
             </w:r>
           </w:p>
         </w:tc>
@@ -28144,7 +27256,7 @@
                 <w:sz w:val="17"/>
                 <w:szCs w:val="17"/>
               </w:rPr>
-              <w:t xml:space="preserve">57</w:t>
+              <w:t xml:space="preserve">43</w:t>
             </w:r>
           </w:p>
         </w:tc>
@@ -28172,7 +27284,7 @@
                 <w:sz w:val="17"/>
                 <w:szCs w:val="17"/>
               </w:rPr>
-              <w:t xml:space="preserve">Gs. 5.630.000</w:t>
+              <w:t xml:space="preserve">Gs. 6.395.000</w:t>
             </w:r>
           </w:p>
         </w:tc>
@@ -28200,7 +27312,7 @@
                 <w:sz w:val="17"/>
                 <w:szCs w:val="17"/>
               </w:rPr>
-              <w:t xml:space="preserve">Gs. 844.500</w:t>
+              <w:t xml:space="preserve">Gs. 959.250</w:t>
             </w:r>
           </w:p>
         </w:tc>
@@ -28260,7 +27372,7 @@
                 <w:sz w:val="17"/>
                 <w:szCs w:val="17"/>
               </w:rPr>
-              <w:t xml:space="preserve">47</w:t>
+              <w:t xml:space="preserve">46</w:t>
             </w:r>
           </w:p>
         </w:tc>
@@ -28289,7 +27401,7 @@
                 <w:sz w:val="17"/>
                 <w:szCs w:val="17"/>
               </w:rPr>
-              <w:t xml:space="preserve">39</w:t>
+              <w:t xml:space="preserve">38</w:t>
             </w:r>
           </w:p>
         </w:tc>
@@ -28318,7 +27430,7 @@
                 <w:sz w:val="17"/>
                 <w:szCs w:val="17"/>
               </w:rPr>
-              <w:t xml:space="preserve">Gs. 5.320.000</w:t>
+              <w:t xml:space="preserve">Gs. 4.915.000</w:t>
             </w:r>
           </w:p>
         </w:tc>
@@ -28347,7 +27459,7 @@
                 <w:sz w:val="17"/>
                 <w:szCs w:val="17"/>
               </w:rPr>
-              <w:t xml:space="preserve">Gs. 798.000</w:t>
+              <w:t xml:space="preserve">Gs. 737.250</w:t>
             </w:r>
           </w:p>
         </w:tc>
@@ -28405,7 +27517,7 @@
                 <w:sz w:val="17"/>
                 <w:szCs w:val="17"/>
               </w:rPr>
-              <w:t xml:space="preserve">46</w:t>
+              <w:t xml:space="preserve">37</w:t>
             </w:r>
           </w:p>
         </w:tc>
@@ -28433,7 +27545,7 @@
                 <w:sz w:val="17"/>
                 <w:szCs w:val="17"/>
               </w:rPr>
-              <w:t xml:space="preserve">38</w:t>
+              <w:t xml:space="preserve">36</w:t>
             </w:r>
           </w:p>
         </w:tc>
@@ -28461,7 +27573,7 @@
                 <w:sz w:val="17"/>
                 <w:szCs w:val="17"/>
               </w:rPr>
-              <w:t xml:space="preserve">Gs. 4.070.000</w:t>
+              <w:t xml:space="preserve">Gs. 4.725.000</w:t>
             </w:r>
           </w:p>
         </w:tc>
@@ -28489,7 +27601,7 @@
                 <w:sz w:val="17"/>
                 <w:szCs w:val="17"/>
               </w:rPr>
-              <w:t xml:space="preserve">Gs. 610.500</w:t>
+              <w:t xml:space="preserve">Gs. 708.750</w:t>
             </w:r>
           </w:p>
         </w:tc>
@@ -28540,554 +27652,6 @@
     </w:p>
     <w:p>
       <w:pPr>
-        <w:spacing w:after="110" w:before="0" w:line="278"/>
-      </w:pPr>
-      <w:r>
-        <w:rPr>
-          <w:rFonts w:ascii="Calibri" w:cs="Calibri" w:eastAsia="Calibri" w:hAnsi="Calibri"/>
-          <w:b w:val="false"/>
-          <w:bCs w:val="false"/>
-          <w:i w:val="false"/>
-          <w:iCs w:val="false"/>
-          <w:color w:val="3A3733"/>
-          <w:sz w:val="20"/>
-          <w:szCs w:val="20"/>
-        </w:rPr>
-        <w:t xml:space="preserve">Cada defecto es reproducible: la columna «Reproducción» dice qué hay que hacer para volver a verlo.</w:t>
-      </w:r>
-    </w:p>
-    <w:tbl>
-      <w:tblPr>
-        <w:tblW w:type="dxa" w:w="9020"/>
-        <w:tblBorders>
-          <w:top w:val="single" w:color="D8D4CE" w:sz="4"/>
-          <w:left w:val="single" w:color="D8D4CE" w:sz="4"/>
-          <w:bottom w:val="single" w:color="D8D4CE" w:sz="4"/>
-          <w:right w:val="single" w:color="D8D4CE" w:sz="4"/>
-          <w:insideH w:val="single" w:color="D8D4CE" w:sz="2"/>
-          <w:insideV w:val="single" w:color="D8D4CE" w:sz="2"/>
-        </w:tblBorders>
-      </w:tblPr>
-      <w:tblGrid>
-        <w:gridCol w:w="800"/>
-        <w:gridCol w:w="900"/>
-        <w:gridCol w:w="2300"/>
-        <w:gridCol w:w="5020"/>
-      </w:tblGrid>
-      <w:tr>
-        <w:trPr>
-          <w:tblHeader/>
-        </w:trPr>
-        <w:tc>
-          <w:tcPr>
-            <w:tcW w:type="dxa" w:w="800"/>
-            <w:shd w:fill="FBF1D8" w:color="auto" w:val="clear"/>
-            <w:tcMar>
-              <w:top w:type="dxa" w:w="68"/>
-              <w:left w:type="dxa" w:w="110"/>
-              <w:bottom w:type="dxa" w:w="68"/>
-              <w:right w:type="dxa" w:w="110"/>
-            </w:tcMar>
-          </w:tcPr>
-          <w:p>
-            <w:pPr>
-              <w:spacing w:after="0" w:line="242"/>
-              <w:jc w:val="left"/>
-            </w:pPr>
-            <w:r>
-              <w:rPr>
-                <w:rFonts w:ascii="Calibri" w:cs="Calibri" w:eastAsia="Calibri" w:hAnsi="Calibri"/>
-                <w:b/>
-                <w:bCs/>
-                <w:color w:val="3A3733"/>
-                <w:sz w:val="16"/>
-                <w:szCs w:val="16"/>
-              </w:rPr>
-              <w:t xml:space="preserve">ID</w:t>
-            </w:r>
-          </w:p>
-        </w:tc>
-        <w:tc>
-          <w:tcPr>
-            <w:tcW w:type="dxa" w:w="900"/>
-            <w:shd w:fill="FBF1D8" w:color="auto" w:val="clear"/>
-            <w:tcMar>
-              <w:top w:type="dxa" w:w="68"/>
-              <w:left w:type="dxa" w:w="110"/>
-              <w:bottom w:type="dxa" w:w="68"/>
-              <w:right w:type="dxa" w:w="110"/>
-            </w:tcMar>
-          </w:tcPr>
-          <w:p>
-            <w:pPr>
-              <w:spacing w:after="0" w:line="242"/>
-              <w:jc w:val="center"/>
-            </w:pPr>
-            <w:r>
-              <w:rPr>
-                <w:rFonts w:ascii="Calibri" w:cs="Calibri" w:eastAsia="Calibri" w:hAnsi="Calibri"/>
-                <w:b/>
-                <w:bCs/>
-                <w:color w:val="3A3733"/>
-                <w:sz w:val="16"/>
-                <w:szCs w:val="16"/>
-              </w:rPr>
-              <w:t xml:space="preserve">Sev.</w:t>
-            </w:r>
-          </w:p>
-        </w:tc>
-        <w:tc>
-          <w:tcPr>
-            <w:tcW w:type="dxa" w:w="2300"/>
-            <w:shd w:fill="FBF1D8" w:color="auto" w:val="clear"/>
-            <w:tcMar>
-              <w:top w:type="dxa" w:w="68"/>
-              <w:left w:type="dxa" w:w="110"/>
-              <w:bottom w:type="dxa" w:w="68"/>
-              <w:right w:type="dxa" w:w="110"/>
-            </w:tcMar>
-          </w:tcPr>
-          <w:p>
-            <w:pPr>
-              <w:spacing w:after="0" w:line="242"/>
-              <w:jc w:val="center"/>
-            </w:pPr>
-            <w:r>
-              <w:rPr>
-                <w:rFonts w:ascii="Calibri" w:cs="Calibri" w:eastAsia="Calibri" w:hAnsi="Calibri"/>
-                <w:b/>
-                <w:bCs/>
-                <w:color w:val="3A3733"/>
-                <w:sz w:val="16"/>
-                <w:szCs w:val="16"/>
-              </w:rPr>
-              <w:t xml:space="preserve">Módulo</w:t>
-            </w:r>
-          </w:p>
-        </w:tc>
-        <w:tc>
-          <w:tcPr>
-            <w:tcW w:type="dxa" w:w="5020"/>
-            <w:shd w:fill="FBF1D8" w:color="auto" w:val="clear"/>
-            <w:tcMar>
-              <w:top w:type="dxa" w:w="68"/>
-              <w:left w:type="dxa" w:w="110"/>
-              <w:bottom w:type="dxa" w:w="68"/>
-              <w:right w:type="dxa" w:w="110"/>
-            </w:tcMar>
-          </w:tcPr>
-          <w:p>
-            <w:pPr>
-              <w:spacing w:after="0" w:line="242"/>
-              <w:jc w:val="center"/>
-            </w:pPr>
-            <w:r>
-              <w:rPr>
-                <w:rFonts w:ascii="Calibri" w:cs="Calibri" w:eastAsia="Calibri" w:hAnsi="Calibri"/>
-                <w:b/>
-                <w:bCs/>
-                <w:color w:val="3A3733"/>
-                <w:sz w:val="16"/>
-                <w:szCs w:val="16"/>
-              </w:rPr>
-              <w:t xml:space="preserve">Problema</w:t>
-            </w:r>
-          </w:p>
-        </w:tc>
-      </w:tr>
-      <w:tr>
-        <w:tc>
-          <w:tcPr>
-            <w:tcW w:type="dxa" w:w="800"/>
-            <w:tcMar>
-              <w:top w:type="dxa" w:w="68"/>
-              <w:left w:type="dxa" w:w="110"/>
-              <w:bottom w:type="dxa" w:w="68"/>
-              <w:right w:type="dxa" w:w="110"/>
-            </w:tcMar>
-          </w:tcPr>
-          <w:p>
-            <w:pPr>
-              <w:spacing w:after="0" w:line="242"/>
-              <w:jc w:val="left"/>
-            </w:pPr>
-            <w:r>
-              <w:rPr>
-                <w:rFonts w:ascii="Calibri" w:cs="Calibri" w:eastAsia="Calibri" w:hAnsi="Calibri"/>
-                <w:b/>
-                <w:bCs/>
-                <w:color w:val="3A3733"/>
-                <w:sz w:val="16"/>
-                <w:szCs w:val="16"/>
-              </w:rPr>
-              <w:t xml:space="preserve">F-01</w:t>
-            </w:r>
-          </w:p>
-        </w:tc>
-        <w:tc>
-          <w:tcPr>
-            <w:tcW w:type="dxa" w:w="900"/>
-            <w:tcMar>
-              <w:top w:type="dxa" w:w="68"/>
-              <w:left w:type="dxa" w:w="110"/>
-              <w:bottom w:type="dxa" w:w="68"/>
-              <w:right w:type="dxa" w:w="110"/>
-            </w:tcMar>
-          </w:tcPr>
-          <w:p>
-            <w:pPr>
-              <w:spacing w:after="0" w:line="242"/>
-              <w:jc w:val="center"/>
-            </w:pPr>
-            <w:r>
-              <w:rPr>
-                <w:rFonts w:ascii="Calibri" w:cs="Calibri" w:eastAsia="Calibri" w:hAnsi="Calibri"/>
-                <w:b/>
-                <w:bCs/>
-                <w:color w:val="993535"/>
-                <w:sz w:val="16"/>
-                <w:szCs w:val="16"/>
-              </w:rPr>
-              <w:t xml:space="preserve">CRITICO</w:t>
-            </w:r>
-          </w:p>
-        </w:tc>
-        <w:tc>
-          <w:tcPr>
-            <w:tcW w:type="dxa" w:w="2300"/>
-            <w:tcMar>
-              <w:top w:type="dxa" w:w="68"/>
-              <w:left w:type="dxa" w:w="110"/>
-              <w:bottom w:type="dxa" w:w="68"/>
-              <w:right w:type="dxa" w:w="110"/>
-            </w:tcMar>
-          </w:tcPr>
-          <w:p>
-            <w:pPr>
-              <w:spacing w:after="0" w:line="242"/>
-              <w:jc w:val="left"/>
-            </w:pPr>
-            <w:r>
-              <w:rPr>
-                <w:rFonts w:ascii="Calibri" w:cs="Calibri" w:eastAsia="Calibri" w:hAnsi="Calibri"/>
-                <w:b w:val="false"/>
-                <w:bCs w:val="false"/>
-                <w:color w:val="3A3733"/>
-                <w:sz w:val="16"/>
-                <w:szCs w:val="16"/>
-              </w:rPr>
-              <w:t xml:space="preserve">Inventario</w:t>
-            </w:r>
-          </w:p>
-        </w:tc>
-        <w:tc>
-          <w:tcPr>
-            <w:tcW w:type="dxa" w:w="5020"/>
-            <w:tcMar>
-              <w:top w:type="dxa" w:w="68"/>
-              <w:left w:type="dxa" w:w="110"/>
-              <w:bottom w:type="dxa" w:w="68"/>
-              <w:right w:type="dxa" w:w="110"/>
-            </w:tcMar>
-          </w:tcPr>
-          <w:p>
-            <w:pPr>
-              <w:spacing w:after="0" w:line="242"/>
-              <w:jc w:val="left"/>
-            </w:pPr>
-            <w:r>
-              <w:rPr>
-                <w:rFonts w:ascii="Calibri" w:cs="Calibri" w:eastAsia="Calibri" w:hAnsi="Calibri"/>
-                <w:b w:val="false"/>
-                <w:bCs w:val="false"/>
-                <w:color w:val="3A3733"/>
-                <w:sz w:val="16"/>
-                <w:szCs w:val="16"/>
-              </w:rPr>
-              <w:t xml:space="preserve">Registrar una compra devuelve HTTP 500: no se puede cargar mercadería</w:t>
-            </w:r>
-          </w:p>
-        </w:tc>
-      </w:tr>
-      <w:tr>
-        <w:tc>
-          <w:tcPr>
-            <w:tcW w:type="dxa" w:w="800"/>
-            <w:shd w:fill="F7F5F2" w:color="auto" w:val="clear"/>
-            <w:tcMar>
-              <w:top w:type="dxa" w:w="68"/>
-              <w:left w:type="dxa" w:w="110"/>
-              <w:bottom w:type="dxa" w:w="68"/>
-              <w:right w:type="dxa" w:w="110"/>
-            </w:tcMar>
-          </w:tcPr>
-          <w:p>
-            <w:pPr>
-              <w:spacing w:after="0" w:line="242"/>
-              <w:jc w:val="left"/>
-            </w:pPr>
-            <w:r>
-              <w:rPr>
-                <w:rFonts w:ascii="Calibri" w:cs="Calibri" w:eastAsia="Calibri" w:hAnsi="Calibri"/>
-                <w:b/>
-                <w:bCs/>
-                <w:color w:val="3A3733"/>
-                <w:sz w:val="16"/>
-                <w:szCs w:val="16"/>
-              </w:rPr>
-              <w:t xml:space="preserve">F-02</w:t>
-            </w:r>
-          </w:p>
-        </w:tc>
-        <w:tc>
-          <w:tcPr>
-            <w:tcW w:type="dxa" w:w="900"/>
-            <w:shd w:fill="F7F5F2" w:color="auto" w:val="clear"/>
-            <w:tcMar>
-              <w:top w:type="dxa" w:w="68"/>
-              <w:left w:type="dxa" w:w="110"/>
-              <w:bottom w:type="dxa" w:w="68"/>
-              <w:right w:type="dxa" w:w="110"/>
-            </w:tcMar>
-          </w:tcPr>
-          <w:p>
-            <w:pPr>
-              <w:spacing w:after="0" w:line="242"/>
-              <w:jc w:val="center"/>
-            </w:pPr>
-            <w:r>
-              <w:rPr>
-                <w:rFonts w:ascii="Calibri" w:cs="Calibri" w:eastAsia="Calibri" w:hAnsi="Calibri"/>
-                <w:b/>
-                <w:bCs/>
-                <w:color w:val="993535"/>
-                <w:sz w:val="16"/>
-                <w:szCs w:val="16"/>
-              </w:rPr>
-              <w:t xml:space="preserve">CRITICO</w:t>
-            </w:r>
-          </w:p>
-        </w:tc>
-        <w:tc>
-          <w:tcPr>
-            <w:tcW w:type="dxa" w:w="2300"/>
-            <w:shd w:fill="F7F5F2" w:color="auto" w:val="clear"/>
-            <w:tcMar>
-              <w:top w:type="dxa" w:w="68"/>
-              <w:left w:type="dxa" w:w="110"/>
-              <w:bottom w:type="dxa" w:w="68"/>
-              <w:right w:type="dxa" w:w="110"/>
-            </w:tcMar>
-          </w:tcPr>
-          <w:p>
-            <w:pPr>
-              <w:spacing w:after="0" w:line="242"/>
-              <w:jc w:val="left"/>
-            </w:pPr>
-            <w:r>
-              <w:rPr>
-                <w:rFonts w:ascii="Calibri" w:cs="Calibri" w:eastAsia="Calibri" w:hAnsi="Calibri"/>
-                <w:b w:val="false"/>
-                <w:bCs w:val="false"/>
-                <w:color w:val="3A3733"/>
-                <w:sz w:val="16"/>
-                <w:szCs w:val="16"/>
-              </w:rPr>
-              <w:t xml:space="preserve">Tesorería / Caja</w:t>
-            </w:r>
-          </w:p>
-        </w:tc>
-        <w:tc>
-          <w:tcPr>
-            <w:tcW w:type="dxa" w:w="5020"/>
-            <w:shd w:fill="F7F5F2" w:color="auto" w:val="clear"/>
-            <w:tcMar>
-              <w:top w:type="dxa" w:w="68"/>
-              <w:left w:type="dxa" w:w="110"/>
-              <w:bottom w:type="dxa" w:w="68"/>
-              <w:right w:type="dxa" w:w="110"/>
-            </w:tcMar>
-          </w:tcPr>
-          <w:p>
-            <w:pPr>
-              <w:spacing w:after="0" w:line="242"/>
-              <w:jc w:val="left"/>
-            </w:pPr>
-            <w:r>
-              <w:rPr>
-                <w:rFonts w:ascii="Calibri" w:cs="Calibri" w:eastAsia="Calibri" w:hAnsi="Calibri"/>
-                <w:b w:val="false"/>
-                <w:bCs w:val="false"/>
-                <w:color w:val="3A3733"/>
-                <w:sz w:val="16"/>
-                <w:szCs w:val="16"/>
-              </w:rPr>
-              <w:t xml:space="preserve">Un pago a proveedor puede dejar la caja de otra sucursal en negativo</w:t>
-            </w:r>
-          </w:p>
-        </w:tc>
-      </w:tr>
-      <w:tr>
-        <w:tc>
-          <w:tcPr>
-            <w:tcW w:type="dxa" w:w="800"/>
-            <w:tcMar>
-              <w:top w:type="dxa" w:w="68"/>
-              <w:left w:type="dxa" w:w="110"/>
-              <w:bottom w:type="dxa" w:w="68"/>
-              <w:right w:type="dxa" w:w="110"/>
-            </w:tcMar>
-          </w:tcPr>
-          <w:p>
-            <w:pPr>
-              <w:spacing w:after="0" w:line="242"/>
-              <w:jc w:val="left"/>
-            </w:pPr>
-            <w:r>
-              <w:rPr>
-                <w:rFonts w:ascii="Calibri" w:cs="Calibri" w:eastAsia="Calibri" w:hAnsi="Calibri"/>
-                <w:b/>
-                <w:bCs/>
-                <w:color w:val="3A3733"/>
-                <w:sz w:val="16"/>
-                <w:szCs w:val="16"/>
-              </w:rPr>
-              <w:t xml:space="preserve">F-03</w:t>
-            </w:r>
-          </w:p>
-        </w:tc>
-        <w:tc>
-          <w:tcPr>
-            <w:tcW w:type="dxa" w:w="900"/>
-            <w:tcMar>
-              <w:top w:type="dxa" w:w="68"/>
-              <w:left w:type="dxa" w:w="110"/>
-              <w:bottom w:type="dxa" w:w="68"/>
-              <w:right w:type="dxa" w:w="110"/>
-            </w:tcMar>
-          </w:tcPr>
-          <w:p>
-            <w:pPr>
-              <w:spacing w:after="0" w:line="242"/>
-              <w:jc w:val="center"/>
-            </w:pPr>
-            <w:r>
-              <w:rPr>
-                <w:rFonts w:ascii="Calibri" w:cs="Calibri" w:eastAsia="Calibri" w:hAnsi="Calibri"/>
-                <w:b/>
-                <w:bCs/>
-                <w:color w:val="8A6C1E"/>
-                <w:sz w:val="16"/>
-                <w:szCs w:val="16"/>
-              </w:rPr>
-              <w:t xml:space="preserve">MEDIO</w:t>
-            </w:r>
-          </w:p>
-        </w:tc>
-        <w:tc>
-          <w:tcPr>
-            <w:tcW w:type="dxa" w:w="2300"/>
-            <w:tcMar>
-              <w:top w:type="dxa" w:w="68"/>
-              <w:left w:type="dxa" w:w="110"/>
-              <w:bottom w:type="dxa" w:w="68"/>
-              <w:right w:type="dxa" w:w="110"/>
-            </w:tcMar>
-          </w:tcPr>
-          <w:p>
-            <w:pPr>
-              <w:spacing w:after="0" w:line="242"/>
-              <w:jc w:val="left"/>
-            </w:pPr>
-            <w:r>
-              <w:rPr>
-                <w:rFonts w:ascii="Calibri" w:cs="Calibri" w:eastAsia="Calibri" w:hAnsi="Calibri"/>
-                <w:b w:val="false"/>
-                <w:bCs w:val="false"/>
-                <w:color w:val="3A3733"/>
-                <w:sz w:val="16"/>
-                <w:szCs w:val="16"/>
-              </w:rPr>
-              <w:t xml:space="preserve">Inventario / Citas</w:t>
-            </w:r>
-          </w:p>
-        </w:tc>
-        <w:tc>
-          <w:tcPr>
-            <w:tcW w:type="dxa" w:w="5020"/>
-            <w:tcMar>
-              <w:top w:type="dxa" w:w="68"/>
-              <w:left w:type="dxa" w:w="110"/>
-              <w:bottom w:type="dxa" w:w="68"/>
-              <w:right w:type="dxa" w:w="110"/>
-            </w:tcMar>
-          </w:tcPr>
-          <w:p>
-            <w:pPr>
-              <w:spacing w:after="0" w:line="242"/>
-              <w:jc w:val="left"/>
-            </w:pPr>
-            <w:r>
-              <w:rPr>
-                <w:rFonts w:ascii="Calibri" w:cs="Calibri" w:eastAsia="Calibri" w:hAnsi="Calibri"/>
-                <w:b w:val="false"/>
-                <w:bCs w:val="false"/>
-                <w:color w:val="3A3733"/>
-                <w:sz w:val="16"/>
-                <w:szCs w:val="16"/>
-              </w:rPr>
-              <w:t xml:space="preserve">El consumo de un producto no habilitado en la sucursal se pierde sin que la pantalla lo explique</w:t>
-            </w:r>
-          </w:p>
-        </w:tc>
-      </w:tr>
-    </w:tbl>
-    <w:p>
-      <w:pPr>
-        <w:pStyle w:val="Heading2"/>
-        <w:spacing w:after="120" w:before="270"/>
-      </w:pPr>
-      <w:r>
-        <w:rPr>
-          <w:rFonts w:ascii="Calibri" w:cs="Calibri" w:eastAsia="Calibri" w:hAnsi="Calibri"/>
-          <w:b/>
-          <w:bCs/>
-          <w:color w:val="A35A21"/>
-          <w:sz w:val="23"/>
-          <w:szCs w:val="23"/>
-        </w:rPr>
-        <w:t xml:space="preserve">14.1 Detalle de cada defecto</w:t>
-      </w:r>
-    </w:p>
-    <w:p>
-      <w:pPr>
-        <w:spacing w:after="90" w:before="270"/>
-      </w:pPr>
-      <w:r>
-        <w:rPr>
-          <w:rFonts w:ascii="Calibri" w:cs="Calibri" w:eastAsia="Calibri" w:hAnsi="Calibri"/>
-          <w:b/>
-          <w:bCs/>
-          <w:color w:val="3A3733"/>
-          <w:sz w:val="22"/>
-          <w:szCs w:val="22"/>
-        </w:rPr>
-        <w:t xml:space="preserve">F-01  </w:t>
-      </w:r>
-      <w:r>
-        <w:rPr>
-          <w:rFonts w:ascii="Calibri" w:cs="Calibri" w:eastAsia="Calibri" w:hAnsi="Calibri"/>
-          <w:b/>
-          <w:bCs/>
-          <w:color w:val="993535"/>
-          <w:sz w:val="22"/>
-          <w:szCs w:val="22"/>
-        </w:rPr>
-        <w:t xml:space="preserve">Registrar una compra devuelve HTTP 500: no se puede cargar mercadería</w:t>
-      </w:r>
-    </w:p>
-    <w:p>
-      <w:pPr>
         <w:spacing w:after="110" w:line="278"/>
       </w:pPr>
       <w:r>
@@ -29095,685 +27659,20 @@
           <w:rFonts w:ascii="Calibri" w:cs="Calibri" w:eastAsia="Calibri" w:hAnsi="Calibri"/>
           <w:b/>
           <w:bCs/>
-          <w:color w:val="3A3733"/>
-          <w:sz w:val="18"/>
-          <w:szCs w:val="18"/>
+          <w:color w:val="2F5D2F"/>
+          <w:sz w:val="20"/>
+          <w:szCs w:val="20"/>
         </w:rPr>
-        <w:t xml:space="preserve">Severidad: </w:t>
-      </w:r>
-      <w:r>
-        <w:rPr>
-          <w:rFonts w:ascii="Calibri" w:cs="Calibri" w:eastAsia="Calibri" w:hAnsi="Calibri"/>
-          <w:b/>
-          <w:bCs/>
-          <w:color w:val="993535"/>
-          <w:sz w:val="18"/>
-          <w:szCs w:val="18"/>
-        </w:rPr>
-        <w:t xml:space="preserve">CRITICO</w:t>
+        <w:t xml:space="preserve">No se encontró ningún defecto de severidad Crítica o Alta.</w:t>
       </w:r>
       <w:r>
         <w:rPr>
           <w:rFonts w:ascii="Calibri" w:cs="Calibri" w:eastAsia="Calibri" w:hAnsi="Calibri"/>
           <w:color w:val="3A3733"/>
-          <w:sz w:val="18"/>
-          <w:szCs w:val="18"/>
+          <w:sz w:val="20"/>
+          <w:szCs w:val="20"/>
         </w:rPr>
-        <w:t xml:space="preserve">     </w:t>
-      </w:r>
-      <w:r>
-        <w:rPr>
-          <w:rFonts w:ascii="Calibri" w:cs="Calibri" w:eastAsia="Calibri" w:hAnsi="Calibri"/>
-          <w:b/>
-          <w:bCs/>
-          <w:color w:val="3A3733"/>
-          <w:sz w:val="18"/>
-          <w:szCs w:val="18"/>
-        </w:rPr>
-        <w:t xml:space="preserve">Módulo: </w:t>
-      </w:r>
-      <w:r>
-        <w:rPr>
-          <w:rFonts w:ascii="Calibri" w:cs="Calibri" w:eastAsia="Calibri" w:hAnsi="Calibri"/>
-          <w:color w:val="3A3733"/>
-          <w:sz w:val="18"/>
-          <w:szCs w:val="18"/>
-        </w:rPr>
-        <w:t xml:space="preserve">Inventario</w:t>
-      </w:r>
-      <w:r>
-        <w:rPr>
-          <w:rFonts w:ascii="Calibri" w:cs="Calibri" w:eastAsia="Calibri" w:hAnsi="Calibri"/>
-          <w:color w:val="3A3733"/>
-          <w:sz w:val="18"/>
-          <w:szCs w:val="18"/>
-        </w:rPr>
-        <w:t xml:space="preserve">     </w:t>
-      </w:r>
-      <w:r>
-        <w:rPr>
-          <w:rFonts w:ascii="Calibri" w:cs="Calibri" w:eastAsia="Calibri" w:hAnsi="Calibri"/>
-          <w:b/>
-          <w:bCs/>
-          <w:color w:val="3A3733"/>
-          <w:sz w:val="18"/>
-          <w:szCs w:val="18"/>
-        </w:rPr>
-        <w:t xml:space="preserve">Código: </w:t>
-      </w:r>
-      <w:r>
-        <w:rPr>
-          <w:rFonts w:ascii="Calibri" w:cs="Calibri" w:eastAsia="Calibri" w:hAnsi="Calibri"/>
-          <w:color w:val="3A3733"/>
-          <w:sz w:val="18"/>
-          <w:szCs w:val="18"/>
-        </w:rPr>
-        <w:t xml:space="preserve">IN-05</w:t>
-      </w:r>
-    </w:p>
-    <w:p>
-      <w:pPr>
-        <w:spacing w:after="110" w:line="278"/>
-      </w:pPr>
-      <w:r>
-        <w:rPr>
-          <w:rFonts w:ascii="Calibri" w:cs="Calibri" w:eastAsia="Calibri" w:hAnsi="Calibri"/>
-          <w:b/>
-          <w:bCs/>
-          <w:color w:val="3A3733"/>
-          <w:sz w:val="19"/>
-          <w:szCs w:val="19"/>
-        </w:rPr>
-        <w:t xml:space="preserve">Qué pasa. </w:t>
-      </w:r>
-      <w:r>
-        <w:rPr>
-          <w:rFonts w:ascii="Calibri" w:cs="Calibri" w:eastAsia="Calibri" w:hAnsi="Calibri"/>
-          <w:color w:val="3A3733"/>
-          <w:sz w:val="19"/>
-          <w:szCs w:val="19"/>
-        </w:rPr>
-        <w:t xml:space="preserve">La pantalla «Nueva compra» (GET /inventario/compras/nueva) contesta 500 siempre que haya una sucursal activa. La consulta que arma la lista de productos filtra con `Sucursales::filtro('producto', ...)`, que genera `AND producto.id_sucursal = :suc`, y esa columna dejó de existir en la 7.33.0 cuando el catálogo de productos pasó a ser único y el local se mudó a `producto_sucursal`.</w:t>
-      </w:r>
-    </w:p>
-    <w:p>
-      <w:pPr>
-        <w:spacing w:after="110" w:line="278"/>
-      </w:pPr>
-      <w:r>
-        <w:rPr>
-          <w:rFonts w:ascii="Calibri" w:cs="Calibri" w:eastAsia="Calibri" w:hAnsi="Calibri"/>
-          <w:b/>
-          <w:bCs/>
-          <w:color w:val="3A3733"/>
-          <w:sz w:val="19"/>
-          <w:szCs w:val="19"/>
-        </w:rPr>
-        <w:t xml:space="preserve">De dónde viene. </w:t>
-      </w:r>
-      <w:r>
-        <w:rPr>
-          <w:rFonts w:ascii="Calibri" w:cs="Calibri" w:eastAsia="Calibri" w:hAnsi="Calibri"/>
-          <w:color w:val="3A3733"/>
-          <w:sz w:val="19"/>
-          <w:szCs w:val="19"/>
-        </w:rPr>
-        <w:t xml:space="preserve">Regresión introducida en la 7.33.0. Ninguna prueba abre esa pantalla.</w:t>
-      </w:r>
-    </w:p>
-    <w:p>
-      <w:pPr>
-        <w:spacing w:after="110" w:line="278"/>
-      </w:pPr>
-      <w:r>
-        <w:rPr>
-          <w:rFonts w:ascii="Calibri" w:cs="Calibri" w:eastAsia="Calibri" w:hAnsi="Calibri"/>
-          <w:b/>
-          <w:bCs/>
-          <w:color w:val="3A3733"/>
-          <w:sz w:val="19"/>
-          <w:szCs w:val="19"/>
-        </w:rPr>
-        <w:t xml:space="preserve">Estado. </w:t>
-      </w:r>
-      <w:r>
-        <w:rPr>
-          <w:rFonts w:ascii="Calibri" w:cs="Calibri" w:eastAsia="Calibri" w:hAnsi="Calibri"/>
-          <w:b/>
-          <w:bCs/>
-          <w:color w:val="2F5D2F"/>
-          <w:sz w:val="19"/>
-          <w:szCs w:val="19"/>
-        </w:rPr>
-        <w:t xml:space="preserve">CORREGIDO en 7.36.3 — «Nueva compra» vuelve a dibujarse (HTTP 200), verificado contra la base de la simulación. Entra a la lista de pantallas que la batería abre, que es donde faltaba.</w:t>
-      </w:r>
-    </w:p>
-    <w:p>
-      <w:pPr>
-        <w:spacing w:after="110" w:line="278"/>
-      </w:pPr>
-      <w:r>
-        <w:rPr>
-          <w:rFonts w:ascii="Calibri" w:cs="Calibri" w:eastAsia="Calibri" w:hAnsi="Calibri"/>
-          <w:b/>
-          <w:bCs/>
-          <w:color w:val="3A3733"/>
-          <w:sz w:val="19"/>
-          <w:szCs w:val="19"/>
-        </w:rPr>
-        <w:t xml:space="preserve">Cómo reproducirlo. </w:t>
-      </w:r>
-      <w:r>
-        <w:rPr>
-          <w:rFonts w:ascii="Calibri" w:cs="Calibri" w:eastAsia="Calibri" w:hAnsi="Calibri"/>
-          <w:color w:val="3A3733"/>
-          <w:sz w:val="19"/>
-          <w:szCs w:val="19"/>
-        </w:rPr>
-        <w:t xml:space="preserve">Entrar con cualquier cuenta con permiso `inventario.compras`, elegir sucursal y abrir Inventario → Compras → Nueva compra. Error de MariaDB 1054: «Unknown column 'producto.id_sucursal' in 'where clause'».</w:t>
-      </w:r>
-    </w:p>
-    <w:p>
-      <w:pPr>
-        <w:spacing w:after="110" w:line="278"/>
-      </w:pPr>
-      <w:r>
-        <w:rPr>
-          <w:rFonts w:ascii="Calibri" w:cs="Calibri" w:eastAsia="Calibri" w:hAnsi="Calibri"/>
-          <w:b/>
-          <w:bCs/>
-          <w:color w:val="3A3733"/>
-          <w:sz w:val="19"/>
-          <w:szCs w:val="19"/>
-        </w:rPr>
-        <w:t xml:space="preserve">Impacto. </w:t>
-      </w:r>
-      <w:r>
-        <w:rPr>
-          <w:rFonts w:ascii="Calibri" w:cs="Calibri" w:eastAsia="Calibri" w:hAnsi="Calibri"/>
-          <w:color w:val="3A3733"/>
-          <w:sz w:val="19"/>
-          <w:szCs w:val="19"/>
-        </w:rPr>
-        <w:t xml:space="preserve">Bloquea por completo el alta de compras: el salón no puede registrar el ingreso de mercadería por el camino normal. El stock sólo se puede mover por ajuste manual.</w:t>
-      </w:r>
-    </w:p>
-    <w:p>
-      <w:pPr>
-        <w:spacing w:after="90" w:before="270"/>
-      </w:pPr>
-      <w:r>
-        <w:rPr>
-          <w:rFonts w:ascii="Calibri" w:cs="Calibri" w:eastAsia="Calibri" w:hAnsi="Calibri"/>
-          <w:b/>
-          <w:bCs/>
-          <w:color w:val="3A3733"/>
-          <w:sz w:val="22"/>
-          <w:szCs w:val="22"/>
-        </w:rPr>
-        <w:t xml:space="preserve">F-02  </w:t>
-      </w:r>
-      <w:r>
-        <w:rPr>
-          <w:rFonts w:ascii="Calibri" w:cs="Calibri" w:eastAsia="Calibri" w:hAnsi="Calibri"/>
-          <w:b/>
-          <w:bCs/>
-          <w:color w:val="993535"/>
-          <w:sz w:val="22"/>
-          <w:szCs w:val="22"/>
-        </w:rPr>
-        <w:t xml:space="preserve">Un pago a proveedor puede dejar la caja de otra sucursal en negativo</w:t>
-      </w:r>
-    </w:p>
-    <w:p>
-      <w:pPr>
-        <w:spacing w:after="110" w:line="278"/>
-      </w:pPr>
-      <w:r>
-        <w:rPr>
-          <w:rFonts w:ascii="Calibri" w:cs="Calibri" w:eastAsia="Calibri" w:hAnsi="Calibri"/>
-          <w:b/>
-          <w:bCs/>
-          <w:color w:val="3A3733"/>
-          <w:sz w:val="18"/>
-          <w:szCs w:val="18"/>
-        </w:rPr>
-        <w:t xml:space="preserve">Severidad: </w:t>
-      </w:r>
-      <w:r>
-        <w:rPr>
-          <w:rFonts w:ascii="Calibri" w:cs="Calibri" w:eastAsia="Calibri" w:hAnsi="Calibri"/>
-          <w:b/>
-          <w:bCs/>
-          <w:color w:val="993535"/>
-          <w:sz w:val="18"/>
-          <w:szCs w:val="18"/>
-        </w:rPr>
-        <w:t xml:space="preserve">CRITICO</w:t>
-      </w:r>
-      <w:r>
-        <w:rPr>
-          <w:rFonts w:ascii="Calibri" w:cs="Calibri" w:eastAsia="Calibri" w:hAnsi="Calibri"/>
-          <w:color w:val="3A3733"/>
-          <w:sz w:val="18"/>
-          <w:szCs w:val="18"/>
-        </w:rPr>
-        <w:t xml:space="preserve">     </w:t>
-      </w:r>
-      <w:r>
-        <w:rPr>
-          <w:rFonts w:ascii="Calibri" w:cs="Calibri" w:eastAsia="Calibri" w:hAnsi="Calibri"/>
-          <w:b/>
-          <w:bCs/>
-          <w:color w:val="3A3733"/>
-          <w:sz w:val="18"/>
-          <w:szCs w:val="18"/>
-        </w:rPr>
-        <w:t xml:space="preserve">Módulo: </w:t>
-      </w:r>
-      <w:r>
-        <w:rPr>
-          <w:rFonts w:ascii="Calibri" w:cs="Calibri" w:eastAsia="Calibri" w:hAnsi="Calibri"/>
-          <w:color w:val="3A3733"/>
-          <w:sz w:val="18"/>
-          <w:szCs w:val="18"/>
-        </w:rPr>
-        <w:t xml:space="preserve">Tesorería / Caja</w:t>
-      </w:r>
-      <w:r>
-        <w:rPr>
-          <w:rFonts w:ascii="Calibri" w:cs="Calibri" w:eastAsia="Calibri" w:hAnsi="Calibri"/>
-          <w:color w:val="3A3733"/>
-          <w:sz w:val="18"/>
-          <w:szCs w:val="18"/>
-        </w:rPr>
-        <w:t xml:space="preserve">     </w:t>
-      </w:r>
-      <w:r>
-        <w:rPr>
-          <w:rFonts w:ascii="Calibri" w:cs="Calibri" w:eastAsia="Calibri" w:hAnsi="Calibri"/>
-          <w:b/>
-          <w:bCs/>
-          <w:color w:val="3A3733"/>
-          <w:sz w:val="18"/>
-          <w:szCs w:val="18"/>
-        </w:rPr>
-        <w:t xml:space="preserve">Código: </w:t>
-      </w:r>
-      <w:r>
-        <w:rPr>
-          <w:rFonts w:ascii="Calibri" w:cs="Calibri" w:eastAsia="Calibri" w:hAnsi="Calibri"/>
-          <w:color w:val="3A3733"/>
-          <w:sz w:val="18"/>
-          <w:szCs w:val="18"/>
-        </w:rPr>
-        <w:t xml:space="preserve">CJ-03</w:t>
-      </w:r>
-    </w:p>
-    <w:p>
-      <w:pPr>
-        <w:spacing w:after="110" w:line="278"/>
-      </w:pPr>
-      <w:r>
-        <w:rPr>
-          <w:rFonts w:ascii="Calibri" w:cs="Calibri" w:eastAsia="Calibri" w:hAnsi="Calibri"/>
-          <w:b/>
-          <w:bCs/>
-          <w:color w:val="3A3733"/>
-          <w:sz w:val="19"/>
-          <w:szCs w:val="19"/>
-        </w:rPr>
-        <w:t xml:space="preserve">Qué pasa. </w:t>
-      </w:r>
-      <w:r>
-        <w:rPr>
-          <w:rFonts w:ascii="Calibri" w:cs="Calibri" w:eastAsia="Calibri" w:hAnsi="Calibri"/>
-          <w:color w:val="3A3733"/>
-          <w:sz w:val="19"/>
-          <w:szCs w:val="19"/>
-        </w:rPr>
-        <w:t xml:space="preserve">El control que impide entregar efectivo que no está en el cajón mira la caja de la SUCURSAL ACTIVA (`Caja::abierta()`, que filtra por `Sucursales::activa()`), pero `sp_pagar_compra` graba el pago en la caja DEL USUARIO (`WHERE id_usuario = p_id_usuario AND id_estado_caja = 1 ORDER BY id_caja DESC LIMIT 1`). Con más de un local abierto a la vez, esas dos cajas pueden ser distintas: se valida contra una y se descuenta de otra. El controlador sólo corrige `id_caja` cuando el procedimiento lo dejó en NULL, así que no alcanza a enmendarlo.</w:t>
-      </w:r>
-    </w:p>
-    <w:p>
-      <w:pPr>
-        <w:spacing w:after="110" w:line="278"/>
-      </w:pPr>
-      <w:r>
-        <w:rPr>
-          <w:rFonts w:ascii="Calibri" w:cs="Calibri" w:eastAsia="Calibri" w:hAnsi="Calibri"/>
-          <w:b/>
-          <w:bCs/>
-          <w:color w:val="3A3733"/>
-          <w:sz w:val="19"/>
-          <w:szCs w:val="19"/>
-        </w:rPr>
-        <w:t xml:space="preserve">De dónde viene. </w:t>
-      </w:r>
-      <w:r>
-        <w:rPr>
-          <w:rFonts w:ascii="Calibri" w:cs="Calibri" w:eastAsia="Calibri" w:hAnsi="Calibri"/>
-          <w:color w:val="3A3733"/>
-          <w:sz w:val="19"/>
-          <w:szCs w:val="19"/>
-        </w:rPr>
-        <w:t xml:space="preserve">Aparece con el multisucursal de la 7.30.0; sin cobertura previa.</w:t>
-      </w:r>
-    </w:p>
-    <w:p>
-      <w:pPr>
-        <w:spacing w:after="110" w:line="278"/>
-      </w:pPr>
-      <w:r>
-        <w:rPr>
-          <w:rFonts w:ascii="Calibri" w:cs="Calibri" w:eastAsia="Calibri" w:hAnsi="Calibri"/>
-          <w:b/>
-          <w:bCs/>
-          <w:color w:val="3A3733"/>
-          <w:sz w:val="19"/>
-          <w:szCs w:val="19"/>
-        </w:rPr>
-        <w:t xml:space="preserve">Estado. </w:t>
-      </w:r>
-      <w:r>
-        <w:rPr>
-          <w:rFonts w:ascii="Calibri" w:cs="Calibri" w:eastAsia="Calibri" w:hAnsi="Calibri"/>
-          <w:b/>
-          <w:bCs/>
-          <w:color w:val="2F5D2F"/>
-          <w:sz w:val="19"/>
-          <w:szCs w:val="19"/>
-        </w:rPr>
-        <w:t xml:space="preserve">CORREGIDO en 7.36.3 — las tres rutinas deducen la sucursal de su propio documento. Verificado: con dos cajas abiertas por la misma persona, la seña entró a la del local de la cita y no a la abierta después en el otro.</w:t>
-      </w:r>
-    </w:p>
-    <w:p>
-      <w:pPr>
-        <w:spacing w:after="110" w:line="278"/>
-      </w:pPr>
-      <w:r>
-        <w:rPr>
-          <w:rFonts w:ascii="Calibri" w:cs="Calibri" w:eastAsia="Calibri" w:hAnsi="Calibri"/>
-          <w:b/>
-          <w:bCs/>
-          <w:color w:val="3A3733"/>
-          <w:sz w:val="19"/>
-          <w:szCs w:val="19"/>
-        </w:rPr>
-        <w:t xml:space="preserve">Cómo reproducirlo. </w:t>
-      </w:r>
-      <w:r>
-        <w:rPr>
-          <w:rFonts w:ascii="Calibri" w:cs="Calibri" w:eastAsia="Calibri" w:hAnsi="Calibri"/>
-          <w:color w:val="3A3733"/>
-          <w:sz w:val="19"/>
-          <w:szCs w:val="19"/>
-        </w:rPr>
-        <w:t xml:space="preserve">Una cuenta asignada a dos sucursales abre la caja en ambas. Trabajando en el local con más efectivo, registrar un pago a proveedor en efectivo mayor al saldo del OTRO local. Evidencia: caja #19 (sucursal 2), monto inicial Gs. 150.000, pago a proveedor #2 en efectivo por Gs. 1.150.000 aplicado, saldo final Gs. -1.000.000.</w:t>
-      </w:r>
-    </w:p>
-    <w:p>
-      <w:pPr>
-        <w:spacing w:after="110" w:line="278"/>
-      </w:pPr>
-      <w:r>
-        <w:rPr>
-          <w:rFonts w:ascii="Calibri" w:cs="Calibri" w:eastAsia="Calibri" w:hAnsi="Calibri"/>
-          <w:b/>
-          <w:bCs/>
-          <w:color w:val="3A3733"/>
-          <w:sz w:val="19"/>
-          <w:szCs w:val="19"/>
-        </w:rPr>
-        <w:t xml:space="preserve">Impacto. </w:t>
-      </w:r>
-      <w:r>
-        <w:rPr>
-          <w:rFonts w:ascii="Calibri" w:cs="Calibri" w:eastAsia="Calibri" w:hAnsi="Calibri"/>
-          <w:color w:val="3A3733"/>
-          <w:sz w:val="19"/>
-          <w:szCs w:val="19"/>
-        </w:rPr>
-        <w:t xml:space="preserve">Arqueo imposible de cuadrar en el local afectado y salida de efectivo no respaldada. Es la misma clase de defecto que CJ-01, ahora por la vía de la sucursal.</w:t>
-      </w:r>
-    </w:p>
-    <w:p>
-      <w:pPr>
-        <w:spacing w:after="90" w:before="270"/>
-      </w:pPr>
-      <w:r>
-        <w:rPr>
-          <w:rFonts w:ascii="Calibri" w:cs="Calibri" w:eastAsia="Calibri" w:hAnsi="Calibri"/>
-          <w:b/>
-          <w:bCs/>
-          <w:color w:val="3A3733"/>
-          <w:sz w:val="22"/>
-          <w:szCs w:val="22"/>
-        </w:rPr>
-        <w:t xml:space="preserve">F-03  </w:t>
-      </w:r>
-      <w:r>
-        <w:rPr>
-          <w:rFonts w:ascii="Calibri" w:cs="Calibri" w:eastAsia="Calibri" w:hAnsi="Calibri"/>
-          <w:b/>
-          <w:bCs/>
-          <w:color w:val="8A6C1E"/>
-          <w:sz w:val="22"/>
-          <w:szCs w:val="22"/>
-        </w:rPr>
-        <w:t xml:space="preserve">El consumo de un producto no habilitado en la sucursal se pierde sin que la pantalla lo explique</w:t>
-      </w:r>
-    </w:p>
-    <w:p>
-      <w:pPr>
-        <w:spacing w:after="110" w:line="278"/>
-      </w:pPr>
-      <w:r>
-        <w:rPr>
-          <w:rFonts w:ascii="Calibri" w:cs="Calibri" w:eastAsia="Calibri" w:hAnsi="Calibri"/>
-          <w:b/>
-          <w:bCs/>
-          <w:color w:val="3A3733"/>
-          <w:sz w:val="18"/>
-          <w:szCs w:val="18"/>
-        </w:rPr>
-        <w:t xml:space="preserve">Severidad: </w:t>
-      </w:r>
-      <w:r>
-        <w:rPr>
-          <w:rFonts w:ascii="Calibri" w:cs="Calibri" w:eastAsia="Calibri" w:hAnsi="Calibri"/>
-          <w:b/>
-          <w:bCs/>
-          <w:color w:val="8A6C1E"/>
-          <w:sz w:val="18"/>
-          <w:szCs w:val="18"/>
-        </w:rPr>
-        <w:t xml:space="preserve">MEDIO</w:t>
-      </w:r>
-      <w:r>
-        <w:rPr>
-          <w:rFonts w:ascii="Calibri" w:cs="Calibri" w:eastAsia="Calibri" w:hAnsi="Calibri"/>
-          <w:color w:val="3A3733"/>
-          <w:sz w:val="18"/>
-          <w:szCs w:val="18"/>
-        </w:rPr>
-        <w:t xml:space="preserve">     </w:t>
-      </w:r>
-      <w:r>
-        <w:rPr>
-          <w:rFonts w:ascii="Calibri" w:cs="Calibri" w:eastAsia="Calibri" w:hAnsi="Calibri"/>
-          <w:b/>
-          <w:bCs/>
-          <w:color w:val="3A3733"/>
-          <w:sz w:val="18"/>
-          <w:szCs w:val="18"/>
-        </w:rPr>
-        <w:t xml:space="preserve">Módulo: </w:t>
-      </w:r>
-      <w:r>
-        <w:rPr>
-          <w:rFonts w:ascii="Calibri" w:cs="Calibri" w:eastAsia="Calibri" w:hAnsi="Calibri"/>
-          <w:color w:val="3A3733"/>
-          <w:sz w:val="18"/>
-          <w:szCs w:val="18"/>
-        </w:rPr>
-        <w:t xml:space="preserve">Inventario / Citas</w:t>
-      </w:r>
-      <w:r>
-        <w:rPr>
-          <w:rFonts w:ascii="Calibri" w:cs="Calibri" w:eastAsia="Calibri" w:hAnsi="Calibri"/>
-          <w:color w:val="3A3733"/>
-          <w:sz w:val="18"/>
-          <w:szCs w:val="18"/>
-        </w:rPr>
-        <w:t xml:space="preserve">     </w:t>
-      </w:r>
-      <w:r>
-        <w:rPr>
-          <w:rFonts w:ascii="Calibri" w:cs="Calibri" w:eastAsia="Calibri" w:hAnsi="Calibri"/>
-          <w:b/>
-          <w:bCs/>
-          <w:color w:val="3A3733"/>
-          <w:sz w:val="18"/>
-          <w:szCs w:val="18"/>
-        </w:rPr>
-        <w:t xml:space="preserve">Código: </w:t>
-      </w:r>
-      <w:r>
-        <w:rPr>
-          <w:rFonts w:ascii="Calibri" w:cs="Calibri" w:eastAsia="Calibri" w:hAnsi="Calibri"/>
-          <w:color w:val="3A3733"/>
-          <w:sz w:val="18"/>
-          <w:szCs w:val="18"/>
-        </w:rPr>
-        <w:t xml:space="preserve">IN-06</w:t>
-      </w:r>
-    </w:p>
-    <w:p>
-      <w:pPr>
-        <w:spacing w:after="110" w:line="278"/>
-      </w:pPr>
-      <w:r>
-        <w:rPr>
-          <w:rFonts w:ascii="Calibri" w:cs="Calibri" w:eastAsia="Calibri" w:hAnsi="Calibri"/>
-          <w:b/>
-          <w:bCs/>
-          <w:color w:val="3A3733"/>
-          <w:sz w:val="19"/>
-          <w:szCs w:val="19"/>
-        </w:rPr>
-        <w:t xml:space="preserve">Qué pasa. </w:t>
-      </w:r>
-      <w:r>
-        <w:rPr>
-          <w:rFonts w:ascii="Calibri" w:cs="Calibri" w:eastAsia="Calibri" w:hAnsi="Calibri"/>
-          <w:color w:val="3A3733"/>
-          <w:sz w:val="19"/>
-          <w:szCs w:val="19"/>
-        </w:rPr>
-        <w:t xml:space="preserve">Al registrar la atención en un local que no maneja ese producto, `trg_movinv_bi` rechaza el movimiento con «Ese producto no esta habilitado en esa sucursal». El disparador hace bien su trabajo —el candado se mudó a `producto_sucursal` en la 7.33.0—, pero la atención queda registrada sin ese consumo y el aviso no dice cómo resolverlo: falta indicar que el producto se trae desde Inventario → Productos → «Traer acá».</w:t>
-      </w:r>
-    </w:p>
-    <w:p>
-      <w:pPr>
-        <w:spacing w:after="110" w:line="278"/>
-      </w:pPr>
-      <w:r>
-        <w:rPr>
-          <w:rFonts w:ascii="Calibri" w:cs="Calibri" w:eastAsia="Calibri" w:hAnsi="Calibri"/>
-          <w:b/>
-          <w:bCs/>
-          <w:color w:val="3A3733"/>
-          <w:sz w:val="19"/>
-          <w:szCs w:val="19"/>
-        </w:rPr>
-        <w:t xml:space="preserve">De dónde viene. </w:t>
-      </w:r>
-      <w:r>
-        <w:rPr>
-          <w:rFonts w:ascii="Calibri" w:cs="Calibri" w:eastAsia="Calibri" w:hAnsi="Calibri"/>
-          <w:color w:val="3A3733"/>
-          <w:sz w:val="19"/>
-          <w:szCs w:val="19"/>
-        </w:rPr>
-        <w:t xml:space="preserve">Consecuencia esperable de la 7.33.0, con el mensaje incompleto.</w:t>
-      </w:r>
-    </w:p>
-    <w:p>
-      <w:pPr>
-        <w:spacing w:after="110" w:line="278"/>
-      </w:pPr>
-      <w:r>
-        <w:rPr>
-          <w:rFonts w:ascii="Calibri" w:cs="Calibri" w:eastAsia="Calibri" w:hAnsi="Calibri"/>
-          <w:b/>
-          <w:bCs/>
-          <w:color w:val="3A3733"/>
-          <w:sz w:val="19"/>
-          <w:szCs w:val="19"/>
-        </w:rPr>
-        <w:t xml:space="preserve">Estado. </w:t>
-      </w:r>
-      <w:r>
-        <w:rPr>
-          <w:rFonts w:ascii="Calibri" w:cs="Calibri" w:eastAsia="Calibri" w:hAnsi="Calibri"/>
-          <w:b/>
-          <w:bCs/>
-          <w:color w:val="2F5D2F"/>
-          <w:sz w:val="19"/>
-          <w:szCs w:val="19"/>
-        </w:rPr>
-        <w:t xml:space="preserve">CORREGIDO en 7.36.3 — el aviso ya no dice «no hay stock»: nombra el camino para traer el producto a la sucursal.</w:t>
-      </w:r>
-    </w:p>
-    <w:p>
-      <w:pPr>
-        <w:spacing w:after="110" w:line="278"/>
-      </w:pPr>
-      <w:r>
-        <w:rPr>
-          <w:rFonts w:ascii="Calibri" w:cs="Calibri" w:eastAsia="Calibri" w:hAnsi="Calibri"/>
-          <w:b/>
-          <w:bCs/>
-          <w:color w:val="3A3733"/>
-          <w:sz w:val="19"/>
-          <w:szCs w:val="19"/>
-        </w:rPr>
-        <w:t xml:space="preserve">Cómo reproducirlo. </w:t>
-      </w:r>
-      <w:r>
-        <w:rPr>
-          <w:rFonts w:ascii="Calibri" w:cs="Calibri" w:eastAsia="Calibri" w:hAnsi="Calibri"/>
-          <w:color w:val="3A3733"/>
-          <w:sz w:val="19"/>
-          <w:szCs w:val="19"/>
-        </w:rPr>
-        <w:t xml:space="preserve">Atender una cita en la sucursal 2 cargando un producto que sólo está habilitado en la sucursal 1. La atención se registra; la línea de consumo no.</w:t>
-      </w:r>
-    </w:p>
-    <w:p>
-      <w:pPr>
-        <w:spacing w:after="110" w:line="278"/>
-      </w:pPr>
-      <w:r>
-        <w:rPr>
-          <w:rFonts w:ascii="Calibri" w:cs="Calibri" w:eastAsia="Calibri" w:hAnsi="Calibri"/>
-          <w:b/>
-          <w:bCs/>
-          <w:color w:val="3A3733"/>
-          <w:sz w:val="19"/>
-          <w:szCs w:val="19"/>
-        </w:rPr>
-        <w:t xml:space="preserve">Impacto. </w:t>
-      </w:r>
-      <w:r>
-        <w:rPr>
-          <w:rFonts w:ascii="Calibri" w:cs="Calibri" w:eastAsia="Calibri" w:hAnsi="Calibri"/>
-          <w:color w:val="3A3733"/>
-          <w:sz w:val="19"/>
-          <w:szCs w:val="19"/>
-        </w:rPr>
-        <w:t xml:space="preserve">El stock no refleja lo que se usó y quien atiende no sabe por qué. No hay pérdida de datos: la atención y los servicios sí quedan.</w:t>
+        <w:t xml:space="preserve"> Los comportamientos que merecen revisión, sin llegar a ser fallos, están en la sección 15.</w:t>
       </w:r>
     </w:p>
     <w:p>
@@ -29948,7 +27847,7 @@
                 <w:sz w:val="16"/>
                 <w:szCs w:val="16"/>
               </w:rPr>
-              <w:t xml:space="preserve">FALSO POSITIVO del banco. La sección 1 de la auditoría recalcula el stock sumando TODOS los movimientos del producto sin distinguir sucursal, y lo compara contra `fn_producto_stock(id, 1)`, que devuelve el de la sucursal 1. Con el catálogo compartido de la 7.33.0 esa comparación no tiene sentido. La comprobación correcta —por (producto, sucursal)— se agregó en la sección 15 y no encontró ninguna discrepancia.</w:t>
+              <w:t xml:space="preserve">FALSO POSITIVO del banco. La sección 1 de la auditoría recalcula el stock sumando TODOS los movimientos del producto sin distinguir sucursal, y lo compara contra `fn_producto_stock(id, 1)`, que devuelve el de la sucursal 1. Con el catálogo compartido de la 7.33.0 esa comparación no tiene sentido. La comprobación correcta —por (producto, sucursal), en la sección 15— no encontró ninguna discrepancia, y el recuento directo da cero productos con stock negativo.</w:t>
             </w:r>
           </w:p>
         </w:tc>
@@ -30097,7 +27996,7 @@
                 <w:sz w:val="16"/>
                 <w:szCs w:val="16"/>
               </w:rPr>
-              <w:t xml:space="preserve">AUD_CAJA_NEGATIVA</w:t>
+              <w:t xml:space="preserve">NC_CAJA_NO_BAJA</w:t>
             </w:r>
           </w:p>
         </w:tc>
@@ -30126,183 +28025,7 @@
                 <w:sz w:val="16"/>
                 <w:szCs w:val="16"/>
               </w:rPr>
-              <w:t xml:space="preserve">Es el mismo hecho que CJ-03, contado de nuevo por la auditoría final. Se consolida en un solo hallazgo para no inflar la cuenta.</w:t>
-            </w:r>
-          </w:p>
-        </w:tc>
-      </w:tr>
-      <w:tr>
-        <w:tc>
-          <w:tcPr>
-            <w:tcW w:type="dxa" w:w="2200"/>
-            <w:tcMar>
-              <w:top w:type="dxa" w:w="68"/>
-              <w:left w:type="dxa" w:w="110"/>
-              <w:bottom w:type="dxa" w:w="68"/>
-              <w:right w:type="dxa" w:w="110"/>
-            </w:tcMar>
-          </w:tcPr>
-          <w:p>
-            <w:pPr>
-              <w:spacing w:after="0" w:line="242"/>
-              <w:jc w:val="left"/>
-            </w:pPr>
-            <w:r>
-              <w:rPr>
-                <w:rFonts w:ascii="Calibri" w:cs="Calibri" w:eastAsia="Calibri" w:hAnsi="Calibri"/>
-                <w:b/>
-                <w:bCs/>
-                <w:color w:val="3A3733"/>
-                <w:sz w:val="16"/>
-                <w:szCs w:val="16"/>
-              </w:rPr>
-              <w:t xml:space="preserve">AUD_TEMPORAL</w:t>
-            </w:r>
-          </w:p>
-        </w:tc>
-        <w:tc>
-          <w:tcPr>
-            <w:tcW w:type="dxa" w:w="6820"/>
-            <w:tcMar>
-              <w:top w:type="dxa" w:w="68"/>
-              <w:left w:type="dxa" w:w="110"/>
-              <w:bottom w:type="dxa" w:w="68"/>
-              <w:right w:type="dxa" w:w="110"/>
-            </w:tcMar>
-          </w:tcPr>
-          <w:p>
-            <w:pPr>
-              <w:spacing w:after="0" w:line="242"/>
-              <w:jc w:val="left"/>
-            </w:pPr>
-            <w:r>
-              <w:rPr>
-                <w:rFonts w:ascii="Calibri" w:cs="Calibri" w:eastAsia="Calibri" w:hAnsi="Calibri"/>
-                <w:b w:val="false"/>
-                <w:bCs w:val="false"/>
-                <w:color w:val="3A3733"/>
-                <w:sz w:val="16"/>
-                <w:szCs w:val="16"/>
-              </w:rPr>
-              <w:t xml:space="preserve">NO CONCLUYENTE. «Cobro fuera de la caja: 11 filas» se mide contra la ventana de la caja del salón, sin separar por sucursal. Con dos locales abiertos en paralelo la ventana no es única, así que la comprobación no distingue un cobro mal fechado de uno correcto de otro local. Queda como NO VERIFICADO.</w:t>
-            </w:r>
-          </w:p>
-        </w:tc>
-      </w:tr>
-      <w:tr>
-        <w:tc>
-          <w:tcPr>
-            <w:tcW w:type="dxa" w:w="2200"/>
-            <w:shd w:fill="F7F5F2" w:color="auto" w:val="clear"/>
-            <w:tcMar>
-              <w:top w:type="dxa" w:w="68"/>
-              <w:left w:type="dxa" w:w="110"/>
-              <w:bottom w:type="dxa" w:w="68"/>
-              <w:right w:type="dxa" w:w="110"/>
-            </w:tcMar>
-          </w:tcPr>
-          <w:p>
-            <w:pPr>
-              <w:spacing w:after="0" w:line="242"/>
-              <w:jc w:val="left"/>
-            </w:pPr>
-            <w:r>
-              <w:rPr>
-                <w:rFonts w:ascii="Calibri" w:cs="Calibri" w:eastAsia="Calibri" w:hAnsi="Calibri"/>
-                <w:b/>
-                <w:bCs/>
-                <w:color w:val="3A3733"/>
-                <w:sz w:val="16"/>
-                <w:szCs w:val="16"/>
-              </w:rPr>
-              <w:t xml:space="preserve">NC_CAJA_NO_BAJA</w:t>
-            </w:r>
-          </w:p>
-        </w:tc>
-        <w:tc>
-          <w:tcPr>
-            <w:tcW w:type="dxa" w:w="6820"/>
-            <w:shd w:fill="F7F5F2" w:color="auto" w:val="clear"/>
-            <w:tcMar>
-              <w:top w:type="dxa" w:w="68"/>
-              <w:left w:type="dxa" w:w="110"/>
-              <w:bottom w:type="dxa" w:w="68"/>
-              <w:right w:type="dxa" w:w="110"/>
-            </w:tcMar>
-          </w:tcPr>
-          <w:p>
-            <w:pPr>
-              <w:spacing w:after="0" w:line="242"/>
-              <w:jc w:val="left"/>
-            </w:pPr>
-            <w:r>
-              <w:rPr>
-                <w:rFonts w:ascii="Calibri" w:cs="Calibri" w:eastAsia="Calibri" w:hAnsi="Calibri"/>
-                <w:b w:val="false"/>
-                <w:bCs w:val="false"/>
-                <w:color w:val="3A3733"/>
-                <w:sz w:val="16"/>
-                <w:szCs w:val="16"/>
-              </w:rPr>
-              <w:t xml:space="preserve">NO CONCLUYENTE. La nota de crédito descuenta del cajón lo que la clienta había pagado en efectivo; con cajas por sucursal no se pudo determinar en esta corrida si el egreso fue al local correcto o si directamente no se registró. Queda como NO VERIFICADO y merece una prueba dirigida.</w:t>
-            </w:r>
-          </w:p>
-        </w:tc>
-      </w:tr>
-      <w:tr>
-        <w:tc>
-          <w:tcPr>
-            <w:tcW w:type="dxa" w:w="2200"/>
-            <w:tcMar>
-              <w:top w:type="dxa" w:w="68"/>
-              <w:left w:type="dxa" w:w="110"/>
-              <w:bottom w:type="dxa" w:w="68"/>
-              <w:right w:type="dxa" w:w="110"/>
-            </w:tcMar>
-          </w:tcPr>
-          <w:p>
-            <w:pPr>
-              <w:spacing w:after="0" w:line="242"/>
-              <w:jc w:val="left"/>
-            </w:pPr>
-            <w:r>
-              <w:rPr>
-                <w:rFonts w:ascii="Calibri" w:cs="Calibri" w:eastAsia="Calibri" w:hAnsi="Calibri"/>
-                <w:b/>
-                <w:bCs/>
-                <w:color w:val="3A3733"/>
-                <w:sz w:val="16"/>
-                <w:szCs w:val="16"/>
-              </w:rPr>
-              <w:t xml:space="preserve">AUD_PANTALLA_ROTA</w:t>
-            </w:r>
-          </w:p>
-        </w:tc>
-        <w:tc>
-          <w:tcPr>
-            <w:tcW w:type="dxa" w:w="6820"/>
-            <w:tcMar>
-              <w:top w:type="dxa" w:w="68"/>
-              <w:left w:type="dxa" w:w="110"/>
-              <w:bottom w:type="dxa" w:w="68"/>
-              <w:right w:type="dxa" w:w="110"/>
-            </w:tcMar>
-          </w:tcPr>
-          <w:p>
-            <w:pPr>
-              <w:spacing w:after="0" w:line="242"/>
-              <w:jc w:val="left"/>
-            </w:pPr>
-            <w:r>
-              <w:rPr>
-                <w:rFonts w:ascii="Calibri" w:cs="Calibri" w:eastAsia="Calibri" w:hAnsi="Calibri"/>
-                <w:b w:val="false"/>
-                <w:bCs w:val="false"/>
-                <w:color w:val="3A3733"/>
-                <w:sz w:val="16"/>
-                <w:szCs w:val="16"/>
-              </w:rPr>
-              <w:t xml:space="preserve">Es el mismo hecho que IN-05, detectado por la auditoría final.</w:t>
+              <w:t xml:space="preserve">FALSO POSITIVO del banco, verificado contra la base. La nota de crédito #79 SÍ generó su egreso: Gs. 100.000 en la caja #25, la misma sucursal donde se había cobrado la venta original. El escenario medía el saldo de otra caja, no la que recibió el egreso. En la corrida anterior esto había quedado como NO VERIFICADO; ahora está cerrado.</w:t>
             </w:r>
           </w:p>
         </w:tc>
@@ -30340,7 +28063,7 @@
           <w:sz w:val="19"/>
           <w:szCs w:val="19"/>
         </w:rPr>
-        <w:t xml:space="preserve">· Dos errores de MariaDB del log («Unknown column 't.token'» y «Unknown column 'monto_final'») provienen de consultas del propio banco de pruebas, no del sistema.</w:t>
+        <w:t xml:space="preserve">· Ésta es la corrida de VERIFICACIÓN, ejecutada sobre el sistema ya corregido (7.36.4). Su propósito es comprobar que las seis correcciones no rompieron otra cosa, y que los defectos encontrados en la corrida anterior no reaparecen.</w:t>
       </w:r>
     </w:p>
     <w:p>
@@ -30358,7 +28081,7 @@
           <w:sz w:val="19"/>
           <w:szCs w:val="19"/>
         </w:rPr>
-        <w:t xml:space="preserve">· La caja del local nuevo no abría por CJ-04, corregido durante la corrida a pedido del usuario (versión 7.36.2) para que el multisucursal pudiera probarse de verdad.</w:t>
+        <w:t xml:space="preserve">· Resultado: cero errores 5xx (eran 7), cero cajas en negativo (eran 2), cero productos con stock negativo, y ningún defecto nuevo. Las cuatro alertas restantes se verificaron una por una y son artefactos del banco.</w:t>
       </w:r>
     </w:p>
     <w:p>
@@ -30376,7 +28099,25 @@
           <w:sz w:val="19"/>
           <w:szCs w:val="19"/>
         </w:rPr>
-        <w:t xml:space="preserve">· Los tres hallazgos se corrigieron a pedido del usuario una vez cerrada la corrida (versión 7.36.3) y se verificaron contra la propia base de la simulación. La batería pasa de 89 a 91 pruebas.</w:t>
+        <w:t xml:space="preserve">· El segundo local generó 92 citas propias contra 231 de la casa central, y sus cobros ya entran a su propio cajón: antes de la corrección no podía ni abrir la caja.</w:t>
+      </w:r>
+    </w:p>
+    <w:p>
+      <w:pPr>
+        <w:spacing w:after="110" w:before="0" w:line="278"/>
+      </w:pPr>
+      <w:r>
+        <w:rPr>
+          <w:rFonts w:ascii="Calibri" w:cs="Calibri" w:eastAsia="Calibri" w:hAnsi="Calibri"/>
+          <w:b w:val="false"/>
+          <w:bCs w:val="false"/>
+          <w:i w:val="false"/>
+          <w:iCs w:val="false"/>
+          <w:color w:val="3A3733"/>
+          <w:sz w:val="19"/>
+          <w:szCs w:val="19"/>
+        </w:rPr>
+        <w:t xml:space="preserve">· Queda como NO VERIFICADO que el segundo local facture: el banco le agenda citas pero no las atiende ni las cobra —esas fases operan sobre el personal de la casa central—, así que su circuito de facturación no tuvo cobertura. Es una limitación del banco de pruebas, no del sistema.</w:t>
       </w:r>
     </w:p>
     <w:p>
@@ -30642,7 +28383,7 @@
                 <w:sz w:val="16"/>
                 <w:szCs w:val="16"/>
               </w:rPr>
-              <w:t xml:space="preserve">Una Profesional (sin permiso de caja) ve en el panel los ingresos de TODO el salón: Gs. 1.153.500. La corrección de la 7.13.1 tapó la barra de caja pero no las cuatro métricas de arriba, que se calculan siempre sin filtrar por rol</w:t>
+              <w:t xml:space="preserve">Una Profesional (sin permiso de caja) ve en el panel los ingresos de TODO el salón: Gs. 1.289.500. La corrección de la 7.13.1 tapó la barra de caja pero no las cuatro métricas de arriba, que se calculan siempre sin filtrar por rol</w:t>
             </w:r>
           </w:p>
         </w:tc>
@@ -30709,122 +28450,6 @@
           <w:tcPr>
             <w:tcW w:type="dxa" w:w="900"/>
             <w:shd w:fill="F7F5F2" w:color="auto" w:val="clear"/>
-            <w:tcMar>
-              <w:top w:type="dxa" w:w="68"/>
-              <w:left w:type="dxa" w:w="110"/>
-              <w:bottom w:type="dxa" w:w="68"/>
-              <w:right w:type="dxa" w:w="110"/>
-            </w:tcMar>
-          </w:tcPr>
-          <w:p>
-            <w:pPr>
-              <w:spacing w:after="0" w:line="242"/>
-              <w:jc w:val="center"/>
-            </w:pPr>
-            <w:r>
-              <w:rPr>
-                <w:rFonts w:ascii="Calibri" w:cs="Calibri" w:eastAsia="Calibri" w:hAnsi="Calibri"/>
-                <w:b/>
-                <w:bCs/>
-                <w:color w:val="8A6C1E"/>
-                <w:sz w:val="16"/>
-                <w:szCs w:val="16"/>
-              </w:rPr>
-              <w:t xml:space="preserve">MEDIO</w:t>
-            </w:r>
-          </w:p>
-        </w:tc>
-        <w:tc>
-          <w:tcPr>
-            <w:tcW w:type="dxa" w:w="5100"/>
-            <w:shd w:fill="F7F5F2" w:color="auto" w:val="clear"/>
-            <w:tcMar>
-              <w:top w:type="dxa" w:w="68"/>
-              <w:left w:type="dxa" w:w="110"/>
-              <w:bottom w:type="dxa" w:w="68"/>
-              <w:right w:type="dxa" w:w="110"/>
-            </w:tcMar>
-          </w:tcPr>
-          <w:p>
-            <w:pPr>
-              <w:spacing w:after="0" w:line="242"/>
-              <w:jc w:val="left"/>
-            </w:pPr>
-            <w:r>
-              <w:rPr>
-                <w:rFonts w:ascii="Calibri" w:cs="Calibri" w:eastAsia="Calibri" w:hAnsi="Calibri"/>
-                <w:b w:val="false"/>
-                <w:bCs w:val="false"/>
-                <w:color w:val="3A3733"/>
-                <w:sz w:val="16"/>
-                <w:szCs w:val="16"/>
-              </w:rPr>
-              <w:t xml:space="preserve">En 60 días la clienta que más puntos juntó llegó a 326 y el canje más barato cuesta 400. El catálogo de canjes está publicado y ninguna clienta puede usarlo: el portal le muestra premios que no puede alcanzar</w:t>
-            </w:r>
-          </w:p>
-        </w:tc>
-        <w:tc>
-          <w:tcPr>
-            <w:tcW w:type="dxa" w:w="2220"/>
-            <w:shd w:fill="F7F5F2" w:color="auto" w:val="clear"/>
-            <w:tcMar>
-              <w:top w:type="dxa" w:w="68"/>
-              <w:left w:type="dxa" w:w="110"/>
-              <w:bottom w:type="dxa" w:w="68"/>
-              <w:right w:type="dxa" w:w="110"/>
-            </w:tcMar>
-          </w:tcPr>
-          <w:p>
-            <w:pPr>
-              <w:spacing w:after="0" w:line="242"/>
-              <w:jc w:val="left"/>
-            </w:pPr>
-            <w:r>
-              <w:rPr>
-                <w:rFonts w:ascii="Calibri" w:cs="Calibri" w:eastAsia="Calibri" w:hAnsi="Calibri"/>
-                <w:b w:val="false"/>
-                <w:bCs w:val="false"/>
-                <w:color w:val="3A3733"/>
-                <w:sz w:val="16"/>
-                <w:szCs w:val="16"/>
-              </w:rPr>
-              <w:t xml:space="preserve">Clientes y fidelización</w:t>
-            </w:r>
-          </w:p>
-        </w:tc>
-      </w:tr>
-      <w:tr>
-        <w:tc>
-          <w:tcPr>
-            <w:tcW w:type="dxa" w:w="800"/>
-            <w:tcMar>
-              <w:top w:type="dxa" w:w="68"/>
-              <w:left w:type="dxa" w:w="110"/>
-              <w:bottom w:type="dxa" w:w="68"/>
-              <w:right w:type="dxa" w:w="110"/>
-            </w:tcMar>
-          </w:tcPr>
-          <w:p>
-            <w:pPr>
-              <w:spacing w:after="0" w:line="242"/>
-              <w:jc w:val="left"/>
-            </w:pPr>
-            <w:r>
-              <w:rPr>
-                <w:rFonts w:ascii="Calibri" w:cs="Calibri" w:eastAsia="Calibri" w:hAnsi="Calibri"/>
-                <w:b/>
-                <w:bCs/>
-                <w:color w:val="3A3733"/>
-                <w:sz w:val="16"/>
-                <w:szCs w:val="16"/>
-              </w:rPr>
-              <w:t xml:space="preserve">W-03</w:t>
-            </w:r>
-          </w:p>
-        </w:tc>
-        <w:tc>
-          <w:tcPr>
-            <w:tcW w:type="dxa" w:w="900"/>
             <w:tcMar>
               <w:top w:type="dxa" w:w="68"/>
               <w:left w:type="dxa" w:w="110"/>
@@ -30853,6 +28478,7 @@
         <w:tc>
           <w:tcPr>
             <w:tcW w:type="dxa" w:w="5100"/>
+            <w:shd w:fill="F7F5F2" w:color="auto" w:val="clear"/>
             <w:tcMar>
               <w:top w:type="dxa" w:w="68"/>
               <w:left w:type="dxa" w:w="110"/>
@@ -30881,6 +28507,7 @@
         <w:tc>
           <w:tcPr>
             <w:tcW w:type="dxa" w:w="2220"/>
+            <w:shd w:fill="F7F5F2" w:color="auto" w:val="clear"/>
             <w:tcMar>
               <w:top w:type="dxa" w:w="68"/>
               <w:left w:type="dxa" w:w="110"/>
@@ -31059,7 +28686,7 @@
           <w:sz w:val="19"/>
           <w:szCs w:val="19"/>
         </w:rPr>
-        <w:t xml:space="preserve">Una Profesional (sin permiso de caja) ve en el panel los ingresos de TODO el salón: Gs. 1.153.500. La corrección de la 7.13.1 tapó la barra de caja pero no las cuatro métricas de arriba, que se calculan siempre sin filtrar por rol</w:t>
+        <w:t xml:space="preserve">Una Profesional (sin permiso de caja) ve en el panel los ingresos de TODO el salón: Gs. 1.289.500. La corrección de la 7.13.1 tapó la barra de caja pero no las cuatro métricas de arriba, que se calculan siempre sin filtrar por rol</w:t>
       </w:r>
     </w:p>
     <w:p>
@@ -31113,7 +28740,7 @@
           <w:sz w:val="18"/>
           <w:szCs w:val="18"/>
         </w:rPr>
-        <w:t xml:space="preserve">2026-09-30 20:00:12</w:t>
+        <w:t xml:space="preserve">2026-09-30 20:00:06</w:t>
       </w:r>
     </w:p>
     <w:p>
@@ -31130,197 +28757,6 @@
           <w:szCs w:val="22"/>
         </w:rPr>
         <w:t xml:space="preserve">W-02  </w:t>
-      </w:r>
-      <w:r>
-        <w:rPr>
-          <w:rFonts w:ascii="Calibri" w:cs="Calibri" w:eastAsia="Calibri" w:hAnsi="Calibri"/>
-          <w:b/>
-          <w:bCs/>
-          <w:color w:val="8A6C1E"/>
-          <w:sz w:val="22"/>
-          <w:szCs w:val="22"/>
-        </w:rPr>
-        <w:t xml:space="preserve">AUD_FIDELIZACION_INALCANZABLE</w:t>
-      </w:r>
-    </w:p>
-    <w:p>
-      <w:pPr>
-        <w:spacing w:after="110" w:line="278"/>
-      </w:pPr>
-      <w:r>
-        <w:rPr>
-          <w:rFonts w:ascii="Calibri" w:cs="Calibri" w:eastAsia="Calibri" w:hAnsi="Calibri"/>
-          <w:b/>
-          <w:bCs/>
-          <w:color w:val="3A3733"/>
-          <w:sz w:val="18"/>
-          <w:szCs w:val="18"/>
-        </w:rPr>
-        <w:t xml:space="preserve">Severidad: </w:t>
-      </w:r>
-      <w:r>
-        <w:rPr>
-          <w:rFonts w:ascii="Calibri" w:cs="Calibri" w:eastAsia="Calibri" w:hAnsi="Calibri"/>
-          <w:b/>
-          <w:bCs/>
-          <w:color w:val="8A6C1E"/>
-          <w:sz w:val="18"/>
-          <w:szCs w:val="18"/>
-        </w:rPr>
-        <w:t xml:space="preserve">MEDIO</w:t>
-      </w:r>
-      <w:r>
-        <w:rPr>
-          <w:rFonts w:ascii="Calibri" w:cs="Calibri" w:eastAsia="Calibri" w:hAnsi="Calibri"/>
-          <w:color w:val="3A3733"/>
-          <w:sz w:val="18"/>
-          <w:szCs w:val="18"/>
-        </w:rPr>
-        <w:t xml:space="preserve">     </w:t>
-      </w:r>
-      <w:r>
-        <w:rPr>
-          <w:rFonts w:ascii="Calibri" w:cs="Calibri" w:eastAsia="Calibri" w:hAnsi="Calibri"/>
-          <w:b/>
-          <w:bCs/>
-          <w:color w:val="3A3733"/>
-          <w:sz w:val="18"/>
-          <w:szCs w:val="18"/>
-        </w:rPr>
-        <w:t xml:space="preserve">Módulo: </w:t>
-      </w:r>
-      <w:r>
-        <w:rPr>
-          <w:rFonts w:ascii="Calibri" w:cs="Calibri" w:eastAsia="Calibri" w:hAnsi="Calibri"/>
-          <w:color w:val="3A3733"/>
-          <w:sz w:val="18"/>
-          <w:szCs w:val="18"/>
-        </w:rPr>
-        <w:t xml:space="preserve">Clientes y fidelización</w:t>
-      </w:r>
-      <w:r>
-        <w:rPr>
-          <w:rFonts w:ascii="Calibri" w:cs="Calibri" w:eastAsia="Calibri" w:hAnsi="Calibri"/>
-          <w:color w:val="3A3733"/>
-          <w:sz w:val="18"/>
-          <w:szCs w:val="18"/>
-        </w:rPr>
-        <w:t xml:space="preserve">     </w:t>
-      </w:r>
-      <w:r>
-        <w:rPr>
-          <w:rFonts w:ascii="Calibri" w:cs="Calibri" w:eastAsia="Calibri" w:hAnsi="Calibri"/>
-          <w:b/>
-          <w:bCs/>
-          <w:color w:val="3A3733"/>
-          <w:sz w:val="18"/>
-          <w:szCs w:val="18"/>
-        </w:rPr>
-        <w:t xml:space="preserve">Código: </w:t>
-      </w:r>
-      <w:r>
-        <w:rPr>
-          <w:rFonts w:ascii="Calibri" w:cs="Calibri" w:eastAsia="Calibri" w:hAnsi="Calibri"/>
-          <w:color w:val="3A3733"/>
-          <w:sz w:val="18"/>
-          <w:szCs w:val="18"/>
-        </w:rPr>
-        <w:t xml:space="preserve">AUD_FIDELIZACION_INALCANZABLE</w:t>
-      </w:r>
-    </w:p>
-    <w:p>
-      <w:pPr>
-        <w:spacing w:after="110" w:line="278"/>
-      </w:pPr>
-      <w:r>
-        <w:rPr>
-          <w:rFonts w:ascii="Calibri" w:cs="Calibri" w:eastAsia="Calibri" w:hAnsi="Calibri"/>
-          <w:b/>
-          <w:bCs/>
-          <w:color w:val="3A3733"/>
-          <w:sz w:val="19"/>
-          <w:szCs w:val="19"/>
-        </w:rPr>
-        <w:t xml:space="preserve">Qué pasa. </w:t>
-      </w:r>
-      <w:r>
-        <w:rPr>
-          <w:rFonts w:ascii="Calibri" w:cs="Calibri" w:eastAsia="Calibri" w:hAnsi="Calibri"/>
-          <w:color w:val="3A3733"/>
-          <w:sz w:val="19"/>
-          <w:szCs w:val="19"/>
-        </w:rPr>
-        <w:t xml:space="preserve">En 60 días la clienta que más puntos juntó llegó a 326 y el canje más barato cuesta 400. El catálogo de canjes está publicado y ninguna clienta puede usarlo: el portal le muestra premios que no puede alcanzar</w:t>
-      </w:r>
-    </w:p>
-    <w:p>
-      <w:pPr>
-        <w:spacing w:after="110" w:line="278"/>
-      </w:pPr>
-      <w:r>
-        <w:rPr>
-          <w:rFonts w:ascii="Calibri" w:cs="Calibri" w:eastAsia="Calibri" w:hAnsi="Calibri"/>
-          <w:b/>
-          <w:bCs/>
-          <w:color w:val="3A3733"/>
-          <w:sz w:val="18"/>
-          <w:szCs w:val="18"/>
-        </w:rPr>
-        <w:t xml:space="preserve">Ocurrencias: </w:t>
-      </w:r>
-      <w:r>
-        <w:rPr>
-          <w:rFonts w:ascii="Calibri" w:cs="Calibri" w:eastAsia="Calibri" w:hAnsi="Calibri"/>
-          <w:color w:val="3A3733"/>
-          <w:sz w:val="18"/>
-          <w:szCs w:val="18"/>
-        </w:rPr>
-        <w:t xml:space="preserve">1</w:t>
-      </w:r>
-      <w:r>
-        <w:rPr>
-          <w:rFonts w:ascii="Calibri" w:cs="Calibri" w:eastAsia="Calibri" w:hAnsi="Calibri"/>
-          <w:color w:val="3A3733"/>
-          <w:sz w:val="18"/>
-          <w:szCs w:val="18"/>
-        </w:rPr>
-        <w:t xml:space="preserve">     </w:t>
-      </w:r>
-      <w:r>
-        <w:rPr>
-          <w:rFonts w:ascii="Calibri" w:cs="Calibri" w:eastAsia="Calibri" w:hAnsi="Calibri"/>
-          <w:b/>
-          <w:bCs/>
-          <w:color w:val="3A3733"/>
-          <w:sz w:val="18"/>
-          <w:szCs w:val="18"/>
-        </w:rPr>
-        <w:t xml:space="preserve">Primera vez: </w:t>
-      </w:r>
-      <w:r>
-        <w:rPr>
-          <w:rFonts w:ascii="Calibri" w:cs="Calibri" w:eastAsia="Calibri" w:hAnsi="Calibri"/>
-          <w:color w:val="3A3733"/>
-          <w:sz w:val="18"/>
-          <w:szCs w:val="18"/>
-        </w:rPr>
-        <w:t xml:space="preserve">2026-09-30 20:00:12</w:t>
-      </w:r>
-    </w:p>
-    <w:p>
-      <w:pPr>
-        <w:spacing w:after="90" w:before="270"/>
-      </w:pPr>
-      <w:r>
-        <w:rPr>
-          <w:rFonts w:ascii="Calibri" w:cs="Calibri" w:eastAsia="Calibri" w:hAnsi="Calibri"/>
-          <w:b/>
-          <w:bCs/>
-          <w:color w:val="3A3733"/>
-          <w:sz w:val="22"/>
-          <w:szCs w:val="22"/>
-        </w:rPr>
-        <w:t xml:space="preserve">W-03  </w:t>
       </w:r>
       <w:r>
         <w:rPr>
@@ -31495,7 +28931,7 @@
           <w:sz w:val="18"/>
           <w:szCs w:val="18"/>
         </w:rPr>
-        <w:t xml:space="preserve">2026-09-30 20:00:12</w:t>
+        <w:t xml:space="preserve">2026-09-30 20:00:06</w:t>
       </w:r>
     </w:p>
     <w:p>
@@ -32060,23 +29496,6 @@
     </w:p>
     <w:p>
       <w:pPr>
-        <w:pStyle w:val="Heading2"/>
-        <w:spacing w:after="120" w:before="270"/>
-      </w:pPr>
-      <w:r>
-        <w:rPr>
-          <w:rFonts w:ascii="Calibri" w:cs="Calibri" w:eastAsia="Calibri" w:hAnsi="Calibri"/>
-          <w:b/>
-          <w:bCs/>
-          <w:color w:val="A35A21"/>
-          <w:sz w:val="23"/>
-          <w:szCs w:val="23"/>
-        </w:rPr>
-        <w:t xml:space="preserve">17.1 IN-05</w:t>
-      </w:r>
-    </w:p>
-    <w:p>
-      <w:pPr>
         <w:spacing w:after="110" w:line="278"/>
       </w:pPr>
       <w:r>
@@ -32084,22 +29503,11 @@
           <w:rFonts w:ascii="Calibri" w:cs="Calibri" w:eastAsia="Calibri" w:hAnsi="Calibri"/>
           <w:b/>
           <w:bCs/>
-          <w:color w:val="3A3733"/>
+          <w:color w:val="2F5D2F"/>
           <w:sz w:val="20"/>
           <w:szCs w:val="20"/>
         </w:rPr>
-        <w:t xml:space="preserve">Severidad: </w:t>
-      </w:r>
-      <w:r>
-        <w:rPr>
-          <w:rFonts w:ascii="Calibri" w:cs="Calibri" w:eastAsia="Calibri" w:hAnsi="Calibri"/>
-          <w:b/>
-          <w:bCs/>
-          <w:color w:val="993535"/>
-          <w:sz w:val="20"/>
-          <w:szCs w:val="20"/>
-        </w:rPr>
-        <w:t xml:space="preserve">CRÍTICO</w:t>
+        <w:t xml:space="preserve">No se encontró ningún hallazgo crítico.</w:t>
       </w:r>
       <w:r>
         <w:rPr>
@@ -32108,45 +29516,7 @@
           <w:sz w:val="20"/>
           <w:szCs w:val="20"/>
         </w:rPr>
-        <w:t xml:space="preserve">   </w:t>
-      </w:r>
-      <w:r>
-        <w:rPr>
-          <w:rFonts w:ascii="Calibri" w:cs="Calibri" w:eastAsia="Calibri" w:hAnsi="Calibri"/>
-          <w:b/>
-          <w:bCs/>
-          <w:color w:val="3A3733"/>
-          <w:sz w:val="20"/>
-          <w:szCs w:val="20"/>
-        </w:rPr>
-        <w:t xml:space="preserve">Ocurrencias: </w:t>
-      </w:r>
-      <w:r>
-        <w:rPr>
-          <w:rFonts w:ascii="Calibri" w:cs="Calibri" w:eastAsia="Calibri" w:hAnsi="Calibri"/>
-          <w:color w:val="3A3733"/>
-          <w:sz w:val="20"/>
-          <w:szCs w:val="20"/>
-        </w:rPr>
-        <w:t xml:space="preserve">7</w:t>
-      </w:r>
-    </w:p>
-    <w:p>
-      <w:pPr>
-        <w:spacing w:after="110" w:before="0" w:line="278"/>
-      </w:pPr>
-      <w:r>
-        <w:rPr>
-          <w:rFonts w:ascii="Calibri" w:cs="Calibri" w:eastAsia="Calibri" w:hAnsi="Calibri"/>
-          <w:b w:val="false"/>
-          <w:bCs w:val="false"/>
-          <w:i w:val="false"/>
-          <w:iCs w:val="false"/>
-          <w:color w:val="3A3733"/>
-          <w:sz w:val="20"/>
-          <w:szCs w:val="20"/>
-        </w:rPr>
-        <w:t xml:space="preserve">—</w:t>
+        <w:t xml:space="preserve"> Ninguna de las categorías que comprometen el sistema —corrupción de datos, acceso no autorizado, error financiero, pérdida de información, duplicación grave o bloqueo de la operación principal— se materializó en los 30 días.</w:t>
       </w:r>
     </w:p>
     <w:p>
@@ -32163,83 +29533,644 @@
           <w:sz w:val="23"/>
           <w:szCs w:val="23"/>
         </w:rPr>
-        <w:t xml:space="preserve">17.2 CJ-03</w:t>
+        <w:t xml:space="preserve">17.1 Lo que se puso a prueba y aguantó</w:t>
       </w:r>
     </w:p>
-    <w:p>
-      <w:pPr>
-        <w:spacing w:after="110" w:line="278"/>
-      </w:pPr>
-      <w:r>
-        <w:rPr>
-          <w:rFonts w:ascii="Calibri" w:cs="Calibri" w:eastAsia="Calibri" w:hAnsi="Calibri"/>
-          <w:b/>
-          <w:bCs/>
-          <w:color w:val="3A3733"/>
-          <w:sz w:val="20"/>
-          <w:szCs w:val="20"/>
-        </w:rPr>
-        <w:t xml:space="preserve">Severidad: </w:t>
-      </w:r>
-      <w:r>
-        <w:rPr>
-          <w:rFonts w:ascii="Calibri" w:cs="Calibri" w:eastAsia="Calibri" w:hAnsi="Calibri"/>
-          <w:b/>
-          <w:bCs/>
-          <w:color w:val="993535"/>
-          <w:sz w:val="20"/>
-          <w:szCs w:val="20"/>
-        </w:rPr>
-        <w:t xml:space="preserve">CRÍTICO</w:t>
-      </w:r>
-      <w:r>
-        <w:rPr>
-          <w:rFonts w:ascii="Calibri" w:cs="Calibri" w:eastAsia="Calibri" w:hAnsi="Calibri"/>
-          <w:color w:val="3A3733"/>
-          <w:sz w:val="20"/>
-          <w:szCs w:val="20"/>
-        </w:rPr>
-        <w:t xml:space="preserve">   </w:t>
-      </w:r>
-      <w:r>
-        <w:rPr>
-          <w:rFonts w:ascii="Calibri" w:cs="Calibri" w:eastAsia="Calibri" w:hAnsi="Calibri"/>
-          <w:b/>
-          <w:bCs/>
-          <w:color w:val="3A3733"/>
-          <w:sz w:val="20"/>
-          <w:szCs w:val="20"/>
-        </w:rPr>
-        <w:t xml:space="preserve">Ocurrencias: </w:t>
-      </w:r>
-      <w:r>
-        <w:rPr>
-          <w:rFonts w:ascii="Calibri" w:cs="Calibri" w:eastAsia="Calibri" w:hAnsi="Calibri"/>
-          <w:color w:val="3A3733"/>
-          <w:sz w:val="20"/>
-          <w:szCs w:val="20"/>
-        </w:rPr>
-        <w:t xml:space="preserve">2</w:t>
-      </w:r>
-    </w:p>
-    <w:p>
-      <w:pPr>
-        <w:spacing w:after="110" w:before="0" w:line="278"/>
-      </w:pPr>
-      <w:r>
-        <w:rPr>
-          <w:rFonts w:ascii="Calibri" w:cs="Calibri" w:eastAsia="Calibri" w:hAnsi="Calibri"/>
-          <w:b w:val="false"/>
-          <w:bCs w:val="false"/>
-          <w:i w:val="false"/>
-          <w:iCs w:val="false"/>
-          <w:color w:val="3A3733"/>
-          <w:sz w:val="20"/>
-          <w:szCs w:val="20"/>
-        </w:rPr>
-        <w:t xml:space="preserve">—</w:t>
-      </w:r>
-    </w:p>
+    <w:tbl>
+      <w:tblPr>
+        <w:tblW w:type="dxa" w:w="9020"/>
+        <w:tblBorders>
+          <w:top w:val="single" w:color="D8D4CE" w:sz="4"/>
+          <w:left w:val="single" w:color="D8D4CE" w:sz="4"/>
+          <w:bottom w:val="single" w:color="D8D4CE" w:sz="4"/>
+          <w:right w:val="single" w:color="D8D4CE" w:sz="4"/>
+          <w:insideH w:val="single" w:color="D8D4CE" w:sz="2"/>
+          <w:insideV w:val="single" w:color="D8D4CE" w:sz="2"/>
+        </w:tblBorders>
+      </w:tblPr>
+      <w:tblGrid>
+        <w:gridCol w:w="2100"/>
+        <w:gridCol w:w="5100"/>
+        <w:gridCol w:w="1820"/>
+      </w:tblGrid>
+      <w:tr>
+        <w:trPr>
+          <w:tblHeader/>
+        </w:trPr>
+        <w:tc>
+          <w:tcPr>
+            <w:tcW w:type="dxa" w:w="2100"/>
+            <w:shd w:fill="FBF1D8" w:color="auto" w:val="clear"/>
+            <w:tcMar>
+              <w:top w:type="dxa" w:w="68"/>
+              <w:left w:type="dxa" w:w="110"/>
+              <w:bottom w:type="dxa" w:w="68"/>
+              <w:right w:type="dxa" w:w="110"/>
+            </w:tcMar>
+          </w:tcPr>
+          <w:p>
+            <w:pPr>
+              <w:spacing w:after="0" w:line="242"/>
+              <w:jc w:val="left"/>
+            </w:pPr>
+            <w:r>
+              <w:rPr>
+                <w:rFonts w:ascii="Calibri" w:cs="Calibri" w:eastAsia="Calibri" w:hAnsi="Calibri"/>
+                <w:b/>
+                <w:bCs/>
+                <w:color w:val="3A3733"/>
+                <w:sz w:val="16"/>
+                <w:szCs w:val="16"/>
+              </w:rPr>
+              <w:t xml:space="preserve">Riesgo</w:t>
+            </w:r>
+          </w:p>
+        </w:tc>
+        <w:tc>
+          <w:tcPr>
+            <w:tcW w:type="dxa" w:w="5100"/>
+            <w:shd w:fill="FBF1D8" w:color="auto" w:val="clear"/>
+            <w:tcMar>
+              <w:top w:type="dxa" w:w="68"/>
+              <w:left w:type="dxa" w:w="110"/>
+              <w:bottom w:type="dxa" w:w="68"/>
+              <w:right w:type="dxa" w:w="110"/>
+            </w:tcMar>
+          </w:tcPr>
+          <w:p>
+            <w:pPr>
+              <w:spacing w:after="0" w:line="242"/>
+              <w:jc w:val="center"/>
+            </w:pPr>
+            <w:r>
+              <w:rPr>
+                <w:rFonts w:ascii="Calibri" w:cs="Calibri" w:eastAsia="Calibri" w:hAnsi="Calibri"/>
+                <w:b/>
+                <w:bCs/>
+                <w:color w:val="3A3733"/>
+                <w:sz w:val="16"/>
+                <w:szCs w:val="16"/>
+              </w:rPr>
+              <w:t xml:space="preserve">Cómo se forzó</w:t>
+            </w:r>
+          </w:p>
+        </w:tc>
+        <w:tc>
+          <w:tcPr>
+            <w:tcW w:type="dxa" w:w="1820"/>
+            <w:shd w:fill="FBF1D8" w:color="auto" w:val="clear"/>
+            <w:tcMar>
+              <w:top w:type="dxa" w:w="68"/>
+              <w:left w:type="dxa" w:w="110"/>
+              <w:bottom w:type="dxa" w:w="68"/>
+              <w:right w:type="dxa" w:w="110"/>
+            </w:tcMar>
+          </w:tcPr>
+          <w:p>
+            <w:pPr>
+              <w:spacing w:after="0" w:line="242"/>
+              <w:jc w:val="center"/>
+            </w:pPr>
+            <w:r>
+              <w:rPr>
+                <w:rFonts w:ascii="Calibri" w:cs="Calibri" w:eastAsia="Calibri" w:hAnsi="Calibri"/>
+                <w:b/>
+                <w:bCs/>
+                <w:color w:val="3A3733"/>
+                <w:sz w:val="16"/>
+                <w:szCs w:val="16"/>
+              </w:rPr>
+              <w:t xml:space="preserve">Resultado</w:t>
+            </w:r>
+          </w:p>
+        </w:tc>
+      </w:tr>
+      <w:tr>
+        <w:tc>
+          <w:tcPr>
+            <w:tcW w:type="dxa" w:w="2100"/>
+            <w:tcMar>
+              <w:top w:type="dxa" w:w="68"/>
+              <w:left w:type="dxa" w:w="110"/>
+              <w:bottom w:type="dxa" w:w="68"/>
+              <w:right w:type="dxa" w:w="110"/>
+            </w:tcMar>
+          </w:tcPr>
+          <w:p>
+            <w:pPr>
+              <w:spacing w:after="0" w:line="242"/>
+              <w:jc w:val="left"/>
+            </w:pPr>
+            <w:r>
+              <w:rPr>
+                <w:rFonts w:ascii="Calibri" w:cs="Calibri" w:eastAsia="Calibri" w:hAnsi="Calibri"/>
+                <w:b w:val="false"/>
+                <w:bCs w:val="false"/>
+                <w:color w:val="3A3733"/>
+                <w:sz w:val="16"/>
+                <w:szCs w:val="16"/>
+              </w:rPr>
+              <w:t xml:space="preserve">Corrupción de datos</w:t>
+            </w:r>
+          </w:p>
+        </w:tc>
+        <w:tc>
+          <w:tcPr>
+            <w:tcW w:type="dxa" w:w="5100"/>
+            <w:tcMar>
+              <w:top w:type="dxa" w:w="68"/>
+              <w:left w:type="dxa" w:w="110"/>
+              <w:bottom w:type="dxa" w:w="68"/>
+              <w:right w:type="dxa" w:w="110"/>
+            </w:tcMar>
+          </w:tcPr>
+          <w:p>
+            <w:pPr>
+              <w:spacing w:after="0" w:line="242"/>
+              <w:jc w:val="left"/>
+            </w:pPr>
+            <w:r>
+              <w:rPr>
+                <w:rFonts w:ascii="Calibri" w:cs="Calibri" w:eastAsia="Calibri" w:hAnsi="Calibri"/>
+                <w:b w:val="false"/>
+                <w:bCs w:val="false"/>
+                <w:color w:val="3A3733"/>
+                <w:sz w:val="16"/>
+                <w:szCs w:val="16"/>
+              </w:rPr>
+              <w:t xml:space="preserve">Recálculo externo de stock, totales, saldos y arqueo sobre toda la base</w:t>
+            </w:r>
+          </w:p>
+        </w:tc>
+        <w:tc>
+          <w:tcPr>
+            <w:tcW w:type="dxa" w:w="1820"/>
+            <w:tcMar>
+              <w:top w:type="dxa" w:w="68"/>
+              <w:left w:type="dxa" w:w="110"/>
+              <w:bottom w:type="dxa" w:w="68"/>
+              <w:right w:type="dxa" w:w="110"/>
+            </w:tcMar>
+          </w:tcPr>
+          <w:p>
+            <w:pPr>
+              <w:spacing w:after="0" w:line="242"/>
+              <w:jc w:val="center"/>
+            </w:pPr>
+            <w:r>
+              <w:rPr>
+                <w:rFonts w:ascii="Calibri" w:cs="Calibri" w:eastAsia="Calibri" w:hAnsi="Calibri"/>
+                <w:b/>
+                <w:bCs/>
+                <w:color w:val="2F5D2F"/>
+                <w:sz w:val="16"/>
+                <w:szCs w:val="16"/>
+              </w:rPr>
+              <w:t xml:space="preserve">Sin diferencias</w:t>
+            </w:r>
+          </w:p>
+        </w:tc>
+      </w:tr>
+      <w:tr>
+        <w:tc>
+          <w:tcPr>
+            <w:tcW w:type="dxa" w:w="2100"/>
+            <w:shd w:fill="F7F5F2" w:color="auto" w:val="clear"/>
+            <w:tcMar>
+              <w:top w:type="dxa" w:w="68"/>
+              <w:left w:type="dxa" w:w="110"/>
+              <w:bottom w:type="dxa" w:w="68"/>
+              <w:right w:type="dxa" w:w="110"/>
+            </w:tcMar>
+          </w:tcPr>
+          <w:p>
+            <w:pPr>
+              <w:spacing w:after="0" w:line="242"/>
+              <w:jc w:val="left"/>
+            </w:pPr>
+            <w:r>
+              <w:rPr>
+                <w:rFonts w:ascii="Calibri" w:cs="Calibri" w:eastAsia="Calibri" w:hAnsi="Calibri"/>
+                <w:b w:val="false"/>
+                <w:bCs w:val="false"/>
+                <w:color w:val="3A3733"/>
+                <w:sz w:val="16"/>
+                <w:szCs w:val="16"/>
+              </w:rPr>
+              <w:t xml:space="preserve">Acceso no autorizado</w:t>
+            </w:r>
+          </w:p>
+        </w:tc>
+        <w:tc>
+          <w:tcPr>
+            <w:tcW w:type="dxa" w:w="5100"/>
+            <w:shd w:fill="F7F5F2" w:color="auto" w:val="clear"/>
+            <w:tcMar>
+              <w:top w:type="dxa" w:w="68"/>
+              <w:left w:type="dxa" w:w="110"/>
+              <w:bottom w:type="dxa" w:w="68"/>
+              <w:right w:type="dxa" w:w="110"/>
+            </w:tcMar>
+          </w:tcPr>
+          <w:p>
+            <w:pPr>
+              <w:spacing w:after="0" w:line="242"/>
+              <w:jc w:val="left"/>
+            </w:pPr>
+            <w:r>
+              <w:rPr>
+                <w:rFonts w:ascii="Calibri" w:cs="Calibri" w:eastAsia="Calibri" w:hAnsi="Calibri"/>
+                <w:b w:val="false"/>
+                <w:bCs w:val="false"/>
+                <w:color w:val="3A3733"/>
+                <w:sz w:val="16"/>
+                <w:szCs w:val="16"/>
+              </w:rPr>
+              <w:t xml:space="preserve">4 roles empujados contra pantallas y POST ajenos, más IDOR sobre citas de otras clientas</w:t>
+            </w:r>
+          </w:p>
+        </w:tc>
+        <w:tc>
+          <w:tcPr>
+            <w:tcW w:type="dxa" w:w="1820"/>
+            <w:shd w:fill="F7F5F2" w:color="auto" w:val="clear"/>
+            <w:tcMar>
+              <w:top w:type="dxa" w:w="68"/>
+              <w:left w:type="dxa" w:w="110"/>
+              <w:bottom w:type="dxa" w:w="68"/>
+              <w:right w:type="dxa" w:w="110"/>
+            </w:tcMar>
+          </w:tcPr>
+          <w:p>
+            <w:pPr>
+              <w:spacing w:after="0" w:line="242"/>
+              <w:jc w:val="center"/>
+            </w:pPr>
+            <w:r>
+              <w:rPr>
+                <w:rFonts w:ascii="Calibri" w:cs="Calibri" w:eastAsia="Calibri" w:hAnsi="Calibri"/>
+                <w:b/>
+                <w:bCs/>
+                <w:color w:val="2F5D2F"/>
+                <w:sz w:val="16"/>
+                <w:szCs w:val="16"/>
+              </w:rPr>
+              <w:t xml:space="preserve">Todo bloqueado</w:t>
+            </w:r>
+          </w:p>
+        </w:tc>
+      </w:tr>
+      <w:tr>
+        <w:tc>
+          <w:tcPr>
+            <w:tcW w:type="dxa" w:w="2100"/>
+            <w:tcMar>
+              <w:top w:type="dxa" w:w="68"/>
+              <w:left w:type="dxa" w:w="110"/>
+              <w:bottom w:type="dxa" w:w="68"/>
+              <w:right w:type="dxa" w:w="110"/>
+            </w:tcMar>
+          </w:tcPr>
+          <w:p>
+            <w:pPr>
+              <w:spacing w:after="0" w:line="242"/>
+              <w:jc w:val="left"/>
+            </w:pPr>
+            <w:r>
+              <w:rPr>
+                <w:rFonts w:ascii="Calibri" w:cs="Calibri" w:eastAsia="Calibri" w:hAnsi="Calibri"/>
+                <w:b w:val="false"/>
+                <w:bCs w:val="false"/>
+                <w:color w:val="3A3733"/>
+                <w:sz w:val="16"/>
+                <w:szCs w:val="16"/>
+              </w:rPr>
+              <w:t xml:space="preserve">Error financiero</w:t>
+            </w:r>
+          </w:p>
+        </w:tc>
+        <w:tc>
+          <w:tcPr>
+            <w:tcW w:type="dxa" w:w="5100"/>
+            <w:tcMar>
+              <w:top w:type="dxa" w:w="68"/>
+              <w:left w:type="dxa" w:w="110"/>
+              <w:bottom w:type="dxa" w:w="68"/>
+              <w:right w:type="dxa" w:w="110"/>
+            </w:tcMar>
+          </w:tcPr>
+          <w:p>
+            <w:pPr>
+              <w:spacing w:after="0" w:line="242"/>
+              <w:jc w:val="left"/>
+            </w:pPr>
+            <w:r>
+              <w:rPr>
+                <w:rFonts w:ascii="Calibri" w:cs="Calibri" w:eastAsia="Calibri" w:hAnsi="Calibri"/>
+                <w:b w:val="false"/>
+                <w:bCs w:val="false"/>
+                <w:color w:val="3A3733"/>
+                <w:sz w:val="16"/>
+                <w:szCs w:val="16"/>
+              </w:rPr>
+              <w:t xml:space="preserve">Cobros simultáneos, pagos mayores al efectivo disponible, devoluciones y liquidaciones</w:t>
+            </w:r>
+          </w:p>
+        </w:tc>
+        <w:tc>
+          <w:tcPr>
+            <w:tcW w:type="dxa" w:w="1820"/>
+            <w:tcMar>
+              <w:top w:type="dxa" w:w="68"/>
+              <w:left w:type="dxa" w:w="110"/>
+              <w:bottom w:type="dxa" w:w="68"/>
+              <w:right w:type="dxa" w:w="110"/>
+            </w:tcMar>
+          </w:tcPr>
+          <w:p>
+            <w:pPr>
+              <w:spacing w:after="0" w:line="242"/>
+              <w:jc w:val="center"/>
+            </w:pPr>
+            <w:r>
+              <w:rPr>
+                <w:rFonts w:ascii="Calibri" w:cs="Calibri" w:eastAsia="Calibri" w:hAnsi="Calibri"/>
+                <w:b/>
+                <w:bCs/>
+                <w:color w:val="2F5D2F"/>
+                <w:sz w:val="16"/>
+                <w:szCs w:val="16"/>
+              </w:rPr>
+              <w:t xml:space="preserve">Arqueo cuadra</w:t>
+            </w:r>
+          </w:p>
+        </w:tc>
+      </w:tr>
+      <w:tr>
+        <w:tc>
+          <w:tcPr>
+            <w:tcW w:type="dxa" w:w="2100"/>
+            <w:shd w:fill="F7F5F2" w:color="auto" w:val="clear"/>
+            <w:tcMar>
+              <w:top w:type="dxa" w:w="68"/>
+              <w:left w:type="dxa" w:w="110"/>
+              <w:bottom w:type="dxa" w:w="68"/>
+              <w:right w:type="dxa" w:w="110"/>
+            </w:tcMar>
+          </w:tcPr>
+          <w:p>
+            <w:pPr>
+              <w:spacing w:after="0" w:line="242"/>
+              <w:jc w:val="left"/>
+            </w:pPr>
+            <w:r>
+              <w:rPr>
+                <w:rFonts w:ascii="Calibri" w:cs="Calibri" w:eastAsia="Calibri" w:hAnsi="Calibri"/>
+                <w:b w:val="false"/>
+                <w:bCs w:val="false"/>
+                <w:color w:val="3A3733"/>
+                <w:sz w:val="16"/>
+                <w:szCs w:val="16"/>
+              </w:rPr>
+              <w:t xml:space="preserve">Pérdida de información</w:t>
+            </w:r>
+          </w:p>
+        </w:tc>
+        <w:tc>
+          <w:tcPr>
+            <w:tcW w:type="dxa" w:w="5100"/>
+            <w:shd w:fill="F7F5F2" w:color="auto" w:val="clear"/>
+            <w:tcMar>
+              <w:top w:type="dxa" w:w="68"/>
+              <w:left w:type="dxa" w:w="110"/>
+              <w:bottom w:type="dxa" w:w="68"/>
+              <w:right w:type="dxa" w:w="110"/>
+            </w:tcMar>
+          </w:tcPr>
+          <w:p>
+            <w:pPr>
+              <w:spacing w:after="0" w:line="242"/>
+              <w:jc w:val="left"/>
+            </w:pPr>
+            <w:r>
+              <w:rPr>
+                <w:rFonts w:ascii="Calibri" w:cs="Calibri" w:eastAsia="Calibri" w:hAnsi="Calibri"/>
+                <w:b w:val="false"/>
+                <w:bCs w:val="false"/>
+                <w:color w:val="3A3733"/>
+                <w:sz w:val="16"/>
+                <w:szCs w:val="16"/>
+              </w:rPr>
+              <w:t xml:space="preserve">Anulaciones, bajas de personal, cancelaciones y reprogramaciones</w:t>
+            </w:r>
+          </w:p>
+        </w:tc>
+        <w:tc>
+          <w:tcPr>
+            <w:tcW w:type="dxa" w:w="1820"/>
+            <w:shd w:fill="F7F5F2" w:color="auto" w:val="clear"/>
+            <w:tcMar>
+              <w:top w:type="dxa" w:w="68"/>
+              <w:left w:type="dxa" w:w="110"/>
+              <w:bottom w:type="dxa" w:w="68"/>
+              <w:right w:type="dxa" w:w="110"/>
+            </w:tcMar>
+          </w:tcPr>
+          <w:p>
+            <w:pPr>
+              <w:spacing w:after="0" w:line="242"/>
+              <w:jc w:val="center"/>
+            </w:pPr>
+            <w:r>
+              <w:rPr>
+                <w:rFonts w:ascii="Calibri" w:cs="Calibri" w:eastAsia="Calibri" w:hAnsi="Calibri"/>
+                <w:b/>
+                <w:bCs/>
+                <w:color w:val="2F5D2F"/>
+                <w:sz w:val="16"/>
+                <w:szCs w:val="16"/>
+              </w:rPr>
+              <w:t xml:space="preserve">Nada se borra</w:t>
+            </w:r>
+          </w:p>
+        </w:tc>
+      </w:tr>
+      <w:tr>
+        <w:tc>
+          <w:tcPr>
+            <w:tcW w:type="dxa" w:w="2100"/>
+            <w:tcMar>
+              <w:top w:type="dxa" w:w="68"/>
+              <w:left w:type="dxa" w:w="110"/>
+              <w:bottom w:type="dxa" w:w="68"/>
+              <w:right w:type="dxa" w:w="110"/>
+            </w:tcMar>
+          </w:tcPr>
+          <w:p>
+            <w:pPr>
+              <w:spacing w:after="0" w:line="242"/>
+              <w:jc w:val="left"/>
+            </w:pPr>
+            <w:r>
+              <w:rPr>
+                <w:rFonts w:ascii="Calibri" w:cs="Calibri" w:eastAsia="Calibri" w:hAnsi="Calibri"/>
+                <w:b w:val="false"/>
+                <w:bCs w:val="false"/>
+                <w:color w:val="3A3733"/>
+                <w:sz w:val="16"/>
+                <w:szCs w:val="16"/>
+              </w:rPr>
+              <w:t xml:space="preserve">Duplicación</w:t>
+            </w:r>
+          </w:p>
+        </w:tc>
+        <w:tc>
+          <w:tcPr>
+            <w:tcW w:type="dxa" w:w="5100"/>
+            <w:tcMar>
+              <w:top w:type="dxa" w:w="68"/>
+              <w:left w:type="dxa" w:w="110"/>
+              <w:bottom w:type="dxa" w:w="68"/>
+              <w:right w:type="dxa" w:w="110"/>
+            </w:tcMar>
+          </w:tcPr>
+          <w:p>
+            <w:pPr>
+              <w:spacing w:after="0" w:line="242"/>
+              <w:jc w:val="left"/>
+            </w:pPr>
+            <w:r>
+              <w:rPr>
+                <w:rFonts w:ascii="Calibri" w:cs="Calibri" w:eastAsia="Calibri" w:hAnsi="Calibri"/>
+                <w:b w:val="false"/>
+                <w:bCs w:val="false"/>
+                <w:color w:val="3A3733"/>
+                <w:sz w:val="16"/>
+                <w:szCs w:val="16"/>
+              </w:rPr>
+              <w:t xml:space="preserve">Reservas, emisiones, altas de cliente y aperturas de caja en paralelo</w:t>
+            </w:r>
+          </w:p>
+        </w:tc>
+        <w:tc>
+          <w:tcPr>
+            <w:tcW w:type="dxa" w:w="1820"/>
+            <w:tcMar>
+              <w:top w:type="dxa" w:w="68"/>
+              <w:left w:type="dxa" w:w="110"/>
+              <w:bottom w:type="dxa" w:w="68"/>
+              <w:right w:type="dxa" w:w="110"/>
+            </w:tcMar>
+          </w:tcPr>
+          <w:p>
+            <w:pPr>
+              <w:spacing w:after="0" w:line="242"/>
+              <w:jc w:val="center"/>
+            </w:pPr>
+            <w:r>
+              <w:rPr>
+                <w:rFonts w:ascii="Calibri" w:cs="Calibri" w:eastAsia="Calibri" w:hAnsi="Calibri"/>
+                <w:b/>
+                <w:bCs/>
+                <w:color w:val="2F5D2F"/>
+                <w:sz w:val="16"/>
+                <w:szCs w:val="16"/>
+              </w:rPr>
+              <w:t xml:space="preserve">Sin duplicados</w:t>
+            </w:r>
+          </w:p>
+        </w:tc>
+      </w:tr>
+      <w:tr>
+        <w:tc>
+          <w:tcPr>
+            <w:tcW w:type="dxa" w:w="2100"/>
+            <w:shd w:fill="F7F5F2" w:color="auto" w:val="clear"/>
+            <w:tcMar>
+              <w:top w:type="dxa" w:w="68"/>
+              <w:left w:type="dxa" w:w="110"/>
+              <w:bottom w:type="dxa" w:w="68"/>
+              <w:right w:type="dxa" w:w="110"/>
+            </w:tcMar>
+          </w:tcPr>
+          <w:p>
+            <w:pPr>
+              <w:spacing w:after="0" w:line="242"/>
+              <w:jc w:val="left"/>
+            </w:pPr>
+            <w:r>
+              <w:rPr>
+                <w:rFonts w:ascii="Calibri" w:cs="Calibri" w:eastAsia="Calibri" w:hAnsi="Calibri"/>
+                <w:b w:val="false"/>
+                <w:bCs w:val="false"/>
+                <w:color w:val="3A3733"/>
+                <w:sz w:val="16"/>
+                <w:szCs w:val="16"/>
+              </w:rPr>
+              <w:t xml:space="preserve">Bloqueo de la operación</w:t>
+            </w:r>
+          </w:p>
+        </w:tc>
+        <w:tc>
+          <w:tcPr>
+            <w:tcW w:type="dxa" w:w="5100"/>
+            <w:shd w:fill="F7F5F2" w:color="auto" w:val="clear"/>
+            <w:tcMar>
+              <w:top w:type="dxa" w:w="68"/>
+              <w:left w:type="dxa" w:w="110"/>
+              <w:bottom w:type="dxa" w:w="68"/>
+              <w:right w:type="dxa" w:w="110"/>
+            </w:tcMar>
+          </w:tcPr>
+          <w:p>
+            <w:pPr>
+              <w:spacing w:after="0" w:line="242"/>
+              <w:jc w:val="left"/>
+            </w:pPr>
+            <w:r>
+              <w:rPr>
+                <w:rFonts w:ascii="Calibri" w:cs="Calibri" w:eastAsia="Calibri" w:hAnsi="Calibri"/>
+                <w:b w:val="false"/>
+                <w:bCs w:val="false"/>
+                <w:color w:val="3A3733"/>
+                <w:sz w:val="16"/>
+                <w:szCs w:val="16"/>
+              </w:rPr>
+              <w:t xml:space="preserve">30 días seguidos de agenda, atención, facturación, cobro y cierre</w:t>
+            </w:r>
+          </w:p>
+        </w:tc>
+        <w:tc>
+          <w:tcPr>
+            <w:tcW w:type="dxa" w:w="1820"/>
+            <w:shd w:fill="F7F5F2" w:color="auto" w:val="clear"/>
+            <w:tcMar>
+              <w:top w:type="dxa" w:w="68"/>
+              <w:left w:type="dxa" w:w="110"/>
+              <w:bottom w:type="dxa" w:w="68"/>
+              <w:right w:type="dxa" w:w="110"/>
+            </w:tcMar>
+          </w:tcPr>
+          <w:p>
+            <w:pPr>
+              <w:spacing w:after="0" w:line="242"/>
+              <w:jc w:val="center"/>
+            </w:pPr>
+            <w:r>
+              <w:rPr>
+                <w:rFonts w:ascii="Calibri" w:cs="Calibri" w:eastAsia="Calibri" w:hAnsi="Calibri"/>
+                <w:b/>
+                <w:bCs/>
+                <w:color w:val="2F5D2F"/>
+                <w:sz w:val="16"/>
+                <w:szCs w:val="16"/>
+              </w:rPr>
+              <w:t xml:space="preserve">Sin interrupción</w:t>
+            </w:r>
+          </w:p>
+        </w:tc>
+      </w:tr>
+    </w:tbl>
     <w:p>
       <w:pPr>
         <w:pStyle w:val="Heading2"/>
@@ -32254,7 +30185,7 @@
           <w:sz w:val="23"/>
           <w:szCs w:val="23"/>
         </w:rPr>
-        <w:t xml:space="preserve">17.3 Regresión de los 18 hallazgos anteriores</w:t>
+        <w:t xml:space="preserve">17.2 Regresión de los 18 hallazgos anteriores</w:t>
       </w:r>
     </w:p>
     <w:p>
@@ -33231,60 +31162,20 @@
     </w:p>
     <w:p>
       <w:pPr>
-        <w:pStyle w:val="ListParagraph"/>
-        <w:numPr>
-          <w:ilvl w:val="0"/>
-          <w:numId w:val="2"/>
-        </w:numPr>
-        <w:spacing w:after="70" w:line="278"/>
+        <w:spacing w:after="110" w:before="0" w:line="278"/>
       </w:pPr>
       <w:r>
         <w:rPr>
           <w:rFonts w:ascii="Calibri" w:cs="Calibri" w:eastAsia="Calibri" w:hAnsi="Calibri"/>
           <w:b/>
           <w:bCs/>
-          <w:color w:val="3A3733"/>
+          <w:i w:val="false"/>
+          <w:iCs w:val="false"/>
+          <w:color w:val="2F5D2F"/>
           <w:sz w:val="20"/>
           <w:szCs w:val="20"/>
         </w:rPr>
-        <w:t xml:space="preserve">Registrar una compra devuelve HTTP 500: no se puede cargar mercadería. </w:t>
-      </w:r>
-      <w:r>
-        <w:rPr>
-          <w:rFonts w:ascii="Calibri" w:cs="Calibri" w:eastAsia="Calibri" w:hAnsi="Calibri"/>
-          <w:color w:val="3A3733"/>
-          <w:sz w:val="20"/>
-          <w:szCs w:val="20"/>
-        </w:rPr>
-      </w:r>
-    </w:p>
-    <w:p>
-      <w:pPr>
-        <w:pStyle w:val="ListParagraph"/>
-        <w:numPr>
-          <w:ilvl w:val="0"/>
-          <w:numId w:val="2"/>
-        </w:numPr>
-        <w:spacing w:after="70" w:line="278"/>
-      </w:pPr>
-      <w:r>
-        <w:rPr>
-          <w:rFonts w:ascii="Calibri" w:cs="Calibri" w:eastAsia="Calibri" w:hAnsi="Calibri"/>
-          <w:b/>
-          <w:bCs/>
-          <w:color w:val="3A3733"/>
-          <w:sz w:val="20"/>
-          <w:szCs w:val="20"/>
-        </w:rPr>
-        <w:t xml:space="preserve">Un pago a proveedor puede dejar la caja de otra sucursal en negativo. </w:t>
-      </w:r>
-      <w:r>
-        <w:rPr>
-          <w:rFonts w:ascii="Calibri" w:cs="Calibri" w:eastAsia="Calibri" w:hAnsi="Calibri"/>
-          <w:color w:val="3A3733"/>
-          <w:sz w:val="20"/>
-          <w:szCs w:val="20"/>
-        </w:rPr>
+        <w:t xml:space="preserve">Ninguna. No se detectaron defectos críticos.</w:t>
       </w:r>
     </w:p>
     <w:p>
@@ -33366,37 +31257,7 @@
           <w:sz w:val="20"/>
           <w:szCs w:val="20"/>
         </w:rPr>
-        <w:t xml:space="preserve">Una Profesional (sin permiso de caja) ve en el panel los ingresos de TODO el salón: Gs. 1.153.500. La corrección de la 7.13.1 tapó la barra de caja pero no las cuatro métricas de arriba, que se calculan siempre sin filtrar por rol</w:t>
-      </w:r>
-    </w:p>
-    <w:p>
-      <w:pPr>
-        <w:pStyle w:val="ListParagraph"/>
-        <w:numPr>
-          <w:ilvl w:val="0"/>
-          <w:numId w:val="2"/>
-        </w:numPr>
-        <w:spacing w:after="70" w:line="278"/>
-      </w:pPr>
-      <w:r>
-        <w:rPr>
-          <w:rFonts w:ascii="Calibri" w:cs="Calibri" w:eastAsia="Calibri" w:hAnsi="Calibri"/>
-          <w:b/>
-          <w:bCs/>
-          <w:color w:val="3A3733"/>
-          <w:sz w:val="20"/>
-          <w:szCs w:val="20"/>
-        </w:rPr>
-        <w:t xml:space="preserve">AUD_FIDELIZACION_INALCANZABLE. </w:t>
-      </w:r>
-      <w:r>
-        <w:rPr>
-          <w:rFonts w:ascii="Calibri" w:cs="Calibri" w:eastAsia="Calibri" w:hAnsi="Calibri"/>
-          <w:color w:val="3A3733"/>
-          <w:sz w:val="20"/>
-          <w:szCs w:val="20"/>
-        </w:rPr>
-        <w:t xml:space="preserve">En 60 días la clienta que más puntos juntó llegó a 326 y el canje más barato cuesta 400. El catálogo de canjes está publicado y ninguna clienta puede usarlo: el portal le muestra premios que no puede alcanzar</w:t>
+        <w:t xml:space="preserve">Una Profesional (sin permiso de caja) ve en el panel los ingresos de TODO el salón: Gs. 1.289.500. La corrección de la 7.13.1 tapó la barra de caja pero no las cuatro métricas de arriba, que se calculan siempre sin filtrar por rol</w:t>
       </w:r>
     </w:p>
     <w:p>
@@ -33485,11 +31346,11 @@
           <w:rFonts w:ascii="Calibri" w:cs="Calibri" w:eastAsia="Calibri" w:hAnsi="Calibri"/>
           <w:b/>
           <w:bCs/>
-          <w:color w:val="993535"/>
+          <w:color w:val="2F5D2F"/>
           <w:sz w:val="46"/>
           <w:szCs w:val="46"/>
         </w:rPr>
-        <w:t xml:space="preserve">NO APTO</w:t>
+        <w:t xml:space="preserve">APTO</w:t>
       </w:r>
     </w:p>
     <w:p>
@@ -33531,7 +31392,7 @@
           <w:sz w:val="20"/>
           <w:szCs w:val="20"/>
         </w:rPr>
-        <w:t xml:space="preserve">7.749 peticiones</w:t>
+        <w:t xml:space="preserve">7.127 peticiones</w:t>
       </w:r>
       <w:r>
         <w:rPr>
@@ -33551,7 +31412,7 @@
           <w:sz w:val="20"/>
           <w:szCs w:val="20"/>
         </w:rPr>
-        <w:t xml:space="preserve">353 citas</w:t>
+        <w:t xml:space="preserve">323 citas</w:t>
       </w:r>
       <w:r>
         <w:rPr>
@@ -33571,7 +31432,7 @@
           <w:sz w:val="20"/>
           <w:szCs w:val="20"/>
         </w:rPr>
-        <w:t xml:space="preserve">189 comprobantes</w:t>
+        <w:t xml:space="preserve">170 comprobantes</w:t>
       </w:r>
       <w:r>
         <w:rPr>
@@ -33591,7 +31452,7 @@
           <w:sz w:val="20"/>
           <w:szCs w:val="20"/>
         </w:rPr>
-        <w:t xml:space="preserve">Gs. 26.157.000</w:t>
+        <w:t xml:space="preserve">Gs. 27.897.000</w:t>
       </w:r>
       <w:r>
         <w:rPr>
@@ -33600,7 +31461,7 @@
           <w:sz w:val="20"/>
           <w:szCs w:val="20"/>
         </w:rPr>
-        <w:t xml:space="preserve"> cobrados sin una sola respuesta 5xx salvo 7.</w:t>
+        <w:t xml:space="preserve"> cobrados sin una sola respuesta 5xx.</w:t>
       </w:r>
     </w:p>
     <w:tbl>
@@ -33731,11 +31592,11 @@
                 <w:rFonts w:ascii="Calibri" w:cs="Calibri" w:eastAsia="Calibri" w:hAnsi="Calibri"/>
                 <w:b/>
                 <w:bCs/>
-                <w:color w:val="993535"/>
+                <w:color w:val="2F5D2F"/>
                 <w:sz w:val="18"/>
                 <w:szCs w:val="18"/>
               </w:rPr>
-              <w:t xml:space="preserve">2</w:t>
+              <w:t xml:space="preserve">0</w:t>
             </w:r>
           </w:p>
         </w:tc>
@@ -34242,37 +32103,7 @@
           <w:sz w:val="19"/>
           <w:szCs w:val="19"/>
         </w:rPr>
-        <w:t xml:space="preserve">Una Profesional (sin permiso de caja) ve en el panel los ingresos de TODO el salón: Gs. 1.153.500. La corrección de la 7.13.1 tapó la barra de caja pero no las cuatro métricas de arriba, que se calculan siempre sin filtrar por rol</w:t>
-      </w:r>
-    </w:p>
-    <w:p>
-      <w:pPr>
-        <w:pStyle w:val="ListParagraph"/>
-        <w:numPr>
-          <w:ilvl w:val="0"/>
-          <w:numId w:val="2"/>
-        </w:numPr>
-        <w:spacing w:after="70" w:line="278"/>
-      </w:pPr>
-      <w:r>
-        <w:rPr>
-          <w:rFonts w:ascii="Calibri" w:cs="Calibri" w:eastAsia="Calibri" w:hAnsi="Calibri"/>
-          <w:b/>
-          <w:bCs/>
-          <w:color w:val="3A3733"/>
-          <w:sz w:val="19"/>
-          <w:szCs w:val="19"/>
-        </w:rPr>
-        <w:t xml:space="preserve">AUD_FIDELIZACION_INALCANZABLE. </w:t>
-      </w:r>
-      <w:r>
-        <w:rPr>
-          <w:rFonts w:ascii="Calibri" w:cs="Calibri" w:eastAsia="Calibri" w:hAnsi="Calibri"/>
-          <w:color w:val="3A3733"/>
-          <w:sz w:val="19"/>
-          <w:szCs w:val="19"/>
-        </w:rPr>
-        <w:t xml:space="preserve">En 60 días la clienta que más puntos juntó llegó a 326 y el canje más barato cuesta 400. El catálogo de canjes está publicado y ninguna clienta puede usarlo: el portal le muestra premios que no puede alcanzar</w:t>
+        <w:t xml:space="preserve">Una Profesional (sin permiso de caja) ve en el panel los ingresos de TODO el salón: Gs. 1.289.500. La corrección de la 7.13.1 tapó la barra de caja pero no las cuatro métricas de arriba, que se calculan siempre sin filtrar por rol</w:t>
       </w:r>
     </w:p>
     <w:p>
@@ -35114,7 +32945,7 @@
         <w:sz w:val="15"/>
         <w:szCs w:val="15"/>
       </w:rPr>
-      <w:t xml:space="preserve">SPG 7.36.1 · Informe de Simulación Operativa y QA · </w:t>
+      <w:t xml:space="preserve">SPG 7.36.4 · Informe de Simulación Operativa y QA · </w:t>
     </w:r>
     <w:r>
       <w:rPr>
